--- a/brAhmaNa/TB 3.7-3.12 Sanskrit Corrections.docx
+++ b/brAhmaNa/TB 3.7-3.12 Sanskrit Corrections.docx
@@ -85,18 +85,7 @@
           <w:szCs w:val="32"/>
           <w:u w:val="single"/>
         </w:rPr>
-        <w:t xml:space="preserve">Observed </w:t>
-      </w:r>
-      <w:proofErr w:type="gramStart"/>
-      <w:r>
-        <w:rPr>
-          <w:b/>
-          <w:bCs/>
-          <w:sz w:val="32"/>
-          <w:szCs w:val="32"/>
-          <w:u w:val="single"/>
-        </w:rPr>
-        <w:t xml:space="preserve">till </w:t>
+        <w:t xml:space="preserve">Observed till </w:t>
       </w:r>
       <w:r>
         <w:rPr>
@@ -109,7 +98,6 @@
         </w:rPr>
         <w:t>???</w:t>
       </w:r>
-      <w:proofErr w:type="gramEnd"/>
     </w:p>
     <w:p>
       <w:pPr>
@@ -349,26 +337,16 @@
                 <w:sz w:val="28"/>
                 <w:szCs w:val="28"/>
               </w:rPr>
-              <w:t>Dasini No.</w:t>
-            </w:r>
-            <w:proofErr w:type="gramStart"/>
+              <w:t xml:space="preserve">Dasini No.-  </w:t>
+            </w:r>
             <w:r>
               <w:rPr>
                 <w:b/>
                 <w:sz w:val="28"/>
                 <w:szCs w:val="28"/>
               </w:rPr>
-              <w:t xml:space="preserve">-  </w:t>
-            </w:r>
-            <w:r>
-              <w:rPr>
-                <w:b/>
-                <w:sz w:val="28"/>
-                <w:szCs w:val="28"/>
-              </w:rPr>
               <w:t>72</w:t>
             </w:r>
-            <w:proofErr w:type="gramEnd"/>
           </w:p>
         </w:tc>
         <w:tc>
@@ -593,26 +571,16 @@
                 <w:sz w:val="28"/>
                 <w:szCs w:val="28"/>
               </w:rPr>
-              <w:t>Dasini No.</w:t>
-            </w:r>
-            <w:proofErr w:type="gramStart"/>
+              <w:t xml:space="preserve">Dasini No.-  </w:t>
+            </w:r>
             <w:r>
               <w:rPr>
                 <w:b/>
                 <w:sz w:val="28"/>
                 <w:szCs w:val="28"/>
               </w:rPr>
-              <w:t xml:space="preserve">-  </w:t>
-            </w:r>
-            <w:r>
-              <w:rPr>
-                <w:b/>
-                <w:sz w:val="28"/>
-                <w:szCs w:val="28"/>
-              </w:rPr>
               <w:t>92</w:t>
             </w:r>
-            <w:proofErr w:type="gramEnd"/>
           </w:p>
         </w:tc>
         <w:tc>
@@ -676,7 +644,6 @@
               </w:rPr>
               <w:t xml:space="preserve">¢üÉÍhÉþ uÉiÉïrÉ </w:t>
             </w:r>
-            <w:proofErr w:type="gramStart"/>
             <w:r>
               <w:rPr>
                 <w:rFonts w:ascii="BRH Devanagari Extra" w:hAnsi="BRH Devanagari Extra" w:cs="BRH Devanagari Extra"/>
@@ -687,7 +654,6 @@
               </w:rPr>
               <w:t>( )</w:t>
             </w:r>
-            <w:proofErr w:type="gramEnd"/>
             <w:r>
               <w:rPr>
                 <w:rFonts w:ascii="BRH Devanagari Extra" w:hAnsi="BRH Devanagari Extra" w:cs="BRH Devanagari Extra"/>
@@ -759,7 +725,6 @@
               </w:rPr>
               <w:t xml:space="preserve">¢üÉÍhÉþ uÉiÉïrÉ </w:t>
             </w:r>
-            <w:proofErr w:type="gramStart"/>
             <w:r>
               <w:rPr>
                 <w:rFonts w:ascii="BRH Devanagari Extra" w:hAnsi="BRH Devanagari Extra" w:cs="BRH Devanagari Extra"/>
@@ -770,7 +735,6 @@
               </w:rPr>
               <w:t>( )</w:t>
             </w:r>
-            <w:proofErr w:type="gramEnd"/>
             <w:r>
               <w:rPr>
                 <w:rFonts w:ascii="BRH Devanagari Extra" w:hAnsi="BRH Devanagari Extra" w:cs="BRH Devanagari Extra"/>
@@ -784,7 +748,7 @@
       </w:tr>
       <w:tr>
         <w:trPr>
-          <w:trHeight w:val="810"/>
+          <w:trHeight w:val="915"/>
         </w:trPr>
         <w:tc>
           <w:tcPr>
@@ -805,7 +769,6 @@
                 <w:szCs w:val="28"/>
               </w:rPr>
             </w:pPr>
-            <w:bookmarkStart w:id="0" w:name="_Hlk212883616"/>
             <w:r>
               <w:rPr>
                 <w:b/>
@@ -820,7 +783,7 @@
                 <w:sz w:val="28"/>
                 <w:szCs w:val="28"/>
               </w:rPr>
-              <w:t>8.9.4</w:t>
+              <w:t>8.7.1</w:t>
             </w:r>
           </w:p>
           <w:p>
@@ -855,7 +818,7 @@
                 <w:sz w:val="28"/>
                 <w:szCs w:val="28"/>
               </w:rPr>
-              <w:t>10</w:t>
+              <w:t>1</w:t>
             </w:r>
           </w:p>
           <w:p>
@@ -873,26 +836,16 @@
                 <w:sz w:val="28"/>
                 <w:szCs w:val="28"/>
               </w:rPr>
-              <w:t>Dasini No.</w:t>
-            </w:r>
-            <w:proofErr w:type="gramStart"/>
+              <w:t xml:space="preserve">Dasini No.-  </w:t>
+            </w:r>
             <w:r>
               <w:rPr>
                 <w:b/>
                 <w:sz w:val="28"/>
                 <w:szCs w:val="28"/>
               </w:rPr>
-              <w:t xml:space="preserve">-  </w:t>
-            </w:r>
-            <w:r>
-              <w:rPr>
-                <w:b/>
-                <w:sz w:val="28"/>
-                <w:szCs w:val="28"/>
-              </w:rPr>
-              <w:t>35</w:t>
-            </w:r>
-            <w:proofErr w:type="gramEnd"/>
+              <w:t>25</w:t>
+            </w:r>
           </w:p>
         </w:tc>
         <w:tc>
@@ -907,78 +860,66 @@
           </w:tcPr>
           <w:p>
             <w:pPr>
+              <w:widowControl w:val="0"/>
+              <w:autoSpaceDE w:val="0"/>
+              <w:autoSpaceDN w:val="0"/>
+              <w:adjustRightInd w:val="0"/>
               <w:spacing w:before="0" w:line="240" w:lineRule="auto"/>
               <w:rPr>
                 <w:rFonts w:ascii="BRH Malayalam Extra" w:hAnsi="BRH Malayalam Extra" w:cs="BRH Malayalam Extra"/>
                 <w:sz w:val="40"/>
                 <w:szCs w:val="40"/>
+              </w:rPr>
+            </w:pPr>
+            <w:r>
+              <w:rPr>
+                <w:rFonts w:ascii="BRH Devanagari Extra" w:hAnsi="BRH Devanagari Extra" w:cs="BRH Devanagari Extra"/>
+                <w:sz w:val="40"/>
+                <w:szCs w:val="36"/>
+              </w:rPr>
+              <w:t>mÉëÉå¤ÉÉ</w:t>
+            </w:r>
+            <w:r>
+              <w:rPr>
+                <w:rFonts w:ascii="BRH Malayalam Extra" w:hAnsi="BRH Malayalam Extra" w:cs="BRH Devanagari Extra"/>
+                <w:sz w:val="32"/>
+                <w:szCs w:val="36"/>
+              </w:rPr>
+              <w:t>–</w:t>
+            </w:r>
+            <w:r>
+              <w:rPr>
+                <w:rFonts w:ascii="BRH Devanagari Extra" w:hAnsi="BRH Devanagari Extra" w:cs="BRH Devanagari Extra"/>
+                <w:sz w:val="40"/>
+                <w:szCs w:val="36"/>
+              </w:rPr>
+              <w:t>qÉÏÌiÉþ mÉÑ</w:t>
+            </w:r>
+            <w:r>
+              <w:rPr>
+                <w:rFonts w:ascii="BRH Devanagari Extra" w:hAnsi="BRH Devanagari Extra" w:cs="BRH Devanagari Extra"/>
+                <w:sz w:val="40"/>
+                <w:szCs w:val="36"/>
                 <w:highlight w:val="yellow"/>
-                <w:lang w:val="it-IT"/>
-              </w:rPr>
-            </w:pPr>
-            <w:r>
-              <w:rPr>
-                <w:rFonts w:ascii="BRH Devanagari Extra" w:hAnsi="BRH Devanagari Extra" w:cs="BRH Devanagari Extra"/>
-                <w:sz w:val="40"/>
-                <w:szCs w:val="36"/>
-                <w:highlight w:val="yellow"/>
-                <w:lang w:val="it-IT"/>
-              </w:rPr>
-              <w:t>A</w:t>
-            </w:r>
-            <w:r>
-              <w:rPr>
-                <w:rFonts w:ascii="BRH Malayalam Extra" w:hAnsi="BRH Malayalam Extra" w:cs="BRH Devanagari Extra"/>
-                <w:sz w:val="32"/>
-                <w:szCs w:val="36"/>
-                <w:lang w:val="it-IT"/>
-              </w:rPr>
-              <w:t>–</w:t>
-            </w:r>
-            <w:r>
-              <w:rPr>
-                <w:rFonts w:ascii="BRH Devanagari Extra" w:hAnsi="BRH Devanagari Extra" w:cs="BRH Devanagari Extra"/>
-                <w:sz w:val="40"/>
-                <w:szCs w:val="36"/>
-                <w:lang w:val="it-IT"/>
-              </w:rPr>
-              <w:t>jÉ rÉ E</w:t>
-            </w:r>
-            <w:r>
-              <w:rPr>
-                <w:rFonts w:ascii="BRH Malayalam Extra" w:hAnsi="BRH Malayalam Extra" w:cs="BRH Devanagari Extra"/>
-                <w:sz w:val="32"/>
-                <w:szCs w:val="36"/>
-                <w:lang w:val="it-IT"/>
-              </w:rPr>
-              <w:t>–</w:t>
-            </w:r>
-            <w:r>
-              <w:rPr>
-                <w:rFonts w:ascii="BRH Devanagari Extra" w:hAnsi="BRH Devanagari Extra" w:cs="BRH Devanagari Extra"/>
-                <w:sz w:val="40"/>
-                <w:szCs w:val="36"/>
-                <w:lang w:val="it-IT"/>
-              </w:rPr>
-              <w:t>SØcÉ</w:t>
-            </w:r>
-            <w:r>
-              <w:rPr>
-                <w:rFonts w:ascii="BRH Malayalam Extra" w:hAnsi="BRH Malayalam Extra" w:cs="BRH Devanagari Extra"/>
-                <w:sz w:val="32"/>
-                <w:szCs w:val="36"/>
-                <w:lang w:val="it-IT"/>
-              </w:rPr>
-              <w:t>–</w:t>
-            </w:r>
-            <w:r>
-              <w:rPr>
-                <w:rFonts w:ascii="BRH Devanagari Extra" w:hAnsi="BRH Devanagari Extra" w:cs="BRH Devanagari Extra"/>
-                <w:sz w:val="40"/>
-                <w:szCs w:val="36"/>
-                <w:lang w:val="it-IT"/>
-              </w:rPr>
-              <w:t>Ç</w:t>
+              </w:rPr>
+              <w:t>U</w:t>
+            </w:r>
+            <w:r>
+              <w:rPr>
+                <w:rFonts w:ascii="BRH Malayalam Extra" w:hAnsi="BRH Malayalam Extra" w:cs="BRH Devanagari Extra"/>
+                <w:b/>
+                <w:bCs/>
+                <w:sz w:val="20"/>
+              </w:rPr>
+              <w:t>–</w:t>
+            </w:r>
+            <w:r>
+              <w:rPr>
+                <w:rFonts w:ascii="BRH Devanagari Extra" w:hAnsi="BRH Devanagari Extra" w:cs="BRH Devanagari Extra"/>
+                <w:sz w:val="40"/>
+                <w:szCs w:val="36"/>
+              </w:rPr>
+              <w:t>xiÉÉÿiÉç</w:t>
             </w:r>
           </w:p>
         </w:tc>
@@ -994,93 +935,99 @@
           </w:tcPr>
           <w:p>
             <w:pPr>
+              <w:widowControl w:val="0"/>
+              <w:autoSpaceDE w:val="0"/>
+              <w:autoSpaceDN w:val="0"/>
+              <w:adjustRightInd w:val="0"/>
               <w:spacing w:before="0" w:line="240" w:lineRule="auto"/>
               <w:rPr>
                 <w:rFonts w:ascii="BRH Malayalam Extra" w:hAnsi="BRH Malayalam Extra" w:cs="BRH Malayalam Extra"/>
                 <w:sz w:val="40"/>
                 <w:szCs w:val="40"/>
+              </w:rPr>
+            </w:pPr>
+            <w:r>
+              <w:rPr>
+                <w:rFonts w:ascii="BRH Devanagari Extra" w:hAnsi="BRH Devanagari Extra" w:cs="BRH Devanagari Extra"/>
+                <w:sz w:val="40"/>
+                <w:szCs w:val="36"/>
+              </w:rPr>
+              <w:t>mÉëÉå¤ÉÉ</w:t>
+            </w:r>
+            <w:r>
+              <w:rPr>
+                <w:rFonts w:ascii="BRH Malayalam Extra" w:hAnsi="BRH Malayalam Extra" w:cs="BRH Devanagari Extra"/>
+                <w:sz w:val="32"/>
+                <w:szCs w:val="36"/>
+              </w:rPr>
+              <w:t>–</w:t>
+            </w:r>
+            <w:r>
+              <w:rPr>
+                <w:rFonts w:ascii="BRH Devanagari Extra" w:hAnsi="BRH Devanagari Extra" w:cs="BRH Devanagari Extra"/>
+                <w:sz w:val="40"/>
+                <w:szCs w:val="36"/>
+              </w:rPr>
+              <w:t xml:space="preserve">qÉÏÌiÉþ </w:t>
+            </w:r>
+            <w:r>
+              <w:rPr>
+                <w:rFonts w:ascii="BRH Devanagari Extra" w:hAnsi="BRH Devanagari Extra" w:cs="BRH Devanagari Extra"/>
+                <w:sz w:val="40"/>
+                <w:szCs w:val="36"/>
                 <w:highlight w:val="green"/>
-                <w:lang w:val="it-IT"/>
-              </w:rPr>
-            </w:pPr>
-            <w:r>
-              <w:rPr>
-                <w:rFonts w:ascii="BRH Devanagari Extra" w:hAnsi="BRH Devanagari Extra" w:cs="BRH Devanagari Extra"/>
-                <w:sz w:val="40"/>
-                <w:szCs w:val="36"/>
-                <w:lang w:val="it-IT"/>
-              </w:rPr>
-              <w:t>A</w:t>
-            </w:r>
-            <w:r>
-              <w:rPr>
-                <w:rFonts w:ascii="BRH Devanagari Extra" w:hAnsi="BRH Devanagari Extra" w:cs="BRH Devanagari Extra"/>
-                <w:sz w:val="40"/>
+              </w:rPr>
+              <w:t>mÉ</w:t>
+            </w:r>
+            <w:r>
+              <w:rPr>
+                <w:rFonts w:ascii="BRH Malayalam Extra" w:hAnsi="BRH Malayalam Extra" w:cs="BRH Devanagari Extra"/>
+                <w:sz w:val="32"/>
                 <w:szCs w:val="36"/>
                 <w:highlight w:val="green"/>
-                <w:lang w:val="it-IT"/>
-              </w:rPr>
-              <w:t>jÉ</w:t>
-            </w:r>
-            <w:r>
-              <w:rPr>
-                <w:rFonts w:ascii="BRH Malayalam Extra" w:hAnsi="BRH Malayalam Extra" w:cs="BRH Devanagari Extra"/>
-                <w:sz w:val="32"/>
-                <w:szCs w:val="36"/>
+              </w:rPr>
+              <w:t>–</w:t>
+            </w:r>
+            <w:r>
+              <w:rPr>
+                <w:rFonts w:ascii="BRH Malayalam Extra" w:hAnsi="BRH Malayalam Extra" w:cs="BRH Devanagari Extra"/>
+                <w:b/>
+                <w:bCs/>
+                <w:sz w:val="20"/>
                 <w:highlight w:val="green"/>
-                <w:lang w:val="it-IT"/>
-              </w:rPr>
-              <w:t>–</w:t>
-            </w:r>
-            <w:r>
-              <w:rPr>
-                <w:rFonts w:ascii="BRH Devanagari Extra" w:hAnsi="BRH Devanagari Extra" w:cs="BRH Devanagari Extra"/>
-                <w:sz w:val="40"/>
-                <w:szCs w:val="36"/>
-                <w:lang w:val="it-IT"/>
-              </w:rPr>
-              <w:t xml:space="preserve"> rÉ E</w:t>
-            </w:r>
-            <w:r>
-              <w:rPr>
-                <w:rFonts w:ascii="BRH Malayalam Extra" w:hAnsi="BRH Malayalam Extra" w:cs="BRH Devanagari Extra"/>
-                <w:sz w:val="32"/>
-                <w:szCs w:val="36"/>
-                <w:lang w:val="it-IT"/>
-              </w:rPr>
-              <w:t>–</w:t>
-            </w:r>
-            <w:r>
-              <w:rPr>
-                <w:rFonts w:ascii="BRH Devanagari Extra" w:hAnsi="BRH Devanagari Extra" w:cs="BRH Devanagari Extra"/>
-                <w:sz w:val="40"/>
-                <w:szCs w:val="36"/>
-                <w:lang w:val="it-IT"/>
-              </w:rPr>
-              <w:t>SØcÉ</w:t>
-            </w:r>
-            <w:r>
-              <w:rPr>
-                <w:rFonts w:ascii="BRH Malayalam Extra" w:hAnsi="BRH Malayalam Extra" w:cs="BRH Devanagari Extra"/>
-                <w:sz w:val="32"/>
-                <w:szCs w:val="36"/>
-                <w:lang w:val="it-IT"/>
-              </w:rPr>
-              <w:t>–</w:t>
-            </w:r>
-            <w:r>
-              <w:rPr>
-                <w:rFonts w:ascii="BRH Devanagari Extra" w:hAnsi="BRH Devanagari Extra" w:cs="BRH Devanagari Extra"/>
-                <w:sz w:val="40"/>
-                <w:szCs w:val="36"/>
-                <w:lang w:val="it-IT"/>
-              </w:rPr>
-              <w:t>Ç</w:t>
+              </w:rPr>
+              <w:t>–</w:t>
+            </w:r>
+            <w:r>
+              <w:rPr>
+                <w:rFonts w:ascii="BRH Devanagari Extra" w:hAnsi="BRH Devanagari Extra" w:cs="BRH Devanagari Extra"/>
+                <w:sz w:val="40"/>
+                <w:szCs w:val="36"/>
+                <w:highlight w:val="green"/>
+              </w:rPr>
+              <w:t>Ñ</w:t>
+            </w:r>
+            <w:r>
+              <w:rPr>
+                <w:rFonts w:ascii="BRH Malayalam Extra" w:hAnsi="BRH Malayalam Extra" w:cs="BRH Devanagari Extra"/>
+                <w:b/>
+                <w:bCs/>
+                <w:sz w:val="20"/>
+                <w:highlight w:val="green"/>
+              </w:rPr>
+              <w:t>–</w:t>
+            </w:r>
+            <w:r>
+              <w:rPr>
+                <w:rFonts w:ascii="BRH Devanagari Extra" w:hAnsi="BRH Devanagari Extra" w:cs="BRH Devanagari Extra"/>
+                <w:sz w:val="40"/>
+                <w:szCs w:val="36"/>
+              </w:rPr>
+              <w:t>UxiÉÉÿiÉç</w:t>
             </w:r>
           </w:p>
         </w:tc>
       </w:tr>
-      <w:bookmarkEnd w:id="0"/>
       <w:tr>
         <w:trPr>
           <w:trHeight w:val="810"/>
@@ -1104,6 +1051,7 @@
                 <w:szCs w:val="28"/>
               </w:rPr>
             </w:pPr>
+            <w:bookmarkStart w:id="0" w:name="_Hlk212883616"/>
             <w:r>
               <w:rPr>
                 <w:b/>
@@ -1118,7 +1066,7 @@
                 <w:sz w:val="28"/>
                 <w:szCs w:val="28"/>
               </w:rPr>
-              <w:t>8.11.1</w:t>
+              <w:t>8.9.4</w:t>
             </w:r>
           </w:p>
           <w:p>
@@ -1153,7 +1101,7 @@
                 <w:sz w:val="28"/>
                 <w:szCs w:val="28"/>
               </w:rPr>
-              <w:t>1</w:t>
+              <w:t>10</w:t>
             </w:r>
           </w:p>
           <w:p>
@@ -1171,26 +1119,16 @@
                 <w:sz w:val="28"/>
                 <w:szCs w:val="28"/>
               </w:rPr>
-              <w:t>Dasini No.</w:t>
-            </w:r>
-            <w:proofErr w:type="gramStart"/>
+              <w:t xml:space="preserve">Dasini No.-  </w:t>
+            </w:r>
             <w:r>
               <w:rPr>
                 <w:b/>
                 <w:sz w:val="28"/>
                 <w:szCs w:val="28"/>
               </w:rPr>
-              <w:t xml:space="preserve">-  </w:t>
-            </w:r>
-            <w:r>
-              <w:rPr>
-                <w:b/>
-                <w:sz w:val="28"/>
-                <w:szCs w:val="28"/>
-              </w:rPr>
-              <w:t>42</w:t>
-            </w:r>
-            <w:proofErr w:type="gramEnd"/>
+              <w:t>35</w:t>
+            </w:r>
           </w:p>
         </w:tc>
         <w:tc>
@@ -1210,40 +1148,73 @@
                 <w:rFonts w:ascii="BRH Malayalam Extra" w:hAnsi="BRH Malayalam Extra" w:cs="BRH Malayalam Extra"/>
                 <w:sz w:val="40"/>
                 <w:szCs w:val="40"/>
-              </w:rPr>
-            </w:pPr>
-            <w:r>
-              <w:rPr>
-                <w:rFonts w:ascii="BRH Devanagari Extra" w:hAnsi="BRH Devanagari Extra" w:cs="BRH Devanagari Extra"/>
-                <w:sz w:val="40"/>
-                <w:szCs w:val="36"/>
                 <w:highlight w:val="yellow"/>
-              </w:rPr>
-              <w:t>mÉë</w:t>
-            </w:r>
-            <w:r>
-              <w:rPr>
-                <w:rFonts w:ascii="BRH Devanagari Extra" w:hAnsi="BRH Devanagari Extra" w:cs="BRH Devanagari Extra"/>
-                <w:sz w:val="40"/>
-                <w:szCs w:val="36"/>
-              </w:rPr>
-              <w:t>eÉÉmÉþÌiÉ-UµÉqÉå</w:t>
-            </w:r>
-            <w:r>
-              <w:rPr>
-                <w:rFonts w:ascii="BRH Malayalam Extra" w:hAnsi="BRH Malayalam Extra" w:cs="BRH Devanagari Extra"/>
-                <w:sz w:val="32"/>
-                <w:szCs w:val="36"/>
-              </w:rPr>
-              <w:t>–</w:t>
-            </w:r>
-            <w:r>
-              <w:rPr>
-                <w:rFonts w:ascii="BRH Devanagari Extra" w:hAnsi="BRH Devanagari Extra" w:cs="BRH Devanagari Extra"/>
-                <w:sz w:val="40"/>
-                <w:szCs w:val="36"/>
-              </w:rPr>
-              <w:t>kÉ-</w:t>
+                <w:lang w:val="it-IT"/>
+              </w:rPr>
+            </w:pPr>
+            <w:r>
+              <w:rPr>
+                <w:rFonts w:ascii="BRH Devanagari Extra" w:hAnsi="BRH Devanagari Extra" w:cs="BRH Devanagari Extra"/>
+                <w:sz w:val="40"/>
+                <w:szCs w:val="36"/>
+                <w:highlight w:val="yellow"/>
+                <w:lang w:val="it-IT"/>
+              </w:rPr>
+              <w:t>A</w:t>
+            </w:r>
+            <w:r>
+              <w:rPr>
+                <w:rFonts w:ascii="BRH Malayalam Extra" w:hAnsi="BRH Malayalam Extra" w:cs="BRH Devanagari Extra"/>
+                <w:sz w:val="32"/>
+                <w:szCs w:val="36"/>
+                <w:lang w:val="it-IT"/>
+              </w:rPr>
+              <w:t>–</w:t>
+            </w:r>
+            <w:r>
+              <w:rPr>
+                <w:rFonts w:ascii="BRH Devanagari Extra" w:hAnsi="BRH Devanagari Extra" w:cs="BRH Devanagari Extra"/>
+                <w:sz w:val="40"/>
+                <w:szCs w:val="36"/>
+                <w:lang w:val="it-IT"/>
+              </w:rPr>
+              <w:t>jÉ rÉ E</w:t>
+            </w:r>
+            <w:r>
+              <w:rPr>
+                <w:rFonts w:ascii="BRH Malayalam Extra" w:hAnsi="BRH Malayalam Extra" w:cs="BRH Devanagari Extra"/>
+                <w:sz w:val="32"/>
+                <w:szCs w:val="36"/>
+                <w:lang w:val="it-IT"/>
+              </w:rPr>
+              <w:t>–</w:t>
+            </w:r>
+            <w:r>
+              <w:rPr>
+                <w:rFonts w:ascii="BRH Devanagari Extra" w:hAnsi="BRH Devanagari Extra" w:cs="BRH Devanagari Extra"/>
+                <w:sz w:val="40"/>
+                <w:szCs w:val="36"/>
+                <w:lang w:val="it-IT"/>
+              </w:rPr>
+              <w:t>SØcÉ</w:t>
+            </w:r>
+            <w:r>
+              <w:rPr>
+                <w:rFonts w:ascii="BRH Malayalam Extra" w:hAnsi="BRH Malayalam Extra" w:cs="BRH Devanagari Extra"/>
+                <w:sz w:val="32"/>
+                <w:szCs w:val="36"/>
+                <w:lang w:val="it-IT"/>
+              </w:rPr>
+              <w:t>–</w:t>
+            </w:r>
+            <w:r>
+              <w:rPr>
+                <w:rFonts w:ascii="BRH Devanagari Extra" w:hAnsi="BRH Devanagari Extra" w:cs="BRH Devanagari Extra"/>
+                <w:sz w:val="40"/>
+                <w:szCs w:val="36"/>
+                <w:lang w:val="it-IT"/>
+              </w:rPr>
+              <w:t>Ç</w:t>
             </w:r>
           </w:p>
         </w:tc>
@@ -1264,54 +1235,92 @@
                 <w:rFonts w:ascii="BRH Malayalam Extra" w:hAnsi="BRH Malayalam Extra" w:cs="BRH Malayalam Extra"/>
                 <w:sz w:val="40"/>
                 <w:szCs w:val="40"/>
-              </w:rPr>
-            </w:pPr>
-            <w:r>
-              <w:rPr>
-                <w:rFonts w:ascii="BRH Devanagari Extra" w:hAnsi="BRH Devanagari Extra" w:cs="BRH Devanagari Extra"/>
-                <w:sz w:val="40"/>
-                <w:szCs w:val="36"/>
                 <w:highlight w:val="green"/>
-              </w:rPr>
-              <w:t>mÉ</w:t>
-            </w:r>
-            <w:r>
-              <w:rPr>
-                <w:rFonts w:ascii="BRH Malayalam Extra" w:hAnsi="BRH Malayalam Extra" w:cs="BRH Devanagari Extra"/>
-                <w:sz w:val="32"/>
+                <w:lang w:val="it-IT"/>
+              </w:rPr>
+            </w:pPr>
+            <w:r>
+              <w:rPr>
+                <w:rFonts w:ascii="BRH Devanagari Extra" w:hAnsi="BRH Devanagari Extra" w:cs="BRH Devanagari Extra"/>
+                <w:sz w:val="40"/>
+                <w:szCs w:val="36"/>
+                <w:lang w:val="it-IT"/>
+              </w:rPr>
+              <w:t>A</w:t>
+            </w:r>
+            <w:r>
+              <w:rPr>
+                <w:rFonts w:ascii="BRH Devanagari Extra" w:hAnsi="BRH Devanagari Extra" w:cs="BRH Devanagari Extra"/>
+                <w:sz w:val="40"/>
                 <w:szCs w:val="36"/>
                 <w:highlight w:val="green"/>
-              </w:rPr>
-              <w:t>–</w:t>
-            </w:r>
-            <w:r>
-              <w:rPr>
-                <w:rFonts w:ascii="BRH Devanagari Extra" w:hAnsi="BRH Devanagari Extra" w:cs="BRH Devanagari Extra"/>
-                <w:sz w:val="40"/>
-                <w:szCs w:val="36"/>
-              </w:rPr>
-              <w:t>ëeÉÉmÉþÌiÉ-UµÉqÉå</w:t>
-            </w:r>
-            <w:r>
-              <w:rPr>
-                <w:rFonts w:ascii="BRH Malayalam Extra" w:hAnsi="BRH Malayalam Extra" w:cs="BRH Devanagari Extra"/>
-                <w:sz w:val="32"/>
-                <w:szCs w:val="36"/>
-              </w:rPr>
-              <w:t>–</w:t>
-            </w:r>
-            <w:r>
-              <w:rPr>
-                <w:rFonts w:ascii="BRH Devanagari Extra" w:hAnsi="BRH Devanagari Extra" w:cs="BRH Devanagari Extra"/>
-                <w:sz w:val="40"/>
-                <w:szCs w:val="36"/>
-              </w:rPr>
-              <w:t>kÉ-</w:t>
+                <w:lang w:val="it-IT"/>
+              </w:rPr>
+              <w:t>jÉ</w:t>
+            </w:r>
+            <w:r>
+              <w:rPr>
+                <w:rFonts w:ascii="BRH Malayalam Extra" w:hAnsi="BRH Malayalam Extra" w:cs="BRH Devanagari Extra"/>
+                <w:sz w:val="32"/>
+                <w:szCs w:val="36"/>
+                <w:highlight w:val="green"/>
+                <w:lang w:val="it-IT"/>
+              </w:rPr>
+              <w:t>–</w:t>
+            </w:r>
+            <w:r>
+              <w:rPr>
+                <w:rFonts w:ascii="BRH Devanagari Extra" w:hAnsi="BRH Devanagari Extra" w:cs="BRH Devanagari Extra"/>
+                <w:sz w:val="40"/>
+                <w:szCs w:val="36"/>
+                <w:lang w:val="it-IT"/>
+              </w:rPr>
+              <w:t xml:space="preserve"> rÉ E</w:t>
+            </w:r>
+            <w:r>
+              <w:rPr>
+                <w:rFonts w:ascii="BRH Malayalam Extra" w:hAnsi="BRH Malayalam Extra" w:cs="BRH Devanagari Extra"/>
+                <w:sz w:val="32"/>
+                <w:szCs w:val="36"/>
+                <w:lang w:val="it-IT"/>
+              </w:rPr>
+              <w:t>–</w:t>
+            </w:r>
+            <w:r>
+              <w:rPr>
+                <w:rFonts w:ascii="BRH Devanagari Extra" w:hAnsi="BRH Devanagari Extra" w:cs="BRH Devanagari Extra"/>
+                <w:sz w:val="40"/>
+                <w:szCs w:val="36"/>
+                <w:lang w:val="it-IT"/>
+              </w:rPr>
+              <w:t>SØcÉ</w:t>
+            </w:r>
+            <w:r>
+              <w:rPr>
+                <w:rFonts w:ascii="BRH Malayalam Extra" w:hAnsi="BRH Malayalam Extra" w:cs="BRH Devanagari Extra"/>
+                <w:sz w:val="32"/>
+                <w:szCs w:val="36"/>
+                <w:lang w:val="it-IT"/>
+              </w:rPr>
+              <w:t>–</w:t>
+            </w:r>
+            <w:r>
+              <w:rPr>
+                <w:rFonts w:ascii="BRH Devanagari Extra" w:hAnsi="BRH Devanagari Extra" w:cs="BRH Devanagari Extra"/>
+                <w:sz w:val="40"/>
+                <w:szCs w:val="36"/>
+                <w:lang w:val="it-IT"/>
+              </w:rPr>
+              <w:t>Ç</w:t>
             </w:r>
           </w:p>
         </w:tc>
       </w:tr>
+      <w:bookmarkEnd w:id="0"/>
       <w:tr>
+        <w:trPr>
+          <w:trHeight w:val="810"/>
+        </w:trPr>
         <w:tc>
           <w:tcPr>
             <w:tcW w:w="3686" w:type="dxa"/>
@@ -1380,6 +1389,223 @@
                 <w:sz w:val="28"/>
                 <w:szCs w:val="28"/>
               </w:rPr>
+              <w:t>1</w:t>
+            </w:r>
+          </w:p>
+          <w:p>
+            <w:pPr>
+              <w:spacing w:before="0" w:line="240" w:lineRule="auto"/>
+              <w:rPr>
+                <w:b/>
+                <w:sz w:val="28"/>
+                <w:szCs w:val="28"/>
+              </w:rPr>
+            </w:pPr>
+            <w:r>
+              <w:rPr>
+                <w:b/>
+                <w:sz w:val="28"/>
+                <w:szCs w:val="28"/>
+              </w:rPr>
+              <w:t xml:space="preserve">Dasini No.-  </w:t>
+            </w:r>
+            <w:r>
+              <w:rPr>
+                <w:b/>
+                <w:sz w:val="28"/>
+                <w:szCs w:val="28"/>
+              </w:rPr>
+              <w:t>42</w:t>
+            </w:r>
+          </w:p>
+        </w:tc>
+        <w:tc>
+          <w:tcPr>
+            <w:tcW w:w="5103" w:type="dxa"/>
+            <w:tcBorders>
+              <w:top w:val="single" w:sz="4" w:space="0" w:color="000000"/>
+              <w:left w:val="single" w:sz="4" w:space="0" w:color="000000"/>
+              <w:bottom w:val="single" w:sz="4" w:space="0" w:color="000000"/>
+              <w:right w:val="single" w:sz="4" w:space="0" w:color="000000"/>
+            </w:tcBorders>
+          </w:tcPr>
+          <w:p>
+            <w:pPr>
+              <w:spacing w:before="0" w:line="240" w:lineRule="auto"/>
+              <w:rPr>
+                <w:rFonts w:ascii="BRH Malayalam Extra" w:hAnsi="BRH Malayalam Extra" w:cs="BRH Malayalam Extra"/>
+                <w:sz w:val="40"/>
+                <w:szCs w:val="40"/>
+              </w:rPr>
+            </w:pPr>
+            <w:r>
+              <w:rPr>
+                <w:rFonts w:ascii="BRH Devanagari Extra" w:hAnsi="BRH Devanagari Extra" w:cs="BRH Devanagari Extra"/>
+                <w:sz w:val="40"/>
+                <w:szCs w:val="36"/>
+                <w:highlight w:val="yellow"/>
+              </w:rPr>
+              <w:t>mÉë</w:t>
+            </w:r>
+            <w:r>
+              <w:rPr>
+                <w:rFonts w:ascii="BRH Devanagari Extra" w:hAnsi="BRH Devanagari Extra" w:cs="BRH Devanagari Extra"/>
+                <w:sz w:val="40"/>
+                <w:szCs w:val="36"/>
+              </w:rPr>
+              <w:t>eÉÉmÉþÌiÉ-UµÉqÉå</w:t>
+            </w:r>
+            <w:r>
+              <w:rPr>
+                <w:rFonts w:ascii="BRH Malayalam Extra" w:hAnsi="BRH Malayalam Extra" w:cs="BRH Devanagari Extra"/>
+                <w:sz w:val="32"/>
+                <w:szCs w:val="36"/>
+              </w:rPr>
+              <w:t>–</w:t>
+            </w:r>
+            <w:r>
+              <w:rPr>
+                <w:rFonts w:ascii="BRH Devanagari Extra" w:hAnsi="BRH Devanagari Extra" w:cs="BRH Devanagari Extra"/>
+                <w:sz w:val="40"/>
+                <w:szCs w:val="36"/>
+              </w:rPr>
+              <w:t>kÉ-</w:t>
+            </w:r>
+          </w:p>
+        </w:tc>
+        <w:tc>
+          <w:tcPr>
+            <w:tcW w:w="4820" w:type="dxa"/>
+            <w:tcBorders>
+              <w:top w:val="single" w:sz="4" w:space="0" w:color="000000"/>
+              <w:left w:val="single" w:sz="4" w:space="0" w:color="000000"/>
+              <w:bottom w:val="single" w:sz="4" w:space="0" w:color="000000"/>
+              <w:right w:val="single" w:sz="4" w:space="0" w:color="000000"/>
+            </w:tcBorders>
+          </w:tcPr>
+          <w:p>
+            <w:pPr>
+              <w:spacing w:before="0" w:line="240" w:lineRule="auto"/>
+              <w:rPr>
+                <w:rFonts w:ascii="BRH Malayalam Extra" w:hAnsi="BRH Malayalam Extra" w:cs="BRH Malayalam Extra"/>
+                <w:sz w:val="40"/>
+                <w:szCs w:val="40"/>
+              </w:rPr>
+            </w:pPr>
+            <w:r>
+              <w:rPr>
+                <w:rFonts w:ascii="BRH Devanagari Extra" w:hAnsi="BRH Devanagari Extra" w:cs="BRH Devanagari Extra"/>
+                <w:sz w:val="40"/>
+                <w:szCs w:val="36"/>
+                <w:highlight w:val="green"/>
+              </w:rPr>
+              <w:t>mÉ</w:t>
+            </w:r>
+            <w:r>
+              <w:rPr>
+                <w:rFonts w:ascii="BRH Malayalam Extra" w:hAnsi="BRH Malayalam Extra" w:cs="BRH Devanagari Extra"/>
+                <w:sz w:val="32"/>
+                <w:szCs w:val="36"/>
+                <w:highlight w:val="green"/>
+              </w:rPr>
+              <w:t>–</w:t>
+            </w:r>
+            <w:r>
+              <w:rPr>
+                <w:rFonts w:ascii="BRH Devanagari Extra" w:hAnsi="BRH Devanagari Extra" w:cs="BRH Devanagari Extra"/>
+                <w:sz w:val="40"/>
+                <w:szCs w:val="36"/>
+              </w:rPr>
+              <w:t>ëeÉÉmÉþÌiÉ-UµÉqÉå</w:t>
+            </w:r>
+            <w:r>
+              <w:rPr>
+                <w:rFonts w:ascii="BRH Malayalam Extra" w:hAnsi="BRH Malayalam Extra" w:cs="BRH Devanagari Extra"/>
+                <w:sz w:val="32"/>
+                <w:szCs w:val="36"/>
+              </w:rPr>
+              <w:t>–</w:t>
+            </w:r>
+            <w:r>
+              <w:rPr>
+                <w:rFonts w:ascii="BRH Devanagari Extra" w:hAnsi="BRH Devanagari Extra" w:cs="BRH Devanagari Extra"/>
+                <w:sz w:val="40"/>
+                <w:szCs w:val="36"/>
+              </w:rPr>
+              <w:t>kÉ-</w:t>
+            </w:r>
+          </w:p>
+        </w:tc>
+      </w:tr>
+      <w:tr>
+        <w:tc>
+          <w:tcPr>
+            <w:tcW w:w="3686" w:type="dxa"/>
+            <w:tcBorders>
+              <w:top w:val="single" w:sz="4" w:space="0" w:color="000000"/>
+              <w:left w:val="single" w:sz="4" w:space="0" w:color="000000"/>
+              <w:bottom w:val="single" w:sz="4" w:space="0" w:color="000000"/>
+              <w:right w:val="single" w:sz="4" w:space="0" w:color="000000"/>
+            </w:tcBorders>
+          </w:tcPr>
+          <w:p>
+            <w:pPr>
+              <w:spacing w:before="0" w:line="240" w:lineRule="auto"/>
+              <w:rPr>
+                <w:b/>
+                <w:sz w:val="28"/>
+                <w:szCs w:val="28"/>
+              </w:rPr>
+            </w:pPr>
+            <w:r>
+              <w:rPr>
+                <w:b/>
+                <w:sz w:val="28"/>
+                <w:szCs w:val="28"/>
+              </w:rPr>
+              <w:t>T.B.3.</w:t>
+            </w:r>
+            <w:r>
+              <w:rPr>
+                <w:b/>
+                <w:sz w:val="28"/>
+                <w:szCs w:val="28"/>
+              </w:rPr>
+              <w:t>8.11.1</w:t>
+            </w:r>
+          </w:p>
+          <w:p>
+            <w:pPr>
+              <w:spacing w:before="0" w:line="240" w:lineRule="auto"/>
+              <w:jc w:val="both"/>
+              <w:rPr>
+                <w:b/>
+                <w:sz w:val="28"/>
+                <w:szCs w:val="28"/>
+              </w:rPr>
+            </w:pPr>
+            <w:r>
+              <w:rPr>
+                <w:b/>
+                <w:sz w:val="28"/>
+                <w:szCs w:val="28"/>
+              </w:rPr>
+              <w:t>Statement No.</w:t>
+            </w:r>
+            <w:r>
+              <w:rPr>
+                <w:b/>
+                <w:sz w:val="28"/>
+                <w:szCs w:val="28"/>
+              </w:rPr>
+              <w:t xml:space="preserve"> – </w:t>
+            </w:r>
+            <w:r>
+              <w:rPr>
+                <w:b/>
+                <w:sz w:val="28"/>
+                <w:szCs w:val="28"/>
+              </w:rPr>
               <w:t>6</w:t>
             </w:r>
           </w:p>
@@ -1398,26 +1624,16 @@
                 <w:sz w:val="28"/>
                 <w:szCs w:val="28"/>
               </w:rPr>
-              <w:t>Dasini No.</w:t>
-            </w:r>
-            <w:proofErr w:type="gramStart"/>
+              <w:t xml:space="preserve">Dasini No.-  </w:t>
+            </w:r>
             <w:r>
               <w:rPr>
                 <w:b/>
                 <w:sz w:val="28"/>
                 <w:szCs w:val="28"/>
               </w:rPr>
-              <w:t xml:space="preserve">-  </w:t>
-            </w:r>
-            <w:r>
-              <w:rPr>
-                <w:b/>
-                <w:sz w:val="28"/>
-                <w:szCs w:val="28"/>
-              </w:rPr>
               <w:t>42</w:t>
             </w:r>
-            <w:proofErr w:type="gramEnd"/>
           </w:p>
         </w:tc>
         <w:tc>
@@ -1653,6 +1869,7 @@
           <w:szCs w:val="32"/>
           <w:u w:val="single"/>
         </w:rPr>
+        <w:lastRenderedPageBreak/>
         <w:t xml:space="preserve">Sanskrit </w:t>
       </w:r>
       <w:r>
@@ -1759,7 +1976,6 @@
                 <w:sz w:val="32"/>
                 <w:szCs w:val="32"/>
               </w:rPr>
-              <w:lastRenderedPageBreak/>
               <w:t>Section, Paragraph</w:t>
             </w:r>
           </w:p>
@@ -1931,26 +2147,16 @@
                 <w:sz w:val="28"/>
                 <w:szCs w:val="28"/>
               </w:rPr>
-              <w:t>Dasini No.</w:t>
-            </w:r>
-            <w:proofErr w:type="gramStart"/>
+              <w:t xml:space="preserve">Dasini No.-  </w:t>
+            </w:r>
             <w:r>
               <w:rPr>
                 <w:b/>
                 <w:sz w:val="28"/>
                 <w:szCs w:val="28"/>
               </w:rPr>
-              <w:t xml:space="preserve">-  </w:t>
-            </w:r>
-            <w:r>
-              <w:rPr>
-                <w:b/>
-                <w:sz w:val="28"/>
-                <w:szCs w:val="28"/>
-              </w:rPr>
               <w:t>7</w:t>
             </w:r>
-            <w:proofErr w:type="gramEnd"/>
           </w:p>
         </w:tc>
         <w:tc>
@@ -2201,26 +2407,16 @@
                 <w:sz w:val="28"/>
                 <w:szCs w:val="28"/>
               </w:rPr>
-              <w:t>Dasini No.</w:t>
-            </w:r>
-            <w:proofErr w:type="gramStart"/>
+              <w:t xml:space="preserve">Dasini No.-  </w:t>
+            </w:r>
             <w:r>
               <w:rPr>
                 <w:b/>
                 <w:sz w:val="28"/>
                 <w:szCs w:val="28"/>
               </w:rPr>
-              <w:t xml:space="preserve">-  </w:t>
-            </w:r>
-            <w:r>
-              <w:rPr>
-                <w:b/>
-                <w:sz w:val="28"/>
-                <w:szCs w:val="28"/>
-              </w:rPr>
               <w:t>73</w:t>
             </w:r>
-            <w:proofErr w:type="gramEnd"/>
           </w:p>
         </w:tc>
         <w:tc>
@@ -2446,26 +2642,16 @@
                 <w:sz w:val="28"/>
                 <w:szCs w:val="28"/>
               </w:rPr>
-              <w:t>Dasini No.</w:t>
-            </w:r>
-            <w:proofErr w:type="gramStart"/>
+              <w:t xml:space="preserve">Dasini No.-  </w:t>
+            </w:r>
             <w:r>
               <w:rPr>
                 <w:b/>
                 <w:sz w:val="28"/>
                 <w:szCs w:val="28"/>
               </w:rPr>
-              <w:t xml:space="preserve">-  </w:t>
-            </w:r>
-            <w:r>
-              <w:rPr>
-                <w:b/>
-                <w:sz w:val="28"/>
-                <w:szCs w:val="28"/>
-              </w:rPr>
               <w:t>27</w:t>
             </w:r>
-            <w:proofErr w:type="gramEnd"/>
           </w:p>
         </w:tc>
         <w:tc>
@@ -2731,26 +2917,16 @@
                 <w:sz w:val="28"/>
                 <w:szCs w:val="28"/>
               </w:rPr>
-              <w:t>Dasini No.</w:t>
-            </w:r>
-            <w:proofErr w:type="gramStart"/>
+              <w:t xml:space="preserve">Dasini No.-  </w:t>
+            </w:r>
             <w:r>
               <w:rPr>
                 <w:b/>
                 <w:sz w:val="28"/>
                 <w:szCs w:val="28"/>
               </w:rPr>
-              <w:t xml:space="preserve">-  </w:t>
-            </w:r>
-            <w:r>
-              <w:rPr>
-                <w:b/>
-                <w:sz w:val="28"/>
-                <w:szCs w:val="28"/>
-              </w:rPr>
               <w:t>6</w:t>
             </w:r>
-            <w:proofErr w:type="gramEnd"/>
           </w:p>
         </w:tc>
         <w:tc>
@@ -2984,26 +3160,16 @@
                 <w:sz w:val="28"/>
                 <w:szCs w:val="28"/>
               </w:rPr>
-              <w:t>Dasini No.</w:t>
-            </w:r>
-            <w:proofErr w:type="gramStart"/>
+              <w:t xml:space="preserve">Dasini No.-  </w:t>
+            </w:r>
             <w:r>
               <w:rPr>
                 <w:b/>
                 <w:sz w:val="28"/>
                 <w:szCs w:val="28"/>
               </w:rPr>
-              <w:t xml:space="preserve">-  </w:t>
-            </w:r>
-            <w:r>
-              <w:rPr>
-                <w:b/>
-                <w:sz w:val="28"/>
-                <w:szCs w:val="28"/>
-              </w:rPr>
               <w:t>27</w:t>
             </w:r>
-            <w:proofErr w:type="gramEnd"/>
           </w:p>
         </w:tc>
         <w:tc>
@@ -3679,6 +3845,7 @@
           <w:szCs w:val="32"/>
           <w:u w:val="single"/>
         </w:rPr>
+        <w:lastRenderedPageBreak/>
         <w:t xml:space="preserve">TaittirIya BrAhmaNam - TB 3.7 to 3.12   </w:t>
       </w:r>
     </w:p>
@@ -3759,7 +3926,6 @@
           <w:b/>
           <w:bCs/>
         </w:rPr>
-        <w:lastRenderedPageBreak/>
         <w:t xml:space="preserve"> (ignore those which are already incorporated in your book’s version and date). </w:t>
       </w:r>
       <w:r>
@@ -3976,18 +4142,8 @@
                 <w:sz w:val="28"/>
                 <w:szCs w:val="28"/>
               </w:rPr>
-              <w:t>Dasini No.</w:t>
-            </w:r>
-            <w:proofErr w:type="gramStart"/>
-            <w:r>
-              <w:rPr>
-                <w:b/>
-                <w:sz w:val="28"/>
-                <w:szCs w:val="28"/>
-              </w:rPr>
-              <w:t>-  25</w:t>
-            </w:r>
-            <w:proofErr w:type="gramEnd"/>
+              <w:t>Dasini No.-  25</w:t>
+            </w:r>
           </w:p>
         </w:tc>
         <w:tc>
@@ -4197,26 +4353,16 @@
                 <w:sz w:val="28"/>
                 <w:szCs w:val="28"/>
               </w:rPr>
-              <w:t>Dasini No.</w:t>
-            </w:r>
-            <w:proofErr w:type="gramStart"/>
+              <w:t xml:space="preserve">Dasini No.-  </w:t>
+            </w:r>
             <w:r>
               <w:rPr>
                 <w:b/>
                 <w:sz w:val="28"/>
                 <w:szCs w:val="28"/>
               </w:rPr>
-              <w:t xml:space="preserve">-  </w:t>
-            </w:r>
-            <w:r>
-              <w:rPr>
-                <w:b/>
-                <w:sz w:val="28"/>
-                <w:szCs w:val="28"/>
-              </w:rPr>
               <w:t>97</w:t>
             </w:r>
-            <w:proofErr w:type="gramEnd"/>
           </w:p>
         </w:tc>
         <w:tc>
@@ -4428,18 +4574,8 @@
                 <w:sz w:val="28"/>
                 <w:szCs w:val="28"/>
               </w:rPr>
-              <w:t>Dasini No.</w:t>
-            </w:r>
-            <w:proofErr w:type="gramStart"/>
-            <w:r>
-              <w:rPr>
-                <w:b/>
-                <w:sz w:val="28"/>
-                <w:szCs w:val="28"/>
-              </w:rPr>
-              <w:t>-  110</w:t>
-            </w:r>
-            <w:proofErr w:type="gramEnd"/>
+              <w:t>Dasini No.-  110</w:t>
+            </w:r>
           </w:p>
         </w:tc>
         <w:tc>
@@ -4625,18 +4761,8 @@
                 <w:sz w:val="28"/>
                 <w:szCs w:val="28"/>
               </w:rPr>
-              <w:t>Dasini No.</w:t>
-            </w:r>
-            <w:proofErr w:type="gramStart"/>
-            <w:r>
-              <w:rPr>
-                <w:b/>
-                <w:sz w:val="28"/>
-                <w:szCs w:val="28"/>
-              </w:rPr>
-              <w:t>-  115</w:t>
-            </w:r>
-            <w:proofErr w:type="gramEnd"/>
+              <w:t>Dasini No.-  115</w:t>
+            </w:r>
           </w:p>
         </w:tc>
         <w:tc>
@@ -4958,26 +5084,16 @@
                 <w:sz w:val="28"/>
                 <w:szCs w:val="28"/>
               </w:rPr>
-              <w:t>Dasini No.</w:t>
-            </w:r>
-            <w:proofErr w:type="gramStart"/>
+              <w:t xml:space="preserve">Dasini No.-  </w:t>
+            </w:r>
             <w:r>
               <w:rPr>
                 <w:b/>
                 <w:sz w:val="28"/>
                 <w:szCs w:val="28"/>
               </w:rPr>
-              <w:t xml:space="preserve">-  </w:t>
-            </w:r>
-            <w:r>
-              <w:rPr>
-                <w:b/>
-                <w:sz w:val="28"/>
-                <w:szCs w:val="28"/>
-              </w:rPr>
               <w:t>35</w:t>
             </w:r>
-            <w:proofErr w:type="gramEnd"/>
           </w:p>
         </w:tc>
         <w:tc>
@@ -5064,25 +5180,7 @@
                 <w:sz w:val="40"/>
                 <w:szCs w:val="36"/>
               </w:rPr>
-              <w:t xml:space="preserve">Ç lÉ aÉcNûþÎliÉ </w:t>
-            </w:r>
-            <w:proofErr w:type="gramStart"/>
-            <w:r>
-              <w:rPr>
-                <w:rFonts w:ascii="BRH Devanagari Extra" w:hAnsi="BRH Devanagari Extra" w:cs="BRH Devanagari Extra"/>
-                <w:sz w:val="40"/>
-                <w:szCs w:val="36"/>
-              </w:rPr>
-              <w:t>( )</w:t>
-            </w:r>
-            <w:proofErr w:type="gramEnd"/>
-            <w:r>
-              <w:rPr>
-                <w:rFonts w:ascii="BRH Devanagari Extra" w:hAnsi="BRH Devanagari Extra" w:cs="BRH Devanagari Extra"/>
-                <w:sz w:val="40"/>
-                <w:szCs w:val="36"/>
-              </w:rPr>
-              <w:t xml:space="preserve"> | </w:t>
+              <w:t xml:space="preserve">Ç lÉ aÉcNûþÎliÉ ( ) | </w:t>
             </w:r>
           </w:p>
         </w:tc>
@@ -5161,25 +5259,7 @@
                 <w:sz w:val="40"/>
                 <w:szCs w:val="36"/>
               </w:rPr>
-              <w:t xml:space="preserve">Ç lÉ aÉcNûþÎliÉ </w:t>
-            </w:r>
-            <w:proofErr w:type="gramStart"/>
-            <w:r>
-              <w:rPr>
-                <w:rFonts w:ascii="BRH Devanagari Extra" w:hAnsi="BRH Devanagari Extra" w:cs="BRH Devanagari Extra"/>
-                <w:sz w:val="40"/>
-                <w:szCs w:val="36"/>
-              </w:rPr>
-              <w:t>( )</w:t>
-            </w:r>
-            <w:proofErr w:type="gramEnd"/>
-            <w:r>
-              <w:rPr>
-                <w:rFonts w:ascii="BRH Devanagari Extra" w:hAnsi="BRH Devanagari Extra" w:cs="BRH Devanagari Extra"/>
-                <w:sz w:val="40"/>
-                <w:szCs w:val="36"/>
-              </w:rPr>
-              <w:t xml:space="preserve"> | </w:t>
+              <w:t xml:space="preserve">Ç lÉ aÉcNûþÎliÉ ( ) | </w:t>
             </w:r>
           </w:p>
         </w:tc>
@@ -5759,6 +5839,7 @@
                 <w:sz w:val="28"/>
                 <w:szCs w:val="28"/>
               </w:rPr>
+              <w:lastRenderedPageBreak/>
               <w:t>T.B.3.8.18.5</w:t>
             </w:r>
           </w:p>
@@ -6048,7 +6129,6 @@
                 <w:sz w:val="28"/>
                 <w:szCs w:val="28"/>
               </w:rPr>
-              <w:lastRenderedPageBreak/>
               <w:t>T.B.3.</w:t>
             </w:r>
             <w:r>
@@ -6117,26 +6197,16 @@
                 <w:sz w:val="28"/>
                 <w:szCs w:val="28"/>
               </w:rPr>
-              <w:t>Dasini No.</w:t>
-            </w:r>
-            <w:proofErr w:type="gramStart"/>
+              <w:t xml:space="preserve">Dasini No.-  </w:t>
+            </w:r>
             <w:r>
               <w:rPr>
                 <w:b/>
                 <w:sz w:val="28"/>
                 <w:szCs w:val="28"/>
               </w:rPr>
-              <w:t xml:space="preserve">-  </w:t>
-            </w:r>
-            <w:r>
-              <w:rPr>
-                <w:b/>
-                <w:sz w:val="28"/>
-                <w:szCs w:val="28"/>
-              </w:rPr>
               <w:t>13</w:t>
             </w:r>
-            <w:proofErr w:type="gramEnd"/>
           </w:p>
         </w:tc>
         <w:tc>
@@ -6390,18 +6460,8 @@
                 <w:sz w:val="28"/>
                 <w:szCs w:val="28"/>
               </w:rPr>
-              <w:t>Dasini No.</w:t>
-            </w:r>
-            <w:proofErr w:type="gramStart"/>
-            <w:r>
-              <w:rPr>
-                <w:b/>
-                <w:sz w:val="28"/>
-                <w:szCs w:val="28"/>
-              </w:rPr>
-              <w:t>-  42</w:t>
-            </w:r>
-            <w:proofErr w:type="gramEnd"/>
+              <w:t>Dasini No.-  42</w:t>
+            </w:r>
           </w:p>
         </w:tc>
         <w:tc>
@@ -6657,18 +6717,8 @@
                 <w:sz w:val="28"/>
                 <w:szCs w:val="28"/>
               </w:rPr>
-              <w:t>Dasini No.</w:t>
-            </w:r>
-            <w:proofErr w:type="gramStart"/>
-            <w:r>
-              <w:rPr>
-                <w:b/>
-                <w:sz w:val="28"/>
-                <w:szCs w:val="28"/>
-              </w:rPr>
-              <w:t>-  57</w:t>
-            </w:r>
-            <w:proofErr w:type="gramEnd"/>
+              <w:t>Dasini No.-  57</w:t>
+            </w:r>
           </w:p>
         </w:tc>
         <w:tc>
@@ -6949,26 +6999,16 @@
                 <w:sz w:val="28"/>
                 <w:szCs w:val="28"/>
               </w:rPr>
-              <w:t>Dasini No.</w:t>
-            </w:r>
-            <w:proofErr w:type="gramStart"/>
+              <w:t xml:space="preserve">Dasini No.-  </w:t>
+            </w:r>
             <w:r>
               <w:rPr>
                 <w:b/>
                 <w:sz w:val="28"/>
                 <w:szCs w:val="28"/>
               </w:rPr>
-              <w:t xml:space="preserve">-  </w:t>
-            </w:r>
-            <w:r>
-              <w:rPr>
-                <w:b/>
-                <w:sz w:val="28"/>
-                <w:szCs w:val="28"/>
-              </w:rPr>
               <w:t>78</w:t>
             </w:r>
-            <w:proofErr w:type="gramEnd"/>
           </w:p>
         </w:tc>
         <w:tc>
@@ -7316,18 +7356,8 @@
                 <w:sz w:val="28"/>
                 <w:szCs w:val="28"/>
               </w:rPr>
-              <w:t>Dasini No.</w:t>
-            </w:r>
-            <w:proofErr w:type="gramStart"/>
-            <w:r>
-              <w:rPr>
-                <w:b/>
-                <w:sz w:val="28"/>
-                <w:szCs w:val="28"/>
-              </w:rPr>
-              <w:t>-  43</w:t>
-            </w:r>
-            <w:proofErr w:type="gramEnd"/>
+              <w:t>Dasini No.-  43</w:t>
+            </w:r>
           </w:p>
         </w:tc>
         <w:tc>
@@ -7622,26 +7652,16 @@
                 <w:sz w:val="28"/>
                 <w:szCs w:val="28"/>
               </w:rPr>
-              <w:t>Dasini No.</w:t>
-            </w:r>
-            <w:proofErr w:type="gramStart"/>
+              <w:t xml:space="preserve">Dasini No.-  </w:t>
+            </w:r>
             <w:r>
               <w:rPr>
                 <w:b/>
                 <w:sz w:val="28"/>
                 <w:szCs w:val="28"/>
               </w:rPr>
-              <w:t xml:space="preserve">-  </w:t>
-            </w:r>
-            <w:r>
-              <w:rPr>
-                <w:b/>
-                <w:sz w:val="28"/>
-                <w:szCs w:val="28"/>
-              </w:rPr>
               <w:t>44</w:t>
             </w:r>
-            <w:proofErr w:type="gramEnd"/>
           </w:p>
         </w:tc>
         <w:tc>
@@ -7826,18 +7846,8 @@
                 <w:sz w:val="28"/>
                 <w:szCs w:val="28"/>
               </w:rPr>
-              <w:t>Dasini No.</w:t>
-            </w:r>
-            <w:proofErr w:type="gramStart"/>
-            <w:r>
-              <w:rPr>
-                <w:b/>
-                <w:sz w:val="28"/>
-                <w:szCs w:val="28"/>
-              </w:rPr>
-              <w:t>-  3</w:t>
-            </w:r>
-            <w:proofErr w:type="gramEnd"/>
+              <w:t>Dasini No.-  3</w:t>
+            </w:r>
           </w:p>
         </w:tc>
         <w:tc>
@@ -8054,6 +8064,7 @@
                 <w:sz w:val="28"/>
                 <w:szCs w:val="28"/>
               </w:rPr>
+              <w:lastRenderedPageBreak/>
               <w:t>T.B.3.</w:t>
             </w:r>
             <w:r>
@@ -8138,26 +8149,16 @@
                 <w:sz w:val="28"/>
                 <w:szCs w:val="28"/>
               </w:rPr>
-              <w:t>Dasini No.</w:t>
-            </w:r>
-            <w:proofErr w:type="gramStart"/>
+              <w:t xml:space="preserve">Dasini No.-  </w:t>
+            </w:r>
             <w:r>
               <w:rPr>
                 <w:b/>
                 <w:sz w:val="28"/>
                 <w:szCs w:val="28"/>
               </w:rPr>
-              <w:t xml:space="preserve">-  </w:t>
-            </w:r>
-            <w:r>
-              <w:rPr>
-                <w:b/>
-                <w:sz w:val="28"/>
-                <w:szCs w:val="28"/>
-              </w:rPr>
               <w:t>23</w:t>
             </w:r>
-            <w:proofErr w:type="gramEnd"/>
           </w:p>
         </w:tc>
         <w:tc>
@@ -9898,6 +9899,7 @@
                 <w:szCs w:val="28"/>
                 <w:lang w:val="it-IT"/>
               </w:rPr>
+              <w:lastRenderedPageBreak/>
               <w:t>T.B.3.10.1.3</w:t>
             </w:r>
           </w:p>
@@ -10211,7 +10213,6 @@
                 <w:sz w:val="28"/>
                 <w:szCs w:val="28"/>
               </w:rPr>
-              <w:lastRenderedPageBreak/>
               <w:t>T.B.3.10.</w:t>
             </w:r>
             <w:r>
@@ -12395,6 +12396,7 @@
                 <w:szCs w:val="28"/>
                 <w:lang w:val="it-IT"/>
               </w:rPr>
+              <w:lastRenderedPageBreak/>
               <w:t>T.B.3.12.8.1</w:t>
             </w:r>
           </w:p>
@@ -12648,7 +12650,6 @@
                 <w:szCs w:val="28"/>
                 <w:lang w:val="it-IT"/>
               </w:rPr>
-              <w:lastRenderedPageBreak/>
               <w:t>T.B.3.12.9.3</w:t>
             </w:r>
           </w:p>
@@ -12937,7 +12938,6 @@
         </w:rPr>
         <w:t xml:space="preserve"> to </w:t>
       </w:r>
-      <w:proofErr w:type="gramStart"/>
       <w:r>
         <w:rPr>
           <w:b/>
@@ -12948,7 +12948,6 @@
         </w:rPr>
         <w:t>3.12  Book</w:t>
       </w:r>
-      <w:proofErr w:type="gramEnd"/>
       <w:r>
         <w:rPr>
           <w:b/>
@@ -14267,6 +14266,7 @@
                 <w:sz w:val="28"/>
                 <w:szCs w:val="28"/>
               </w:rPr>
+              <w:lastRenderedPageBreak/>
               <w:t>TB 3.7.6.9</w:t>
             </w:r>
           </w:p>
@@ -14521,7 +14521,6 @@
                 <w:sz w:val="28"/>
                 <w:szCs w:val="28"/>
               </w:rPr>
-              <w:lastRenderedPageBreak/>
               <w:t>TB 3.7.9.2</w:t>
             </w:r>
           </w:p>
@@ -15955,25 +15954,7 @@
                 <w:sz w:val="36"/>
                 <w:szCs w:val="36"/>
               </w:rPr>
-              <w:t xml:space="preserve">MüÉ-ccrÉþuÉiÉå </w:t>
-            </w:r>
-            <w:proofErr w:type="gramStart"/>
-            <w:r>
-              <w:rPr>
-                <w:rFonts w:ascii="BRH Devanagari Extra" w:hAnsi="BRH Devanagari Extra" w:cs="BRH Devanagari Extra"/>
-                <w:sz w:val="36"/>
-                <w:szCs w:val="36"/>
-              </w:rPr>
-              <w:t>( )</w:t>
-            </w:r>
-            <w:proofErr w:type="gramEnd"/>
-            <w:r>
-              <w:rPr>
-                <w:rFonts w:ascii="BRH Devanagari Extra" w:hAnsi="BRH Devanagari Extra" w:cs="BRH Devanagari Extra"/>
-                <w:sz w:val="36"/>
-                <w:szCs w:val="36"/>
-              </w:rPr>
-              <w:t xml:space="preserve"> |</w:t>
+              <w:t>MüÉ-ccrÉþuÉiÉå ( ) |</w:t>
             </w:r>
           </w:p>
         </w:tc>
@@ -16665,6 +16646,7 @@
                 <w:sz w:val="28"/>
                 <w:szCs w:val="28"/>
               </w:rPr>
+              <w:lastRenderedPageBreak/>
               <w:t>(</w:t>
             </w:r>
             <w:r>
@@ -16722,6 +16704,7 @@
                 <w:sz w:val="28"/>
                 <w:szCs w:val="28"/>
               </w:rPr>
+              <w:lastRenderedPageBreak/>
               <w:t>TB 3.8.8.4</w:t>
             </w:r>
           </w:p>
@@ -16761,7 +16744,6 @@
                 <w:sz w:val="28"/>
                 <w:szCs w:val="28"/>
               </w:rPr>
-              <w:lastRenderedPageBreak/>
               <w:t>31st</w:t>
             </w:r>
             <w:r>
@@ -16798,7 +16780,6 @@
                 <w:sz w:val="40"/>
                 <w:szCs w:val="36"/>
               </w:rPr>
-              <w:lastRenderedPageBreak/>
               <w:t>A</w:t>
             </w:r>
             <w:r>
@@ -18808,6 +18789,7 @@
                 <w:sz w:val="28"/>
                 <w:szCs w:val="28"/>
               </w:rPr>
+              <w:lastRenderedPageBreak/>
               <w:t>TB 3.8.16.2</w:t>
             </w:r>
           </w:p>
@@ -19093,7 +19075,6 @@
                 <w:sz w:val="28"/>
                 <w:szCs w:val="28"/>
               </w:rPr>
-              <w:lastRenderedPageBreak/>
               <w:t>TB 3.8.17.4</w:t>
             </w:r>
           </w:p>
@@ -21086,6 +21067,7 @@
                 <w:sz w:val="28"/>
                 <w:szCs w:val="28"/>
               </w:rPr>
+              <w:lastRenderedPageBreak/>
               <w:t>TB 3.9.2.2</w:t>
             </w:r>
           </w:p>
@@ -21350,7 +21332,6 @@
                 <w:sz w:val="28"/>
                 <w:szCs w:val="28"/>
               </w:rPr>
-              <w:lastRenderedPageBreak/>
               <w:t>TB 3.9.3.1</w:t>
             </w:r>
           </w:p>
@@ -23240,6 +23221,7 @@
                 <w:sz w:val="28"/>
                 <w:szCs w:val="28"/>
               </w:rPr>
+              <w:lastRenderedPageBreak/>
               <w:t>TB 3.9.8.3</w:t>
             </w:r>
           </w:p>
@@ -23487,7 +23469,6 @@
                 <w:sz w:val="28"/>
                 <w:szCs w:val="28"/>
               </w:rPr>
-              <w:lastRenderedPageBreak/>
               <w:t>TB 3.9.9.1</w:t>
             </w:r>
           </w:p>
@@ -25711,6 +25692,7 @@
                 <w:sz w:val="28"/>
                 <w:szCs w:val="28"/>
               </w:rPr>
+              <w:lastRenderedPageBreak/>
               <w:t>TB 3.9.17.5</w:t>
             </w:r>
           </w:p>
@@ -25848,16 +25830,7 @@
                 <w:sz w:val="40"/>
                 <w:szCs w:val="36"/>
               </w:rPr>
-              <w:t xml:space="preserve">È </w:t>
-            </w:r>
-            <w:r>
-              <w:rPr>
-                <w:rFonts w:ascii="BRH Devanagari Extra" w:hAnsi="BRH Devanagari Extra" w:cs="BRH Devanagari Extra"/>
-                <w:sz w:val="40"/>
-                <w:szCs w:val="36"/>
-              </w:rPr>
-              <w:lastRenderedPageBreak/>
-              <w:t>Ì¢ü</w:t>
+              <w:t>È Ì¢ü</w:t>
             </w:r>
             <w:r>
               <w:rPr>
@@ -25906,7 +25879,6 @@
                 <w:sz w:val="40"/>
                 <w:szCs w:val="36"/>
               </w:rPr>
-              <w:lastRenderedPageBreak/>
               <w:t>AjÉÉå</w:t>
             </w:r>
             <w:r>
@@ -25975,26 +25947,14 @@
                 <w:highlight w:val="green"/>
                 <w:lang w:val="en-IN"/>
               </w:rPr>
-              <w:t>¨</w:t>
-            </w:r>
-            <w:proofErr w:type="gramStart"/>
-            <w:r>
-              <w:rPr>
-                <w:rFonts w:ascii="BRH Devanagari" w:hAnsi="BRH Devanagari" w:cs="BRH Devanagari"/>
-                <w:color w:val="000000"/>
-                <w:sz w:val="40"/>
-                <w:szCs w:val="40"/>
+              <w:t>¨É</w:t>
+            </w:r>
+            <w:r>
+              <w:rPr>
+                <w:rFonts w:ascii="BRH Devanagari Extra" w:hAnsi="BRH Devanagari Extra" w:cs="BRH Devanagari Extra"/>
+                <w:sz w:val="40"/>
+                <w:szCs w:val="36"/>
                 <w:highlight w:val="green"/>
-                <w:lang w:val="en-IN"/>
-              </w:rPr>
-              <w:t>É</w:t>
-            </w:r>
-            <w:r>
-              <w:rPr>
-                <w:rFonts w:ascii="BRH Devanagari Extra" w:hAnsi="BRH Devanagari Extra" w:cs="BRH Devanagari Extra"/>
-                <w:sz w:val="40"/>
-                <w:szCs w:val="36"/>
-                <w:highlight w:val="green"/>
               </w:rPr>
               <w:t>È</w:t>
             </w:r>
@@ -26012,25 +25972,7 @@
                 <w:sz w:val="40"/>
                 <w:szCs w:val="36"/>
               </w:rPr>
-              <w:t xml:space="preserve"> </w:t>
-            </w:r>
-            <w:r>
-              <w:rPr>
-                <w:rFonts w:ascii="BRH Devanagari Extra" w:hAnsi="BRH Devanagari Extra" w:cs="BRH Devanagari Extra"/>
-                <w:sz w:val="40"/>
-                <w:szCs w:val="36"/>
-              </w:rPr>
-              <w:lastRenderedPageBreak/>
-              <w:t>Ì</w:t>
-            </w:r>
-            <w:proofErr w:type="gramEnd"/>
-            <w:r>
-              <w:rPr>
-                <w:rFonts w:ascii="BRH Devanagari Extra" w:hAnsi="BRH Devanagari Extra" w:cs="BRH Devanagari Extra"/>
-                <w:sz w:val="40"/>
-                <w:szCs w:val="36"/>
-              </w:rPr>
-              <w:t>¢ü</w:t>
+              <w:t xml:space="preserve"> Ì¢ü</w:t>
             </w:r>
             <w:r>
               <w:rPr>
@@ -26089,7 +26031,6 @@
                 <w:sz w:val="28"/>
                 <w:szCs w:val="28"/>
               </w:rPr>
-              <w:lastRenderedPageBreak/>
               <w:t>TB 3.9.18.1</w:t>
             </w:r>
           </w:p>
@@ -27825,6 +27766,7 @@
                 <w:sz w:val="28"/>
                 <w:szCs w:val="28"/>
               </w:rPr>
+              <w:lastRenderedPageBreak/>
               <w:t>TB 3.10.8.1</w:t>
             </w:r>
           </w:p>
@@ -28034,7 +27976,6 @@
                 <w:bCs/>
                 <w:sz w:val="32"/>
               </w:rPr>
-              <w:lastRenderedPageBreak/>
               <w:t>(extra “r” deleted)</w:t>
             </w:r>
           </w:p>
@@ -28064,7 +28005,6 @@
                 <w:sz w:val="28"/>
                 <w:szCs w:val="28"/>
               </w:rPr>
-              <w:lastRenderedPageBreak/>
               <w:t>TB 3.10.8.2</w:t>
             </w:r>
           </w:p>
@@ -29770,6 +29710,7 @@
                 <w:sz w:val="28"/>
                 <w:szCs w:val="28"/>
               </w:rPr>
+              <w:lastRenderedPageBreak/>
               <w:t>TB 3.10.11.7</w:t>
             </w:r>
           </w:p>
@@ -30023,7 +29964,6 @@
                 <w:bCs/>
                 <w:sz w:val="32"/>
               </w:rPr>
-              <w:lastRenderedPageBreak/>
               <w:t>nasal deleted and (gm)</w:t>
             </w:r>
             <w:r>
@@ -30068,7 +30008,6 @@
                 <w:sz w:val="28"/>
                 <w:szCs w:val="28"/>
               </w:rPr>
-              <w:lastRenderedPageBreak/>
               <w:t>TB 3.11.1.4</w:t>
             </w:r>
           </w:p>
@@ -32041,6 +31980,7 @@
                 <w:sz w:val="28"/>
                 <w:szCs w:val="28"/>
               </w:rPr>
+              <w:lastRenderedPageBreak/>
               <w:t>TB 3.11</w:t>
             </w:r>
             <w:r>
@@ -32087,7 +32027,6 @@
                 <w:sz w:val="28"/>
                 <w:szCs w:val="28"/>
               </w:rPr>
-              <w:lastRenderedPageBreak/>
               <w:t>44</w:t>
             </w:r>
             <w:r>
@@ -32132,7 +32071,6 @@
                 <w:szCs w:val="44"/>
                 <w:lang w:bidi="ml-IN"/>
               </w:rPr>
-              <w:lastRenderedPageBreak/>
               <w:t xml:space="preserve">ÌMÇü </w:t>
             </w:r>
             <w:r>
@@ -33778,7 +33716,6 @@
               </w:rPr>
               <w:t xml:space="preserve">iuÉÉ </w:t>
             </w:r>
-            <w:proofErr w:type="gramStart"/>
             <w:r>
               <w:rPr>
                 <w:rFonts w:ascii="BRH Devanagari Extra" w:hAnsi="BRH Devanagari Extra" w:cs="BRH Devanagari Extra"/>
@@ -33789,7 +33726,6 @@
               </w:rPr>
               <w:t>( )</w:t>
             </w:r>
-            <w:proofErr w:type="gramEnd"/>
             <w:r>
               <w:rPr>
                 <w:rFonts w:ascii="BRH Devanagari Extra" w:hAnsi="BRH Devanagari Extra" w:cs="BRH Devanagari Extra"/>
@@ -33892,7 +33828,6 @@
               </w:rPr>
               <w:t xml:space="preserve">iuÉÉ </w:t>
             </w:r>
-            <w:proofErr w:type="gramStart"/>
             <w:r>
               <w:rPr>
                 <w:rFonts w:ascii="BRH Devanagari Extra" w:hAnsi="BRH Devanagari Extra" w:cs="BRH Devanagari Extra"/>
@@ -33903,7 +33838,6 @@
               </w:rPr>
               <w:t>( )</w:t>
             </w:r>
-            <w:proofErr w:type="gramEnd"/>
             <w:r>
               <w:rPr>
                 <w:rFonts w:ascii="BRH Devanagari Extra" w:hAnsi="BRH Devanagari Extra" w:cs="BRH Devanagari Extra"/>
@@ -34066,7 +34000,6 @@
               </w:rPr>
               <w:t>Uç</w:t>
             </w:r>
-            <w:proofErr w:type="gramStart"/>
             <w:r>
               <w:rPr>
                 <w:rFonts w:ascii="BRH Malayalam Extra" w:hAnsi="BRH Malayalam Extra" w:cs="BRH Devanagari Extra"/>
@@ -34096,7 +34029,6 @@
               </w:rPr>
               <w:t>zÉ</w:t>
             </w:r>
-            <w:proofErr w:type="gramEnd"/>
             <w:r>
               <w:rPr>
                 <w:rFonts w:ascii="BRH Malayalam Extra" w:hAnsi="BRH Malayalam Extra" w:cs="BRH Devanagari Extra"/>
@@ -34220,7 +34152,6 @@
               </w:rPr>
               <w:t>Uç</w:t>
             </w:r>
-            <w:proofErr w:type="gramStart"/>
             <w:r>
               <w:rPr>
                 <w:rFonts w:ascii="BRH Malayalam Extra" w:hAnsi="BRH Malayalam Extra" w:cs="BRH Devanagari Extra"/>
@@ -34250,7 +34181,6 @@
               </w:rPr>
               <w:t>zÉ</w:t>
             </w:r>
-            <w:proofErr w:type="gramEnd"/>
             <w:r>
               <w:rPr>
                 <w:rFonts w:ascii="BRH Devanagari Extra" w:hAnsi="BRH Devanagari Extra" w:cs="BRH Devanagari Extra"/>
@@ -34319,6 +34249,7 @@
           <w:szCs w:val="32"/>
           <w:u w:val="single"/>
         </w:rPr>
+        <w:lastRenderedPageBreak/>
         <w:t>TaittirIya BrAhmaNam</w:t>
       </w:r>
       <w:r>
@@ -34339,20 +34270,8 @@
           <w:szCs w:val="32"/>
           <w:u w:val="single"/>
         </w:rPr>
-        <w:t xml:space="preserve"> TB 3.7-3.</w:t>
+        <w:t xml:space="preserve"> TB 3.7-3.12  Book</w:t>
       </w:r>
-      <w:proofErr w:type="gramStart"/>
-      <w:r>
-        <w:rPr>
-          <w:b/>
-          <w:bCs/>
-          <w:sz w:val="32"/>
-          <w:szCs w:val="32"/>
-          <w:u w:val="single"/>
-        </w:rPr>
-        <w:t>12  Book</w:t>
-      </w:r>
-      <w:proofErr w:type="gramEnd"/>
       <w:r>
         <w:rPr>
           <w:b/>
@@ -34489,7 +34408,6 @@
           <w:b/>
           <w:bCs/>
         </w:rPr>
-        <w:lastRenderedPageBreak/>
         <w:t xml:space="preserve">(ignore those which are already incorporated in your book’s version and date). </w:t>
       </w:r>
       <w:r>
@@ -35369,6 +35287,7 @@
           <w:szCs w:val="32"/>
           <w:u w:val="single"/>
         </w:rPr>
+        <w:lastRenderedPageBreak/>
         <w:t>TaittirIya Br</w:t>
       </w:r>
       <w:r>
@@ -35389,18 +35308,7 @@
           <w:szCs w:val="32"/>
           <w:u w:val="single"/>
         </w:rPr>
-        <w:t>hmaNam TB 3.7-3.</w:t>
-      </w:r>
-      <w:proofErr w:type="gramStart"/>
-      <w:r>
-        <w:rPr>
-          <w:b/>
-          <w:bCs/>
-          <w:sz w:val="32"/>
-          <w:szCs w:val="32"/>
-          <w:u w:val="single"/>
-        </w:rPr>
-        <w:t xml:space="preserve">12 </w:t>
+        <w:t xml:space="preserve">hmaNam TB 3.7-3.12 </w:t>
       </w:r>
       <w:r>
         <w:rPr>
@@ -35412,7 +35320,6 @@
         </w:rPr>
         <w:t xml:space="preserve"> Book</w:t>
       </w:r>
-      <w:proofErr w:type="gramEnd"/>
       <w:r>
         <w:rPr>
           <w:b/>
@@ -35569,7 +35476,6 @@
           <w:b/>
           <w:bCs/>
         </w:rPr>
-        <w:lastRenderedPageBreak/>
         <w:t>(ignore those which are already incorporated in your book’s version and date)</w:t>
       </w:r>
       <w:r>
@@ -35829,16 +35735,16 @@
                 <w:sz w:val="44"/>
                 <w:szCs w:val="40"/>
               </w:rPr>
-              <w:t xml:space="preserve"> </w:t>
-            </w:r>
-            <w:proofErr w:type="gramStart"/>
+              <w:t xml:space="preserve"> uÉÉ  LýwÉ</w:t>
+            </w:r>
             <w:r>
               <w:rPr>
                 <w:rFonts w:ascii="BRH Devanagari Extra" w:hAnsi="BRH Devanagari Extra" w:cs="BRH Devanagari Extra"/>
                 <w:sz w:val="44"/>
                 <w:szCs w:val="40"/>
-              </w:rPr>
-              <w:t>uÉÉ  LýwÉ</w:t>
+                <w:highlight w:val="yellow"/>
+              </w:rPr>
+              <w:t>É</w:t>
             </w:r>
             <w:r>
               <w:rPr>
@@ -35847,7 +35753,7 @@
                 <w:szCs w:val="40"/>
                 <w:highlight w:val="yellow"/>
               </w:rPr>
-              <w:t>É</w:t>
+              <w:t>å</w:t>
             </w:r>
             <w:r>
               <w:rPr>
@@ -35856,6 +35762,54 @@
                 <w:szCs w:val="40"/>
                 <w:highlight w:val="yellow"/>
               </w:rPr>
+              <w:t>ÿalÉÉæ</w:t>
+            </w:r>
+          </w:p>
+        </w:tc>
+        <w:tc>
+          <w:tcPr>
+            <w:tcW w:w="5220" w:type="dxa"/>
+          </w:tcPr>
+          <w:p>
+            <w:pPr>
+              <w:spacing w:before="0" w:line="240" w:lineRule="auto"/>
+              <w:rPr>
+                <w:rFonts w:ascii="BRH Devanagari Extra" w:hAnsi="BRH Devanagari Extra" w:cs="BRH Devanagari Extra"/>
+                <w:sz w:val="40"/>
+                <w:szCs w:val="40"/>
+              </w:rPr>
+            </w:pPr>
+            <w:r>
+              <w:rPr>
+                <w:rFonts w:ascii="BRH Devanagari Extra" w:hAnsi="BRH Devanagari Extra" w:cs="BRH Devanagari Extra"/>
+                <w:sz w:val="44"/>
+                <w:szCs w:val="40"/>
+              </w:rPr>
+              <w:t>xÉuÉ</w:t>
+            </w:r>
+            <w:r>
+              <w:rPr>
+                <w:rFonts w:ascii="BRH Devanagari Extra" w:hAnsi="BRH Devanagari Extra" w:cs="BRH Devanagari Extra"/>
+                <w:sz w:val="44"/>
+                <w:szCs w:val="40"/>
+              </w:rPr>
+              <w:t>ÉïýlÉçý.</w:t>
+            </w:r>
+            <w:r>
+              <w:rPr>
+                <w:rFonts w:ascii="BRH Devanagari Extra" w:hAnsi="BRH Devanagari Extra" w:cs="BRH Devanagari Extra"/>
+                <w:sz w:val="44"/>
+                <w:szCs w:val="40"/>
+              </w:rPr>
+              <w:t xml:space="preserve"> uÉÉ  LýwÉÉ</w:t>
+            </w:r>
+            <w:r>
+              <w:rPr>
+                <w:rFonts w:ascii="BRH Devanagari Extra" w:hAnsi="BRH Devanagari Extra" w:cs="BRH Devanagari Extra"/>
+                <w:sz w:val="44"/>
+                <w:szCs w:val="40"/>
+                <w:highlight w:val="yellow"/>
+              </w:rPr>
               <w:t>å</w:t>
             </w:r>
             <w:r>
@@ -35865,31 +35819,16 @@
                 <w:szCs w:val="40"/>
                 <w:highlight w:val="yellow"/>
               </w:rPr>
-              <w:t>ÿalÉÉæ</w:t>
-            </w:r>
-            <w:proofErr w:type="gramEnd"/>
-          </w:p>
-        </w:tc>
-        <w:tc>
-          <w:tcPr>
-            <w:tcW w:w="5220" w:type="dxa"/>
-          </w:tcPr>
-          <w:p>
-            <w:pPr>
-              <w:spacing w:before="0" w:line="240" w:lineRule="auto"/>
-              <w:rPr>
-                <w:rFonts w:ascii="BRH Devanagari Extra" w:hAnsi="BRH Devanagari Extra" w:cs="BRH Devanagari Extra"/>
-                <w:sz w:val="40"/>
-                <w:szCs w:val="40"/>
-              </w:rPr>
-            </w:pPr>
+              <w:t>ÿ</w:t>
+            </w:r>
             <w:r>
               <w:rPr>
                 <w:rFonts w:ascii="BRH Devanagari Extra" w:hAnsi="BRH Devanagari Extra" w:cs="BRH Devanagari Extra"/>
                 <w:sz w:val="44"/>
                 <w:szCs w:val="40"/>
-              </w:rPr>
-              <w:t>xÉuÉ</w:t>
+                <w:highlight w:val="green"/>
+              </w:rPr>
+              <w:t>Åa</w:t>
             </w:r>
             <w:r>
               <w:rPr>
@@ -35897,61 +35836,8 @@
                 <w:sz w:val="44"/>
                 <w:szCs w:val="40"/>
               </w:rPr>
-              <w:t>ÉïýlÉçý.</w:t>
-            </w:r>
-            <w:r>
-              <w:rPr>
-                <w:rFonts w:ascii="BRH Devanagari Extra" w:hAnsi="BRH Devanagari Extra" w:cs="BRH Devanagari Extra"/>
-                <w:sz w:val="44"/>
-                <w:szCs w:val="40"/>
-              </w:rPr>
-              <w:t xml:space="preserve"> </w:t>
-            </w:r>
-            <w:proofErr w:type="gramStart"/>
-            <w:r>
-              <w:rPr>
-                <w:rFonts w:ascii="BRH Devanagari Extra" w:hAnsi="BRH Devanagari Extra" w:cs="BRH Devanagari Extra"/>
-                <w:sz w:val="44"/>
-                <w:szCs w:val="40"/>
-              </w:rPr>
-              <w:t>uÉÉ  LýwÉÉ</w:t>
-            </w:r>
-            <w:r>
-              <w:rPr>
-                <w:rFonts w:ascii="BRH Devanagari Extra" w:hAnsi="BRH Devanagari Extra" w:cs="BRH Devanagari Extra"/>
-                <w:sz w:val="44"/>
-                <w:szCs w:val="40"/>
-                <w:highlight w:val="yellow"/>
-              </w:rPr>
-              <w:t>å</w:t>
-            </w:r>
-            <w:r>
-              <w:rPr>
-                <w:rFonts w:ascii="BRH Devanagari Extra" w:hAnsi="BRH Devanagari Extra" w:cs="BRH Devanagari Extra"/>
-                <w:sz w:val="44"/>
-                <w:szCs w:val="40"/>
-                <w:highlight w:val="yellow"/>
-              </w:rPr>
-              <w:t>ÿ</w:t>
-            </w:r>
-            <w:r>
-              <w:rPr>
-                <w:rFonts w:ascii="BRH Devanagari Extra" w:hAnsi="BRH Devanagari Extra" w:cs="BRH Devanagari Extra"/>
-                <w:sz w:val="44"/>
-                <w:szCs w:val="40"/>
-                <w:highlight w:val="green"/>
-              </w:rPr>
-              <w:t>Åa</w:t>
-            </w:r>
-            <w:r>
-              <w:rPr>
-                <w:rFonts w:ascii="BRH Devanagari Extra" w:hAnsi="BRH Devanagari Extra" w:cs="BRH Devanagari Extra"/>
-                <w:sz w:val="44"/>
-                <w:szCs w:val="40"/>
-              </w:rPr>
               <w:t>lÉÉæ</w:t>
             </w:r>
-            <w:proofErr w:type="gramEnd"/>
           </w:p>
         </w:tc>
       </w:tr>
@@ -36512,25 +36398,7 @@
                 <w:sz w:val="28"/>
                 <w:szCs w:val="28"/>
               </w:rPr>
-              <w:t>(</w:t>
-            </w:r>
-            <w:proofErr w:type="gramStart"/>
-            <w:r>
-              <w:rPr>
-                <w:rFonts w:cs="Arial"/>
-                <w:sz w:val="28"/>
-                <w:szCs w:val="28"/>
-              </w:rPr>
-              <w:t>in</w:t>
-            </w:r>
-            <w:proofErr w:type="gramEnd"/>
-            <w:r>
-              <w:rPr>
-                <w:rFonts w:cs="Arial"/>
-                <w:sz w:val="28"/>
-                <w:szCs w:val="28"/>
-              </w:rPr>
-              <w:t xml:space="preserve"> pada Paatam, ‘ya’ of yat does not get anudAttam. So anudAttam under ‘dda’ seems more appropriate</w:t>
+              <w:t>(in pada Paatam, ‘ya’ of yat does not get anudAttam. So anudAttam under ‘dda’ seems more appropriate</w:t>
             </w:r>
             <w:r>
               <w:rPr>
@@ -36730,6 +36598,7 @@
                 <w:sz w:val="28"/>
                 <w:szCs w:val="28"/>
               </w:rPr>
+              <w:lastRenderedPageBreak/>
               <w:t xml:space="preserve">3-7-5-11 - </w:t>
             </w:r>
             <w:r>
@@ -36857,25 +36726,7 @@
                 <w:sz w:val="28"/>
                 <w:szCs w:val="28"/>
               </w:rPr>
-              <w:t xml:space="preserve">(swaram </w:t>
-            </w:r>
-            <w:proofErr w:type="gramStart"/>
-            <w:r>
-              <w:rPr>
-                <w:rFonts w:cs="Arial"/>
-                <w:sz w:val="28"/>
-                <w:szCs w:val="28"/>
-              </w:rPr>
-              <w:t>principle</w:t>
-            </w:r>
-            <w:proofErr w:type="gramEnd"/>
-            <w:r>
-              <w:rPr>
-                <w:rFonts w:cs="Arial"/>
-                <w:sz w:val="28"/>
-                <w:szCs w:val="28"/>
-              </w:rPr>
-              <w:t xml:space="preserve"> application in one source is different)</w:t>
+              <w:t>(swaram principle application in one source is different)</w:t>
             </w:r>
             <w:r>
               <w:rPr>
@@ -36909,7 +36760,6 @@
                 <w:sz w:val="28"/>
                 <w:szCs w:val="28"/>
               </w:rPr>
-              <w:lastRenderedPageBreak/>
               <w:t xml:space="preserve">3-7-6-5 </w:t>
             </w:r>
             <w:r>
@@ -37606,23 +37456,13 @@
                 <w:szCs w:val="28"/>
               </w:rPr>
             </w:pPr>
-            <w:proofErr w:type="gramStart"/>
             <w:r>
               <w:rPr>
                 <w:rFonts w:cs="Arial"/>
                 <w:sz w:val="28"/>
                 <w:szCs w:val="28"/>
               </w:rPr>
-              <w:t>”vE</w:t>
-            </w:r>
-            <w:proofErr w:type="gramEnd"/>
-            <w:r>
-              <w:rPr>
-                <w:rFonts w:cs="Arial"/>
-                <w:sz w:val="28"/>
-                <w:szCs w:val="28"/>
-              </w:rPr>
-              <w:t>’ getting anudAttam to support nmri</w:t>
+              <w:t>”vE’ getting anudAttam to support nmri</w:t>
             </w:r>
           </w:p>
           <w:p>
@@ -37661,21 +37501,12 @@
                 <w:szCs w:val="28"/>
               </w:rPr>
             </w:pPr>
-            <w:proofErr w:type="gramStart"/>
-            <w:r>
-              <w:rPr>
-                <w:sz w:val="28"/>
-                <w:szCs w:val="28"/>
-              </w:rPr>
-              <w:t>3.7.9.2  Dasini</w:t>
-            </w:r>
-            <w:proofErr w:type="gramEnd"/>
-            <w:r>
-              <w:rPr>
-                <w:sz w:val="28"/>
-                <w:szCs w:val="28"/>
-              </w:rPr>
-              <w:t xml:space="preserve"> 97</w:t>
+            <w:r>
+              <w:rPr>
+                <w:sz w:val="28"/>
+                <w:szCs w:val="28"/>
+              </w:rPr>
+              <w:t>3.7.9.2  Dasini 97</w:t>
             </w:r>
           </w:p>
         </w:tc>
@@ -38199,6 +38030,7 @@
                 <w:sz w:val="28"/>
                 <w:szCs w:val="28"/>
               </w:rPr>
+              <w:lastRenderedPageBreak/>
               <w:t xml:space="preserve">3-7-11-2 </w:t>
             </w:r>
             <w:r>
@@ -38314,25 +38146,7 @@
                 <w:szCs w:val="28"/>
               </w:rPr>
               <w:br/>
-              <w:t xml:space="preserve">(ya </w:t>
-            </w:r>
-            <w:proofErr w:type="gramStart"/>
-            <w:r>
-              <w:rPr>
-                <w:rFonts w:cs="Arial"/>
-                <w:sz w:val="28"/>
-                <w:szCs w:val="28"/>
-              </w:rPr>
-              <w:t>is</w:t>
-            </w:r>
-            <w:proofErr w:type="gramEnd"/>
-            <w:r>
-              <w:rPr>
-                <w:rFonts w:cs="Arial"/>
-                <w:sz w:val="28"/>
-                <w:szCs w:val="28"/>
-              </w:rPr>
-              <w:t xml:space="preserve"> the prime swaram of tAyatE in Padam)</w:t>
+              <w:t>(ya is the prime swaram of tAyatE in Padam)</w:t>
             </w:r>
           </w:p>
         </w:tc>
@@ -38472,7 +38286,6 @@
                 <w:sz w:val="28"/>
                 <w:szCs w:val="28"/>
               </w:rPr>
-              <w:lastRenderedPageBreak/>
               <w:t xml:space="preserve">3-7-14-1 - </w:t>
             </w:r>
             <w:r>
@@ -38679,16 +38492,15 @@
                 <w:sz w:val="44"/>
                 <w:szCs w:val="40"/>
               </w:rPr>
-              <w:t xml:space="preserve"> </w:t>
-            </w:r>
-            <w:proofErr w:type="gramStart"/>
+              <w:t xml:space="preserve"> iÉ</w:t>
+            </w:r>
             <w:r>
               <w:rPr>
                 <w:rFonts w:ascii="BRH Devanagari Extra" w:hAnsi="BRH Devanagari Extra" w:cs="BRH Devanagari Extra"/>
                 <w:sz w:val="44"/>
                 <w:szCs w:val="40"/>
               </w:rPr>
-              <w:t>iÉ</w:t>
+              <w:t>å</w:t>
             </w:r>
             <w:r>
               <w:rPr>
@@ -38696,14 +38508,6 @@
                 <w:sz w:val="44"/>
                 <w:szCs w:val="40"/>
               </w:rPr>
-              <w:t>å</w:t>
-            </w:r>
-            <w:r>
-              <w:rPr>
-                <w:rFonts w:ascii="BRH Devanagari Extra" w:hAnsi="BRH Devanagari Extra" w:cs="BRH Devanagari Extra"/>
-                <w:sz w:val="44"/>
-                <w:szCs w:val="40"/>
-              </w:rPr>
               <w:t>eÉþ</w:t>
             </w:r>
             <w:r>
@@ -38712,16 +38516,7 @@
                 <w:sz w:val="28"/>
                 <w:szCs w:val="28"/>
               </w:rPr>
-              <w:t>(</w:t>
-            </w:r>
-            <w:proofErr w:type="gramEnd"/>
-            <w:r>
-              <w:rPr>
-                <w:rFonts w:cs="Arial"/>
-                <w:sz w:val="28"/>
-                <w:szCs w:val="28"/>
-              </w:rPr>
-              <w:t>paata bhedam)</w:t>
+              <w:t>(paata bhedam)</w:t>
             </w:r>
           </w:p>
           <w:p>
@@ -38970,15 +38765,7 @@
                 <w:sz w:val="28"/>
                 <w:szCs w:val="28"/>
               </w:rPr>
-              <w:t>3-8-2-</w:t>
-            </w:r>
-            <w:proofErr w:type="gramStart"/>
-            <w:r>
-              <w:rPr>
-                <w:sz w:val="28"/>
-                <w:szCs w:val="28"/>
-              </w:rPr>
-              <w:t xml:space="preserve">1  </w:t>
+              <w:t xml:space="preserve">3-8-2-1  </w:t>
             </w:r>
             <w:r>
               <w:rPr>
@@ -38987,7 +38774,6 @@
               </w:rPr>
               <w:t>Dasini</w:t>
             </w:r>
-            <w:proofErr w:type="gramEnd"/>
             <w:r>
               <w:rPr>
                 <w:sz w:val="28"/>
@@ -39418,25 +39204,7 @@
                 <w:sz w:val="28"/>
                 <w:szCs w:val="28"/>
               </w:rPr>
-              <w:t>(</w:t>
-            </w:r>
-            <w:proofErr w:type="gramStart"/>
-            <w:r>
-              <w:rPr>
-                <w:rFonts w:cs="Arial"/>
-                <w:sz w:val="28"/>
-                <w:szCs w:val="28"/>
-              </w:rPr>
-              <w:t>paata</w:t>
-            </w:r>
-            <w:proofErr w:type="gramEnd"/>
-            <w:r>
-              <w:rPr>
-                <w:rFonts w:cs="Arial"/>
-                <w:sz w:val="28"/>
-                <w:szCs w:val="28"/>
-              </w:rPr>
-              <w:t xml:space="preserve"> bhedam.</w:t>
+              <w:t>(paata bhedam.</w:t>
             </w:r>
           </w:p>
         </w:tc>
@@ -39526,6 +39294,7 @@
                 <w:sz w:val="28"/>
                 <w:szCs w:val="28"/>
               </w:rPr>
+              <w:lastRenderedPageBreak/>
               <w:t xml:space="preserve">3-8-4-3 </w:t>
             </w:r>
             <w:r>
@@ -39721,7 +39490,6 @@
                 <w:szCs w:val="28"/>
                 <w:lang w:bidi="ta-IN"/>
               </w:rPr>
-              <w:lastRenderedPageBreak/>
               <w:t>3.8.14.3 Dasini 52</w:t>
             </w:r>
           </w:p>
@@ -40389,23 +40157,7 @@
                 <w:rFonts w:cs="Arial"/>
                 <w:szCs w:val="24"/>
               </w:rPr>
-              <w:t xml:space="preserve"> r. is followed by </w:t>
-            </w:r>
-            <w:proofErr w:type="gramStart"/>
-            <w:r>
-              <w:rPr>
-                <w:rFonts w:cs="Arial"/>
-                <w:szCs w:val="24"/>
-              </w:rPr>
-              <w:t>Sha,Sa</w:t>
-            </w:r>
-            <w:proofErr w:type="gramEnd"/>
-            <w:r>
-              <w:rPr>
-                <w:rFonts w:cs="Arial"/>
-                <w:szCs w:val="24"/>
-              </w:rPr>
-              <w:t xml:space="preserve">, ha or Ru </w:t>
+              <w:t xml:space="preserve"> r. is followed by Sha,Sa, ha or Ru </w:t>
             </w:r>
           </w:p>
           <w:p>
@@ -40456,7 +40208,6 @@
               </w:rPr>
               <w:t xml:space="preserve"> </w:t>
             </w:r>
-            <w:proofErr w:type="gramStart"/>
             <w:r>
               <w:rPr>
                 <w:rFonts w:ascii="BRH Devanagari Extra" w:hAnsi="BRH Devanagari Extra" w:cs="BRH Devanagari Extra"/>
@@ -40474,7 +40225,6 @@
               </w:rPr>
               <w:t>wÉ</w:t>
             </w:r>
-            <w:proofErr w:type="gramEnd"/>
           </w:p>
         </w:tc>
         <w:tc>
@@ -40497,25 +40247,7 @@
                 <w:sz w:val="28"/>
                 <w:szCs w:val="28"/>
               </w:rPr>
-              <w:t xml:space="preserve">Not to be followed when the the letter following r is a conjunct consonant of </w:t>
-            </w:r>
-            <w:proofErr w:type="gramStart"/>
-            <w:r>
-              <w:rPr>
-                <w:rFonts w:cs="Arial"/>
-                <w:sz w:val="28"/>
-                <w:szCs w:val="28"/>
-              </w:rPr>
-              <w:t>ha,sha</w:t>
-            </w:r>
-            <w:proofErr w:type="gramEnd"/>
-            <w:r>
-              <w:rPr>
-                <w:rFonts w:cs="Arial"/>
-                <w:sz w:val="28"/>
-                <w:szCs w:val="28"/>
-              </w:rPr>
-              <w:t>,Sa etc.</w:t>
+              <w:t>Not to be followed when the the letter following r is a conjunct consonant of ha,sha,Sa etc.</w:t>
             </w:r>
           </w:p>
         </w:tc>
@@ -40685,7 +40417,6 @@
               </w:rPr>
               <w:t xml:space="preserve"> </w:t>
             </w:r>
-            <w:proofErr w:type="gramStart"/>
             <w:r>
               <w:rPr>
                 <w:rFonts w:ascii="BRH Devanagari Extra" w:hAnsi="BRH Devanagari Extra" w:cs="BRH Devanagari Extra"/>
@@ -40715,7 +40446,6 @@
               </w:rPr>
               <w:t>rÉ</w:t>
             </w:r>
-            <w:proofErr w:type="gramEnd"/>
             <w:r>
               <w:rPr>
                 <w:rFonts w:ascii="Latha" w:hAnsi="Latha" w:cs="Latha" w:hint="cs"/>
@@ -40785,6 +40515,7 @@
                 <w:szCs w:val="44"/>
                 <w:lang w:bidi="ml-IN"/>
               </w:rPr>
+              <w:lastRenderedPageBreak/>
               <w:t>ÌmÉiÉ×ýqÉÉ</w:t>
             </w:r>
             <w:r>
@@ -40900,6 +40631,7 @@
                 <w:szCs w:val="28"/>
                 <w:lang w:bidi="ta-IN"/>
               </w:rPr>
+              <w:lastRenderedPageBreak/>
               <w:t xml:space="preserve">If the letter before </w:t>
             </w:r>
             <w:r>
@@ -40964,7 +40696,18 @@
                 <w:szCs w:val="28"/>
                 <w:lang w:bidi="ta-IN"/>
               </w:rPr>
-              <w:t xml:space="preserve">  in lower note or pause as per your Guru’s teachings. “</w:t>
+              <w:t xml:space="preserve">  in lower </w:t>
+            </w:r>
+            <w:r>
+              <w:rPr>
+                <w:rFonts w:cs="Arial"/>
+                <w:bCs/>
+                <w:sz w:val="28"/>
+                <w:szCs w:val="28"/>
+                <w:lang w:bidi="ta-IN"/>
+              </w:rPr>
+              <w:lastRenderedPageBreak/>
+              <w:t>note or pause as per your Guru’s teachings. “</w:t>
             </w:r>
             <w:r>
               <w:rPr>
@@ -41006,7 +40749,7 @@
                 <w:szCs w:val="28"/>
                 <w:lang w:bidi="ta-IN"/>
               </w:rPr>
-              <w:t xml:space="preserve">may not be marked in </w:t>
+              <w:t>may not be marked in anudAttam</w:t>
             </w:r>
             <w:r>
               <w:rPr>
@@ -41016,8 +40759,7 @@
                 <w:szCs w:val="28"/>
                 <w:lang w:bidi="ta-IN"/>
               </w:rPr>
-              <w:lastRenderedPageBreak/>
-              <w:t>anudAttam</w:t>
+              <w:t xml:space="preserve"> in some places</w:t>
             </w:r>
             <w:r>
               <w:rPr>
@@ -41027,39 +40769,7 @@
                 <w:szCs w:val="28"/>
                 <w:lang w:bidi="ta-IN"/>
               </w:rPr>
-              <w:t xml:space="preserve"> in some places</w:t>
-            </w:r>
-            <w:r>
-              <w:rPr>
-                <w:rFonts w:cs="Arial"/>
-                <w:b/>
-                <w:sz w:val="28"/>
-                <w:szCs w:val="28"/>
-                <w:lang w:bidi="ta-IN"/>
-              </w:rPr>
-              <w:t xml:space="preserve"> if the previous </w:t>
-            </w:r>
-            <w:proofErr w:type="gramStart"/>
-            <w:r>
-              <w:rPr>
-                <w:rFonts w:cs="Arial"/>
-                <w:b/>
-                <w:sz w:val="28"/>
-                <w:szCs w:val="28"/>
-                <w:lang w:bidi="ta-IN"/>
-              </w:rPr>
-              <w:t>word</w:t>
-            </w:r>
-            <w:proofErr w:type="gramEnd"/>
-            <w:r>
-              <w:rPr>
-                <w:rFonts w:cs="Arial"/>
-                <w:b/>
-                <w:sz w:val="28"/>
-                <w:szCs w:val="28"/>
-                <w:lang w:bidi="ta-IN"/>
-              </w:rPr>
-              <w:t xml:space="preserve"> is anudAttam</w:t>
+              <w:t xml:space="preserve"> if the previous word is anudAttam</w:t>
             </w:r>
             <w:r>
               <w:rPr>

--- a/brAhmaNa/TB 3.7-3.12 Sanskrit Corrections.docx
+++ b/brAhmaNa/TB 3.7-3.12 Sanskrit Corrections.docx
@@ -1537,255 +1537,6 @@
           </w:p>
         </w:tc>
       </w:tr>
-      <w:tr>
-        <w:tc>
-          <w:tcPr>
-            <w:tcW w:w="3686" w:type="dxa"/>
-            <w:tcBorders>
-              <w:top w:val="single" w:sz="4" w:space="0" w:color="000000"/>
-              <w:left w:val="single" w:sz="4" w:space="0" w:color="000000"/>
-              <w:bottom w:val="single" w:sz="4" w:space="0" w:color="000000"/>
-              <w:right w:val="single" w:sz="4" w:space="0" w:color="000000"/>
-            </w:tcBorders>
-          </w:tcPr>
-          <w:p>
-            <w:pPr>
-              <w:spacing w:before="0" w:line="240" w:lineRule="auto"/>
-              <w:rPr>
-                <w:b/>
-                <w:sz w:val="28"/>
-                <w:szCs w:val="28"/>
-              </w:rPr>
-            </w:pPr>
-            <w:r>
-              <w:rPr>
-                <w:b/>
-                <w:sz w:val="28"/>
-                <w:szCs w:val="28"/>
-              </w:rPr>
-              <w:t>T.B.3.</w:t>
-            </w:r>
-            <w:r>
-              <w:rPr>
-                <w:b/>
-                <w:sz w:val="28"/>
-                <w:szCs w:val="28"/>
-              </w:rPr>
-              <w:t>8.11.1</w:t>
-            </w:r>
-          </w:p>
-          <w:p>
-            <w:pPr>
-              <w:spacing w:before="0" w:line="240" w:lineRule="auto"/>
-              <w:jc w:val="both"/>
-              <w:rPr>
-                <w:b/>
-                <w:sz w:val="28"/>
-                <w:szCs w:val="28"/>
-              </w:rPr>
-            </w:pPr>
-            <w:r>
-              <w:rPr>
-                <w:b/>
-                <w:sz w:val="28"/>
-                <w:szCs w:val="28"/>
-              </w:rPr>
-              <w:t>Statement No.</w:t>
-            </w:r>
-            <w:r>
-              <w:rPr>
-                <w:b/>
-                <w:sz w:val="28"/>
-                <w:szCs w:val="28"/>
-              </w:rPr>
-              <w:t xml:space="preserve"> – </w:t>
-            </w:r>
-            <w:r>
-              <w:rPr>
-                <w:b/>
-                <w:sz w:val="28"/>
-                <w:szCs w:val="28"/>
-              </w:rPr>
-              <w:t>6</w:t>
-            </w:r>
-          </w:p>
-          <w:p>
-            <w:pPr>
-              <w:spacing w:before="0" w:line="240" w:lineRule="auto"/>
-              <w:rPr>
-                <w:bCs/>
-                <w:sz w:val="28"/>
-                <w:szCs w:val="28"/>
-              </w:rPr>
-            </w:pPr>
-            <w:r>
-              <w:rPr>
-                <w:b/>
-                <w:sz w:val="28"/>
-                <w:szCs w:val="28"/>
-              </w:rPr>
-              <w:t xml:space="preserve">Dasini No.-  </w:t>
-            </w:r>
-            <w:r>
-              <w:rPr>
-                <w:b/>
-                <w:sz w:val="28"/>
-                <w:szCs w:val="28"/>
-              </w:rPr>
-              <w:t>42</w:t>
-            </w:r>
-          </w:p>
-        </w:tc>
-        <w:tc>
-          <w:tcPr>
-            <w:tcW w:w="5103" w:type="dxa"/>
-            <w:tcBorders>
-              <w:top w:val="single" w:sz="4" w:space="0" w:color="000000"/>
-              <w:left w:val="single" w:sz="4" w:space="0" w:color="000000"/>
-              <w:bottom w:val="single" w:sz="4" w:space="0" w:color="000000"/>
-              <w:right w:val="single" w:sz="4" w:space="0" w:color="000000"/>
-            </w:tcBorders>
-          </w:tcPr>
-          <w:p>
-            <w:pPr>
-              <w:widowControl w:val="0"/>
-              <w:autoSpaceDE w:val="0"/>
-              <w:autoSpaceDN w:val="0"/>
-              <w:adjustRightInd w:val="0"/>
-              <w:spacing w:before="0" w:line="240" w:lineRule="auto"/>
-              <w:rPr>
-                <w:rFonts w:ascii="BRH Malayalam Extra" w:hAnsi="BRH Malayalam Extra" w:cs="BRH Malayalam Extra"/>
-                <w:sz w:val="40"/>
-                <w:szCs w:val="40"/>
-              </w:rPr>
-            </w:pPr>
-            <w:r>
-              <w:rPr>
-                <w:rFonts w:ascii="BRH Devanagari Extra" w:hAnsi="BRH Devanagari Extra" w:cs="BRH Devanagari Extra"/>
-                <w:sz w:val="40"/>
-                <w:szCs w:val="36"/>
-              </w:rPr>
-              <w:t>xuÉÉWûÉ</w:t>
-            </w:r>
-            <w:r>
-              <w:rPr>
-                <w:rFonts w:ascii="BRH Malayalam Extra" w:hAnsi="BRH Malayalam Extra" w:cs="BRH Devanagari Extra"/>
-                <w:sz w:val="32"/>
-                <w:szCs w:val="36"/>
-              </w:rPr>
-              <w:t>–</w:t>
-            </w:r>
-            <w:r>
-              <w:rPr>
-                <w:rFonts w:ascii="BRH Devanagari Extra" w:hAnsi="BRH Devanagari Extra" w:cs="BRH Devanagari Extra"/>
-                <w:sz w:val="40"/>
-                <w:szCs w:val="36"/>
-              </w:rPr>
-              <w:t>ÅÅÍkÉ-qÉÉkÉÏþiÉÉ</w:t>
-            </w:r>
-            <w:r>
-              <w:rPr>
-                <w:rFonts w:ascii="BRH Devanagari Extra" w:hAnsi="BRH Devanagari Extra" w:cs="BRH Devanagari Extra"/>
-                <w:sz w:val="40"/>
-                <w:szCs w:val="36"/>
-                <w:highlight w:val="yellow"/>
-              </w:rPr>
-              <w:t>rÉ</w:t>
-            </w:r>
-            <w:r>
-              <w:rPr>
-                <w:rFonts w:ascii="BRH Malayalam Extra" w:hAnsi="BRH Malayalam Extra" w:cs="BRH Devanagari Extra"/>
-                <w:sz w:val="32"/>
-                <w:szCs w:val="36"/>
-                <w:highlight w:val="yellow"/>
-              </w:rPr>
-              <w:t>–</w:t>
-            </w:r>
-            <w:r>
-              <w:rPr>
-                <w:rFonts w:ascii="BRH Devanagari Extra" w:hAnsi="BRH Devanagari Extra" w:cs="BRH Devanagari Extra"/>
-                <w:sz w:val="40"/>
-                <w:szCs w:val="36"/>
-              </w:rPr>
-              <w:t xml:space="preserve"> xuÉÉWûÉÿ |</w:t>
-            </w:r>
-          </w:p>
-        </w:tc>
-        <w:tc>
-          <w:tcPr>
-            <w:tcW w:w="4820" w:type="dxa"/>
-            <w:tcBorders>
-              <w:top w:val="single" w:sz="4" w:space="0" w:color="000000"/>
-              <w:left w:val="single" w:sz="4" w:space="0" w:color="000000"/>
-              <w:bottom w:val="single" w:sz="4" w:space="0" w:color="000000"/>
-              <w:right w:val="single" w:sz="4" w:space="0" w:color="000000"/>
-            </w:tcBorders>
-          </w:tcPr>
-          <w:p>
-            <w:pPr>
-              <w:widowControl w:val="0"/>
-              <w:autoSpaceDE w:val="0"/>
-              <w:autoSpaceDN w:val="0"/>
-              <w:adjustRightInd w:val="0"/>
-              <w:spacing w:before="0" w:line="240" w:lineRule="auto"/>
-              <w:rPr>
-                <w:rFonts w:ascii="BRH Malayalam Extra" w:hAnsi="BRH Malayalam Extra" w:cs="BRH Malayalam Extra"/>
-                <w:sz w:val="40"/>
-                <w:szCs w:val="40"/>
-              </w:rPr>
-            </w:pPr>
-            <w:r>
-              <w:rPr>
-                <w:rFonts w:ascii="BRH Devanagari Extra" w:hAnsi="BRH Devanagari Extra" w:cs="BRH Devanagari Extra"/>
-                <w:sz w:val="40"/>
-                <w:szCs w:val="36"/>
-              </w:rPr>
-              <w:t>xuÉÉWûÉ</w:t>
-            </w:r>
-            <w:r>
-              <w:rPr>
-                <w:rFonts w:ascii="BRH Malayalam Extra" w:hAnsi="BRH Malayalam Extra" w:cs="BRH Devanagari Extra"/>
-                <w:sz w:val="32"/>
-                <w:szCs w:val="36"/>
-              </w:rPr>
-              <w:t>–</w:t>
-            </w:r>
-            <w:r>
-              <w:rPr>
-                <w:rFonts w:ascii="BRH Devanagari Extra" w:hAnsi="BRH Devanagari Extra" w:cs="BRH Devanagari Extra"/>
-                <w:sz w:val="40"/>
-                <w:szCs w:val="36"/>
-              </w:rPr>
-              <w:t>ÅÅÍkÉ-qÉÉkÉÏþ</w:t>
-            </w:r>
-            <w:r>
-              <w:rPr>
-                <w:rFonts w:ascii="BRH Devanagari Extra" w:hAnsi="BRH Devanagari Extra" w:cs="BRH Devanagari Extra"/>
-                <w:sz w:val="40"/>
-                <w:szCs w:val="36"/>
-                <w:highlight w:val="green"/>
-              </w:rPr>
-              <w:t>iÉÉ</w:t>
-            </w:r>
-            <w:r>
-              <w:rPr>
-                <w:rFonts w:ascii="BRH Malayalam Extra" w:hAnsi="BRH Malayalam Extra" w:cs="BRH Devanagari Extra"/>
-                <w:sz w:val="32"/>
-                <w:szCs w:val="36"/>
-              </w:rPr>
-              <w:t>–</w:t>
-            </w:r>
-            <w:r>
-              <w:rPr>
-                <w:rFonts w:ascii="BRH Devanagari Extra" w:hAnsi="BRH Devanagari Extra" w:cs="BRH Devanagari Extra"/>
-                <w:sz w:val="40"/>
-                <w:szCs w:val="36"/>
-              </w:rPr>
-              <w:t>rÉ xuÉÉWûÉÿ |</w:t>
-            </w:r>
-          </w:p>
-        </w:tc>
-      </w:tr>
     </w:tbl>
     <w:p>
       <w:pPr>
@@ -1869,7 +1620,6 @@
           <w:szCs w:val="32"/>
           <w:u w:val="single"/>
         </w:rPr>
-        <w:lastRenderedPageBreak/>
         <w:t xml:space="preserve">Sanskrit </w:t>
       </w:r>
       <w:r>
@@ -1976,6 +1726,7 @@
                 <w:sz w:val="32"/>
                 <w:szCs w:val="32"/>
               </w:rPr>
+              <w:lastRenderedPageBreak/>
               <w:t>Section, Paragraph</w:t>
             </w:r>
           </w:p>
@@ -3845,7 +3596,6 @@
           <w:szCs w:val="32"/>
           <w:u w:val="single"/>
         </w:rPr>
-        <w:lastRenderedPageBreak/>
         <w:t xml:space="preserve">TaittirIya BrAhmaNam - TB 3.7 to 3.12   </w:t>
       </w:r>
     </w:p>
@@ -3926,6 +3676,7 @@
           <w:b/>
           <w:bCs/>
         </w:rPr>
+        <w:lastRenderedPageBreak/>
         <w:t xml:space="preserve"> (ignore those which are already incorporated in your book’s version and date). </w:t>
       </w:r>
       <w:r>
@@ -5839,7 +5590,6 @@
                 <w:sz w:val="28"/>
                 <w:szCs w:val="28"/>
               </w:rPr>
-              <w:lastRenderedPageBreak/>
               <w:t>T.B.3.8.18.5</w:t>
             </w:r>
           </w:p>
@@ -6129,6 +5879,7 @@
                 <w:sz w:val="28"/>
                 <w:szCs w:val="28"/>
               </w:rPr>
+              <w:lastRenderedPageBreak/>
               <w:t>T.B.3.</w:t>
             </w:r>
             <w:r>
@@ -8064,7 +7815,6 @@
                 <w:sz w:val="28"/>
                 <w:szCs w:val="28"/>
               </w:rPr>
-              <w:lastRenderedPageBreak/>
               <w:t>T.B.3.</w:t>
             </w:r>
             <w:r>
@@ -9899,7 +9649,6 @@
                 <w:szCs w:val="28"/>
                 <w:lang w:val="it-IT"/>
               </w:rPr>
-              <w:lastRenderedPageBreak/>
               <w:t>T.B.3.10.1.3</w:t>
             </w:r>
           </w:p>
@@ -10213,6 +9962,7 @@
                 <w:sz w:val="28"/>
                 <w:szCs w:val="28"/>
               </w:rPr>
+              <w:lastRenderedPageBreak/>
               <w:t>T.B.3.10.</w:t>
             </w:r>
             <w:r>
@@ -12396,7 +12146,6 @@
                 <w:szCs w:val="28"/>
                 <w:lang w:val="it-IT"/>
               </w:rPr>
-              <w:lastRenderedPageBreak/>
               <w:t>T.B.3.12.8.1</w:t>
             </w:r>
           </w:p>
@@ -12650,6 +12399,7 @@
                 <w:szCs w:val="28"/>
                 <w:lang w:val="it-IT"/>
               </w:rPr>
+              <w:lastRenderedPageBreak/>
               <w:t>T.B.3.12.9.3</w:t>
             </w:r>
           </w:p>
@@ -14266,7 +14016,6 @@
                 <w:sz w:val="28"/>
                 <w:szCs w:val="28"/>
               </w:rPr>
-              <w:lastRenderedPageBreak/>
               <w:t>TB 3.7.6.9</w:t>
             </w:r>
           </w:p>
@@ -14521,6 +14270,7 @@
                 <w:sz w:val="28"/>
                 <w:szCs w:val="28"/>
               </w:rPr>
+              <w:lastRenderedPageBreak/>
               <w:t>TB 3.7.9.2</w:t>
             </w:r>
           </w:p>
@@ -16646,7 +16396,6 @@
                 <w:sz w:val="28"/>
                 <w:szCs w:val="28"/>
               </w:rPr>
-              <w:lastRenderedPageBreak/>
               <w:t>(</w:t>
             </w:r>
             <w:r>
@@ -16704,46 +16453,46 @@
                 <w:sz w:val="28"/>
                 <w:szCs w:val="28"/>
               </w:rPr>
+              <w:t>TB 3.8.8.4</w:t>
+            </w:r>
+          </w:p>
+          <w:p>
+            <w:pPr>
+              <w:spacing w:before="0" w:line="240" w:lineRule="auto"/>
+              <w:rPr>
+                <w:sz w:val="28"/>
+                <w:szCs w:val="28"/>
+              </w:rPr>
+            </w:pPr>
+            <w:r>
+              <w:rPr>
+                <w:sz w:val="28"/>
+                <w:szCs w:val="28"/>
+              </w:rPr>
+              <w:t xml:space="preserve">10th </w:t>
+            </w:r>
+            <w:r>
+              <w:rPr>
+                <w:sz w:val="28"/>
+                <w:szCs w:val="28"/>
+              </w:rPr>
+              <w:t>Vaakyam</w:t>
+            </w:r>
+          </w:p>
+          <w:p>
+            <w:pPr>
+              <w:spacing w:before="0" w:line="252" w:lineRule="auto"/>
+              <w:rPr>
+                <w:sz w:val="36"/>
+                <w:szCs w:val="36"/>
+              </w:rPr>
+            </w:pPr>
+            <w:r>
+              <w:rPr>
+                <w:sz w:val="28"/>
+                <w:szCs w:val="28"/>
+              </w:rPr>
               <w:lastRenderedPageBreak/>
-              <w:t>TB 3.8.8.4</w:t>
-            </w:r>
-          </w:p>
-          <w:p>
-            <w:pPr>
-              <w:spacing w:before="0" w:line="240" w:lineRule="auto"/>
-              <w:rPr>
-                <w:sz w:val="28"/>
-                <w:szCs w:val="28"/>
-              </w:rPr>
-            </w:pPr>
-            <w:r>
-              <w:rPr>
-                <w:sz w:val="28"/>
-                <w:szCs w:val="28"/>
-              </w:rPr>
-              <w:t xml:space="preserve">10th </w:t>
-            </w:r>
-            <w:r>
-              <w:rPr>
-                <w:sz w:val="28"/>
-                <w:szCs w:val="28"/>
-              </w:rPr>
-              <w:t>Vaakyam</w:t>
-            </w:r>
-          </w:p>
-          <w:p>
-            <w:pPr>
-              <w:spacing w:before="0" w:line="252" w:lineRule="auto"/>
-              <w:rPr>
-                <w:sz w:val="36"/>
-                <w:szCs w:val="36"/>
-              </w:rPr>
-            </w:pPr>
-            <w:r>
-              <w:rPr>
-                <w:sz w:val="28"/>
-                <w:szCs w:val="28"/>
-              </w:rPr>
               <w:t>31st</w:t>
             </w:r>
             <w:r>
@@ -16780,6 +16529,7 @@
                 <w:sz w:val="40"/>
                 <w:szCs w:val="36"/>
               </w:rPr>
+              <w:lastRenderedPageBreak/>
               <w:t>A</w:t>
             </w:r>
             <w:r>
@@ -18789,7 +18539,6 @@
                 <w:sz w:val="28"/>
                 <w:szCs w:val="28"/>
               </w:rPr>
-              <w:lastRenderedPageBreak/>
               <w:t>TB 3.8.16.2</w:t>
             </w:r>
           </w:p>
@@ -19075,6 +18824,7 @@
                 <w:sz w:val="28"/>
                 <w:szCs w:val="28"/>
               </w:rPr>
+              <w:lastRenderedPageBreak/>
               <w:t>TB 3.8.17.4</w:t>
             </w:r>
           </w:p>
@@ -21067,7 +20817,6 @@
                 <w:sz w:val="28"/>
                 <w:szCs w:val="28"/>
               </w:rPr>
-              <w:lastRenderedPageBreak/>
               <w:t>TB 3.9.2.2</w:t>
             </w:r>
           </w:p>
@@ -21332,6 +21081,7 @@
                 <w:sz w:val="28"/>
                 <w:szCs w:val="28"/>
               </w:rPr>
+              <w:lastRenderedPageBreak/>
               <w:t>TB 3.9.3.1</w:t>
             </w:r>
           </w:p>
@@ -23221,7 +22971,6 @@
                 <w:sz w:val="28"/>
                 <w:szCs w:val="28"/>
               </w:rPr>
-              <w:lastRenderedPageBreak/>
               <w:t>TB 3.9.8.3</w:t>
             </w:r>
           </w:p>
@@ -23469,6 +23218,7 @@
                 <w:sz w:val="28"/>
                 <w:szCs w:val="28"/>
               </w:rPr>
+              <w:lastRenderedPageBreak/>
               <w:t>TB 3.9.9.1</w:t>
             </w:r>
           </w:p>
@@ -25692,7 +25442,6 @@
                 <w:sz w:val="28"/>
                 <w:szCs w:val="28"/>
               </w:rPr>
-              <w:lastRenderedPageBreak/>
               <w:t>TB 3.9.17.5</w:t>
             </w:r>
           </w:p>
@@ -25830,7 +25579,16 @@
                 <w:sz w:val="40"/>
                 <w:szCs w:val="36"/>
               </w:rPr>
-              <w:t>È Ì¢ü</w:t>
+              <w:t xml:space="preserve">È </w:t>
+            </w:r>
+            <w:r>
+              <w:rPr>
+                <w:rFonts w:ascii="BRH Devanagari Extra" w:hAnsi="BRH Devanagari Extra" w:cs="BRH Devanagari Extra"/>
+                <w:sz w:val="40"/>
+                <w:szCs w:val="36"/>
+              </w:rPr>
+              <w:lastRenderedPageBreak/>
+              <w:t>Ì¢ü</w:t>
             </w:r>
             <w:r>
               <w:rPr>
@@ -25879,6 +25637,7 @@
                 <w:sz w:val="40"/>
                 <w:szCs w:val="36"/>
               </w:rPr>
+              <w:lastRenderedPageBreak/>
               <w:t>AjÉÉå</w:t>
             </w:r>
             <w:r>
@@ -25972,7 +25731,16 @@
                 <w:sz w:val="40"/>
                 <w:szCs w:val="36"/>
               </w:rPr>
-              <w:t xml:space="preserve"> Ì¢ü</w:t>
+              <w:t xml:space="preserve"> </w:t>
+            </w:r>
+            <w:r>
+              <w:rPr>
+                <w:rFonts w:ascii="BRH Devanagari Extra" w:hAnsi="BRH Devanagari Extra" w:cs="BRH Devanagari Extra"/>
+                <w:sz w:val="40"/>
+                <w:szCs w:val="36"/>
+              </w:rPr>
+              <w:lastRenderedPageBreak/>
+              <w:t>Ì¢ü</w:t>
             </w:r>
             <w:r>
               <w:rPr>
@@ -26031,6 +25799,7 @@
                 <w:sz w:val="28"/>
                 <w:szCs w:val="28"/>
               </w:rPr>
+              <w:lastRenderedPageBreak/>
               <w:t>TB 3.9.18.1</w:t>
             </w:r>
           </w:p>
@@ -27766,7 +27535,6 @@
                 <w:sz w:val="28"/>
                 <w:szCs w:val="28"/>
               </w:rPr>
-              <w:lastRenderedPageBreak/>
               <w:t>TB 3.10.8.1</w:t>
             </w:r>
           </w:p>
@@ -27976,6 +27744,7 @@
                 <w:bCs/>
                 <w:sz w:val="32"/>
               </w:rPr>
+              <w:lastRenderedPageBreak/>
               <w:t>(extra “r” deleted)</w:t>
             </w:r>
           </w:p>
@@ -28005,6 +27774,7 @@
                 <w:sz w:val="28"/>
                 <w:szCs w:val="28"/>
               </w:rPr>
+              <w:lastRenderedPageBreak/>
               <w:t>TB 3.10.8.2</w:t>
             </w:r>
           </w:p>
@@ -29710,7 +29480,6 @@
                 <w:sz w:val="28"/>
                 <w:szCs w:val="28"/>
               </w:rPr>
-              <w:lastRenderedPageBreak/>
               <w:t>TB 3.10.11.7</w:t>
             </w:r>
           </w:p>
@@ -29964,6 +29733,7 @@
                 <w:bCs/>
                 <w:sz w:val="32"/>
               </w:rPr>
+              <w:lastRenderedPageBreak/>
               <w:t>nasal deleted and (gm)</w:t>
             </w:r>
             <w:r>
@@ -30008,6 +29778,7 @@
                 <w:sz w:val="28"/>
                 <w:szCs w:val="28"/>
               </w:rPr>
+              <w:lastRenderedPageBreak/>
               <w:t>TB 3.11.1.4</w:t>
             </w:r>
           </w:p>
@@ -31980,53 +31751,53 @@
                 <w:sz w:val="28"/>
                 <w:szCs w:val="28"/>
               </w:rPr>
+              <w:t>TB 3.11</w:t>
+            </w:r>
+            <w:r>
+              <w:rPr>
+                <w:sz w:val="28"/>
+                <w:szCs w:val="28"/>
+              </w:rPr>
+              <w:t>.8.3</w:t>
+            </w:r>
+          </w:p>
+          <w:p>
+            <w:pPr>
+              <w:spacing w:before="0" w:line="240" w:lineRule="auto"/>
+              <w:rPr>
+                <w:sz w:val="28"/>
+                <w:szCs w:val="28"/>
+              </w:rPr>
+            </w:pPr>
+            <w:r>
+              <w:rPr>
+                <w:sz w:val="28"/>
+                <w:szCs w:val="28"/>
+              </w:rPr>
+              <w:t>4</w:t>
+            </w:r>
+            <w:r>
+              <w:rPr>
+                <w:sz w:val="28"/>
+                <w:szCs w:val="28"/>
+              </w:rPr>
+              <w:t>th Vaakyam</w:t>
+            </w:r>
+          </w:p>
+          <w:p>
+            <w:pPr>
+              <w:spacing w:before="0" w:line="240" w:lineRule="auto"/>
+              <w:rPr>
+                <w:sz w:val="28"/>
+                <w:szCs w:val="28"/>
+              </w:rPr>
+            </w:pPr>
+            <w:r>
+              <w:rPr>
+                <w:sz w:val="28"/>
+                <w:szCs w:val="28"/>
+              </w:rPr>
               <w:lastRenderedPageBreak/>
-              <w:t>TB 3.11</w:t>
-            </w:r>
-            <w:r>
-              <w:rPr>
-                <w:sz w:val="28"/>
-                <w:szCs w:val="28"/>
-              </w:rPr>
-              <w:t>.8.3</w:t>
-            </w:r>
-          </w:p>
-          <w:p>
-            <w:pPr>
-              <w:spacing w:before="0" w:line="240" w:lineRule="auto"/>
-              <w:rPr>
-                <w:sz w:val="28"/>
-                <w:szCs w:val="28"/>
-              </w:rPr>
-            </w:pPr>
-            <w:r>
-              <w:rPr>
-                <w:sz w:val="28"/>
-                <w:szCs w:val="28"/>
-              </w:rPr>
-              <w:t>4</w:t>
-            </w:r>
-            <w:r>
-              <w:rPr>
-                <w:sz w:val="28"/>
-                <w:szCs w:val="28"/>
-              </w:rPr>
-              <w:t>th Vaakyam</w:t>
-            </w:r>
-          </w:p>
-          <w:p>
-            <w:pPr>
-              <w:spacing w:before="0" w:line="240" w:lineRule="auto"/>
-              <w:rPr>
-                <w:sz w:val="28"/>
-                <w:szCs w:val="28"/>
-              </w:rPr>
-            </w:pPr>
-            <w:r>
-              <w:rPr>
-                <w:sz w:val="28"/>
-                <w:szCs w:val="28"/>
-              </w:rPr>
               <w:t>44</w:t>
             </w:r>
             <w:r>
@@ -32071,6 +31842,7 @@
                 <w:szCs w:val="44"/>
                 <w:lang w:bidi="ml-IN"/>
               </w:rPr>
+              <w:lastRenderedPageBreak/>
               <w:t xml:space="preserve">ÌMÇü </w:t>
             </w:r>
             <w:r>
@@ -34249,7 +34021,6 @@
           <w:szCs w:val="32"/>
           <w:u w:val="single"/>
         </w:rPr>
-        <w:lastRenderedPageBreak/>
         <w:t>TaittirIya BrAhmaNam</w:t>
       </w:r>
       <w:r>
@@ -34408,6 +34179,7 @@
           <w:b/>
           <w:bCs/>
         </w:rPr>
+        <w:lastRenderedPageBreak/>
         <w:t xml:space="preserve">(ignore those which are already incorporated in your book’s version and date). </w:t>
       </w:r>
       <w:r>
@@ -35287,7 +35059,6 @@
           <w:szCs w:val="32"/>
           <w:u w:val="single"/>
         </w:rPr>
-        <w:lastRenderedPageBreak/>
         <w:t>TaittirIya Br</w:t>
       </w:r>
       <w:r>
@@ -35476,6 +35247,7 @@
           <w:b/>
           <w:bCs/>
         </w:rPr>
+        <w:lastRenderedPageBreak/>
         <w:t>(ignore those which are already incorporated in your book’s version and date)</w:t>
       </w:r>
       <w:r>
@@ -36598,7 +36370,6 @@
                 <w:sz w:val="28"/>
                 <w:szCs w:val="28"/>
               </w:rPr>
-              <w:lastRenderedPageBreak/>
               <w:t xml:space="preserve">3-7-5-11 - </w:t>
             </w:r>
             <w:r>
@@ -36760,6 +36531,7 @@
                 <w:sz w:val="28"/>
                 <w:szCs w:val="28"/>
               </w:rPr>
+              <w:lastRenderedPageBreak/>
               <w:t xml:space="preserve">3-7-6-5 </w:t>
             </w:r>
             <w:r>
@@ -38030,7 +37802,6 @@
                 <w:sz w:val="28"/>
                 <w:szCs w:val="28"/>
               </w:rPr>
-              <w:lastRenderedPageBreak/>
               <w:t xml:space="preserve">3-7-11-2 </w:t>
             </w:r>
             <w:r>
@@ -38286,6 +38057,7 @@
                 <w:sz w:val="28"/>
                 <w:szCs w:val="28"/>
               </w:rPr>
+              <w:lastRenderedPageBreak/>
               <w:t xml:space="preserve">3-7-14-1 - </w:t>
             </w:r>
             <w:r>
@@ -39294,7 +39066,6 @@
                 <w:sz w:val="28"/>
                 <w:szCs w:val="28"/>
               </w:rPr>
-              <w:lastRenderedPageBreak/>
               <w:t xml:space="preserve">3-8-4-3 </w:t>
             </w:r>
             <w:r>
@@ -39490,6 +39261,7 @@
                 <w:szCs w:val="28"/>
                 <w:lang w:bidi="ta-IN"/>
               </w:rPr>
+              <w:lastRenderedPageBreak/>
               <w:t>3.8.14.3 Dasini 52</w:t>
             </w:r>
           </w:p>
@@ -40515,7 +40287,6 @@
                 <w:szCs w:val="44"/>
                 <w:lang w:bidi="ml-IN"/>
               </w:rPr>
-              <w:lastRenderedPageBreak/>
               <w:t>ÌmÉiÉ×ýqÉÉ</w:t>
             </w:r>
             <w:r>
@@ -40631,7 +40402,6 @@
                 <w:szCs w:val="28"/>
                 <w:lang w:bidi="ta-IN"/>
               </w:rPr>
-              <w:lastRenderedPageBreak/>
               <w:t xml:space="preserve">If the letter before </w:t>
             </w:r>
             <w:r>
@@ -40696,18 +40466,7 @@
                 <w:szCs w:val="28"/>
                 <w:lang w:bidi="ta-IN"/>
               </w:rPr>
-              <w:t xml:space="preserve">  in lower </w:t>
-            </w:r>
-            <w:r>
-              <w:rPr>
-                <w:rFonts w:cs="Arial"/>
-                <w:bCs/>
-                <w:sz w:val="28"/>
-                <w:szCs w:val="28"/>
-                <w:lang w:bidi="ta-IN"/>
-              </w:rPr>
-              <w:lastRenderedPageBreak/>
-              <w:t>note or pause as per your Guru’s teachings. “</w:t>
+              <w:t xml:space="preserve">  in lower note or pause as per your Guru’s teachings. “</w:t>
             </w:r>
             <w:r>
               <w:rPr>
@@ -40749,7 +40508,18 @@
                 <w:szCs w:val="28"/>
                 <w:lang w:bidi="ta-IN"/>
               </w:rPr>
-              <w:t>may not be marked in anudAttam</w:t>
+              <w:t xml:space="preserve">may not be marked in </w:t>
+            </w:r>
+            <w:r>
+              <w:rPr>
+                <w:rFonts w:cs="Arial"/>
+                <w:b/>
+                <w:sz w:val="28"/>
+                <w:szCs w:val="28"/>
+                <w:lang w:bidi="ta-IN"/>
+              </w:rPr>
+              <w:lastRenderedPageBreak/>
+              <w:t>anudAttam</w:t>
             </w:r>
             <w:r>
               <w:rPr>

--- a/brAhmaNa/TB 3.7-3.12 Sanskrit Corrections.docx
+++ b/brAhmaNa/TB 3.7-3.12 Sanskrit Corrections.docx
@@ -1534,6 +1534,351 @@
               </w:rPr>
               <w:t>kÉ-</w:t>
             </w:r>
+          </w:p>
+        </w:tc>
+      </w:tr>
+      <w:tr>
+        <w:trPr>
+          <w:trHeight w:val="915"/>
+        </w:trPr>
+        <w:tc>
+          <w:tcPr>
+            <w:tcW w:w="3686" w:type="dxa"/>
+            <w:tcBorders>
+              <w:top w:val="single" w:sz="4" w:space="0" w:color="000000"/>
+              <w:left w:val="single" w:sz="4" w:space="0" w:color="000000"/>
+              <w:bottom w:val="single" w:sz="4" w:space="0" w:color="000000"/>
+              <w:right w:val="single" w:sz="4" w:space="0" w:color="000000"/>
+            </w:tcBorders>
+          </w:tcPr>
+          <w:p>
+            <w:pPr>
+              <w:spacing w:before="0" w:line="240" w:lineRule="auto"/>
+              <w:rPr>
+                <w:b/>
+                <w:sz w:val="28"/>
+                <w:szCs w:val="28"/>
+              </w:rPr>
+            </w:pPr>
+            <w:r>
+              <w:rPr>
+                <w:b/>
+                <w:sz w:val="28"/>
+                <w:szCs w:val="28"/>
+              </w:rPr>
+              <w:t>T.B.3.</w:t>
+            </w:r>
+            <w:r>
+              <w:rPr>
+                <w:b/>
+                <w:sz w:val="28"/>
+                <w:szCs w:val="28"/>
+              </w:rPr>
+              <w:t>11.1.3</w:t>
+            </w:r>
+          </w:p>
+          <w:p>
+            <w:pPr>
+              <w:spacing w:before="0" w:line="240" w:lineRule="auto"/>
+              <w:jc w:val="both"/>
+              <w:rPr>
+                <w:b/>
+                <w:sz w:val="28"/>
+                <w:szCs w:val="28"/>
+              </w:rPr>
+            </w:pPr>
+            <w:r>
+              <w:rPr>
+                <w:b/>
+                <w:sz w:val="28"/>
+                <w:szCs w:val="28"/>
+              </w:rPr>
+              <w:t>Statement No.</w:t>
+            </w:r>
+            <w:r>
+              <w:rPr>
+                <w:b/>
+                <w:sz w:val="28"/>
+                <w:szCs w:val="28"/>
+              </w:rPr>
+              <w:t xml:space="preserve"> – </w:t>
+            </w:r>
+            <w:r>
+              <w:rPr>
+                <w:b/>
+                <w:sz w:val="28"/>
+                <w:szCs w:val="28"/>
+              </w:rPr>
+              <w:t>6</w:t>
+            </w:r>
+          </w:p>
+          <w:p>
+            <w:pPr>
+              <w:spacing w:before="0" w:line="240" w:lineRule="auto"/>
+              <w:rPr>
+                <w:b/>
+                <w:sz w:val="28"/>
+                <w:szCs w:val="28"/>
+              </w:rPr>
+            </w:pPr>
+            <w:r>
+              <w:rPr>
+                <w:b/>
+                <w:sz w:val="28"/>
+                <w:szCs w:val="28"/>
+              </w:rPr>
+              <w:t xml:space="preserve">Dasini No.-  </w:t>
+            </w:r>
+            <w:r>
+              <w:rPr>
+                <w:b/>
+                <w:sz w:val="28"/>
+                <w:szCs w:val="28"/>
+              </w:rPr>
+              <w:t>3</w:t>
+            </w:r>
+          </w:p>
+        </w:tc>
+        <w:tc>
+          <w:tcPr>
+            <w:tcW w:w="5103" w:type="dxa"/>
+            <w:tcBorders>
+              <w:top w:val="single" w:sz="4" w:space="0" w:color="000000"/>
+              <w:left w:val="single" w:sz="4" w:space="0" w:color="000000"/>
+              <w:bottom w:val="single" w:sz="4" w:space="0" w:color="000000"/>
+              <w:right w:val="single" w:sz="4" w:space="0" w:color="000000"/>
+            </w:tcBorders>
+          </w:tcPr>
+          <w:p>
+            <w:pPr>
+              <w:widowControl w:val="0"/>
+              <w:autoSpaceDE w:val="0"/>
+              <w:autoSpaceDN w:val="0"/>
+              <w:adjustRightInd w:val="0"/>
+              <w:spacing w:line="252" w:lineRule="auto"/>
+              <w:rPr>
+                <w:rFonts w:ascii="BRH Malayalam Extra" w:hAnsi="BRH Malayalam Extra" w:cs="BRH Malayalam Extra"/>
+                <w:sz w:val="40"/>
+                <w:szCs w:val="40"/>
+              </w:rPr>
+            </w:pPr>
+            <w:r>
+              <w:rPr>
+                <w:rFonts w:ascii="BRH Devanagari Extra" w:hAnsi="BRH Devanagari Extra" w:cs="BRH Devanagari Extra"/>
+                <w:sz w:val="40"/>
+                <w:szCs w:val="44"/>
+              </w:rPr>
+              <w:t>iÉ</w:t>
+            </w:r>
+            <w:r>
+              <w:rPr>
+                <w:rFonts w:ascii="BRH Devanagari Extra" w:hAnsi="BRH Devanagari Extra" w:cs="BRH Devanagari Extra"/>
+                <w:sz w:val="40"/>
+                <w:szCs w:val="44"/>
+                <w:highlight w:val="yellow"/>
+              </w:rPr>
+              <w:t>li</w:t>
+            </w:r>
+            <w:r>
+              <w:rPr>
+                <w:rFonts w:ascii="BRH Devanagari Extra" w:hAnsi="BRH Devanagari Extra" w:cs="BRH Devanagari Extra"/>
+                <w:sz w:val="40"/>
+                <w:szCs w:val="44"/>
+              </w:rPr>
+              <w:t>uÉÉåmÉþSkÉå MüÉqÉ</w:t>
+            </w:r>
+            <w:r>
+              <w:rPr>
+                <w:rFonts w:ascii="BRH Malayalam Extra" w:hAnsi="BRH Malayalam Extra" w:cs="BRH Devanagari Extra"/>
+                <w:sz w:val="32"/>
+                <w:szCs w:val="44"/>
+              </w:rPr>
+              <w:t>–</w:t>
+            </w:r>
+            <w:r>
+              <w:rPr>
+                <w:rFonts w:ascii="BRH Devanagari Extra" w:hAnsi="BRH Devanagari Extra" w:cs="BRH Devanagari Extra"/>
+                <w:sz w:val="40"/>
+                <w:szCs w:val="44"/>
+              </w:rPr>
+              <w:t>SÒbÉ</w:t>
+            </w:r>
+            <w:r>
+              <w:rPr>
+                <w:rFonts w:ascii="BRH Malayalam Extra" w:hAnsi="BRH Malayalam Extra" w:cs="BRH Devanagari Extra"/>
+                <w:sz w:val="32"/>
+                <w:szCs w:val="44"/>
+              </w:rPr>
+              <w:t>–</w:t>
+            </w:r>
+            <w:r>
+              <w:rPr>
+                <w:rFonts w:ascii="BRH Devanagari Extra" w:hAnsi="BRH Devanagari Extra" w:cs="BRH Devanagari Extra"/>
+                <w:sz w:val="40"/>
+                <w:szCs w:val="44"/>
+              </w:rPr>
+              <w:t>-qÉÍ¤ÉþiÉÇ |</w:t>
+            </w:r>
+          </w:p>
+        </w:tc>
+        <w:tc>
+          <w:tcPr>
+            <w:tcW w:w="4820" w:type="dxa"/>
+            <w:tcBorders>
+              <w:top w:val="single" w:sz="4" w:space="0" w:color="000000"/>
+              <w:left w:val="single" w:sz="4" w:space="0" w:color="000000"/>
+              <w:bottom w:val="single" w:sz="4" w:space="0" w:color="000000"/>
+              <w:right w:val="single" w:sz="4" w:space="0" w:color="000000"/>
+            </w:tcBorders>
+          </w:tcPr>
+          <w:p>
+            <w:pPr>
+              <w:widowControl w:val="0"/>
+              <w:autoSpaceDE w:val="0"/>
+              <w:autoSpaceDN w:val="0"/>
+              <w:adjustRightInd w:val="0"/>
+              <w:spacing w:line="252" w:lineRule="auto"/>
+              <w:rPr>
+                <w:rFonts w:ascii="BRH Malayalam Extra" w:hAnsi="BRH Malayalam Extra" w:cs="BRH Malayalam Extra"/>
+                <w:sz w:val="40"/>
+                <w:szCs w:val="40"/>
+              </w:rPr>
+            </w:pPr>
+            <w:r>
+              <w:rPr>
+                <w:rFonts w:ascii="BRH Devanagari Extra" w:hAnsi="BRH Devanagari Extra" w:cs="BRH Devanagari Extra"/>
+                <w:sz w:val="40"/>
+                <w:szCs w:val="44"/>
+              </w:rPr>
+              <w:t>iÉ</w:t>
+            </w:r>
+            <w:r>
+              <w:rPr>
+                <w:rFonts w:ascii="BRH Devanagari Extra" w:hAnsi="BRH Devanagari Extra" w:cs="BRH Devanagari Extra"/>
+                <w:sz w:val="40"/>
+                <w:szCs w:val="44"/>
+                <w:highlight w:val="green"/>
+              </w:rPr>
+              <w:t>¨</w:t>
+            </w:r>
+            <w:r>
+              <w:rPr>
+                <w:rFonts w:ascii="BRH Devanagari Extra" w:hAnsi="BRH Devanagari Extra" w:cs="BRH Devanagari Extra"/>
+                <w:sz w:val="40"/>
+                <w:szCs w:val="44"/>
+              </w:rPr>
+              <w:t>uÉÉ</w:t>
+            </w:r>
+            <w:r>
+              <w:rPr>
+                <w:rFonts w:ascii="BRH Devanagari Extra" w:hAnsi="BRH Devanagari Extra" w:cs="BRH Devanagari Extra"/>
+                <w:sz w:val="40"/>
+                <w:szCs w:val="44"/>
+              </w:rPr>
+              <w:t>åmÉþSkÉå MüÉqÉ</w:t>
+            </w:r>
+            <w:r>
+              <w:rPr>
+                <w:rFonts w:ascii="BRH Malayalam Extra" w:hAnsi="BRH Malayalam Extra" w:cs="BRH Devanagari Extra"/>
+                <w:sz w:val="32"/>
+                <w:szCs w:val="44"/>
+              </w:rPr>
+              <w:t>–</w:t>
+            </w:r>
+            <w:r>
+              <w:rPr>
+                <w:rFonts w:ascii="BRH Devanagari Extra" w:hAnsi="BRH Devanagari Extra" w:cs="BRH Devanagari Extra"/>
+                <w:sz w:val="40"/>
+                <w:szCs w:val="44"/>
+              </w:rPr>
+              <w:t>SÒbÉ</w:t>
+            </w:r>
+            <w:r>
+              <w:rPr>
+                <w:rFonts w:ascii="BRH Malayalam Extra" w:hAnsi="BRH Malayalam Extra" w:cs="BRH Devanagari Extra"/>
+                <w:sz w:val="32"/>
+                <w:szCs w:val="44"/>
+              </w:rPr>
+              <w:t>–</w:t>
+            </w:r>
+            <w:r>
+              <w:rPr>
+                <w:rFonts w:ascii="BRH Devanagari Extra" w:hAnsi="BRH Devanagari Extra" w:cs="BRH Devanagari Extra"/>
+                <w:sz w:val="40"/>
+                <w:szCs w:val="44"/>
+              </w:rPr>
+              <w:t>-qÉÍ¤ÉþiÉÇ |</w:t>
+            </w:r>
+          </w:p>
+        </w:tc>
+      </w:tr>
+      <w:tr>
+        <w:trPr>
+          <w:trHeight w:val="810"/>
+        </w:trPr>
+        <w:tc>
+          <w:tcPr>
+            <w:tcW w:w="3686" w:type="dxa"/>
+            <w:tcBorders>
+              <w:top w:val="single" w:sz="4" w:space="0" w:color="000000"/>
+              <w:left w:val="single" w:sz="4" w:space="0" w:color="000000"/>
+              <w:bottom w:val="single" w:sz="4" w:space="0" w:color="000000"/>
+              <w:right w:val="single" w:sz="4" w:space="0" w:color="000000"/>
+            </w:tcBorders>
+          </w:tcPr>
+          <w:p>
+            <w:pPr>
+              <w:spacing w:before="0" w:line="240" w:lineRule="auto"/>
+              <w:rPr>
+                <w:b/>
+                <w:sz w:val="28"/>
+                <w:szCs w:val="28"/>
+              </w:rPr>
+            </w:pPr>
+          </w:p>
+        </w:tc>
+        <w:tc>
+          <w:tcPr>
+            <w:tcW w:w="5103" w:type="dxa"/>
+            <w:tcBorders>
+              <w:top w:val="single" w:sz="4" w:space="0" w:color="000000"/>
+              <w:left w:val="single" w:sz="4" w:space="0" w:color="000000"/>
+              <w:bottom w:val="single" w:sz="4" w:space="0" w:color="000000"/>
+              <w:right w:val="single" w:sz="4" w:space="0" w:color="000000"/>
+            </w:tcBorders>
+          </w:tcPr>
+          <w:p>
+            <w:pPr>
+              <w:spacing w:before="0" w:line="240" w:lineRule="auto"/>
+              <w:rPr>
+                <w:rFonts w:ascii="BRH Devanagari Extra" w:hAnsi="BRH Devanagari Extra" w:cs="BRH Devanagari Extra"/>
+                <w:sz w:val="40"/>
+                <w:szCs w:val="36"/>
+                <w:highlight w:val="yellow"/>
+              </w:rPr>
+            </w:pPr>
+          </w:p>
+        </w:tc>
+        <w:tc>
+          <w:tcPr>
+            <w:tcW w:w="4820" w:type="dxa"/>
+            <w:tcBorders>
+              <w:top w:val="single" w:sz="4" w:space="0" w:color="000000"/>
+              <w:left w:val="single" w:sz="4" w:space="0" w:color="000000"/>
+              <w:bottom w:val="single" w:sz="4" w:space="0" w:color="000000"/>
+              <w:right w:val="single" w:sz="4" w:space="0" w:color="000000"/>
+            </w:tcBorders>
+          </w:tcPr>
+          <w:p>
+            <w:pPr>
+              <w:spacing w:before="0" w:line="240" w:lineRule="auto"/>
+              <w:rPr>
+                <w:rFonts w:ascii="BRH Devanagari Extra" w:hAnsi="BRH Devanagari Extra" w:cs="BRH Devanagari Extra"/>
+                <w:sz w:val="40"/>
+                <w:szCs w:val="36"/>
+                <w:highlight w:val="green"/>
+              </w:rPr>
+            </w:pPr>
           </w:p>
         </w:tc>
       </w:tr>
@@ -1726,7 +2071,6 @@
                 <w:sz w:val="32"/>
                 <w:szCs w:val="32"/>
               </w:rPr>
-              <w:lastRenderedPageBreak/>
               <w:t>Section, Paragraph</w:t>
             </w:r>
           </w:p>
@@ -3322,6 +3666,7 @@
                 <w:sz w:val="28"/>
                 <w:szCs w:val="28"/>
               </w:rPr>
+              <w:lastRenderedPageBreak/>
               <w:t>TB -3.11.9.6</w:t>
             </w:r>
           </w:p>
@@ -3676,7 +4021,6 @@
           <w:b/>
           <w:bCs/>
         </w:rPr>
-        <w:lastRenderedPageBreak/>
         <w:t xml:space="preserve"> (ignore those which are already incorporated in your book’s version and date). </w:t>
       </w:r>
       <w:r>
@@ -5093,6 +5437,7 @@
                 <w:sz w:val="28"/>
                 <w:szCs w:val="28"/>
               </w:rPr>
+              <w:lastRenderedPageBreak/>
               <w:t xml:space="preserve">Dasini No.- </w:t>
             </w:r>
             <w:r>
@@ -5133,6 +5478,7 @@
                 <w:sz w:val="40"/>
                 <w:szCs w:val="36"/>
               </w:rPr>
+              <w:lastRenderedPageBreak/>
               <w:t xml:space="preserve">AÉ </w:t>
             </w:r>
             <w:r>
@@ -5879,7 +6225,6 @@
                 <w:sz w:val="28"/>
                 <w:szCs w:val="28"/>
               </w:rPr>
-              <w:lastRenderedPageBreak/>
               <w:t>T.B.3.</w:t>
             </w:r>
             <w:r>
@@ -7561,6 +7906,7 @@
                 <w:sz w:val="28"/>
                 <w:szCs w:val="28"/>
               </w:rPr>
+              <w:lastRenderedPageBreak/>
               <w:t>T.B.3.11.1.3</w:t>
             </w:r>
           </w:p>
@@ -9253,6 +9599,7 @@
                 <w:szCs w:val="28"/>
                 <w:lang w:val="it-IT"/>
               </w:rPr>
+              <w:lastRenderedPageBreak/>
               <w:t>Dasini No. 121</w:t>
             </w:r>
           </w:p>
@@ -9282,6 +9629,7 @@
                 <w:sz w:val="40"/>
                 <w:szCs w:val="40"/>
               </w:rPr>
+              <w:lastRenderedPageBreak/>
               <w:t>aÉÉ</w:t>
             </w:r>
             <w:r>
@@ -9962,7 +10310,6 @@
                 <w:sz w:val="28"/>
                 <w:szCs w:val="28"/>
               </w:rPr>
-              <w:lastRenderedPageBreak/>
               <w:t>T.B.3.10.</w:t>
             </w:r>
             <w:r>
@@ -11570,6 +11917,7 @@
                 <w:szCs w:val="28"/>
                 <w:lang w:val="it-IT"/>
               </w:rPr>
+              <w:lastRenderedPageBreak/>
               <w:t>T.B.3.12.5.4</w:t>
             </w:r>
           </w:p>
@@ -12399,7 +12747,6 @@
                 <w:szCs w:val="28"/>
                 <w:lang w:val="it-IT"/>
               </w:rPr>
-              <w:lastRenderedPageBreak/>
               <w:t>T.B.3.12.9.3</w:t>
             </w:r>
           </w:p>
@@ -13481,6 +13828,7 @@
                 <w:sz w:val="28"/>
                 <w:szCs w:val="28"/>
               </w:rPr>
+              <w:lastRenderedPageBreak/>
               <w:t>TB 3.7.3.1</w:t>
             </w:r>
           </w:p>
@@ -14270,7 +14618,6 @@
                 <w:sz w:val="28"/>
                 <w:szCs w:val="28"/>
               </w:rPr>
-              <w:lastRenderedPageBreak/>
               <w:t>TB 3.7.9.2</w:t>
             </w:r>
           </w:p>
@@ -15866,6 +16213,7 @@
                 <w:sz w:val="28"/>
                 <w:szCs w:val="28"/>
               </w:rPr>
+              <w:lastRenderedPageBreak/>
               <w:t>TB 3.8.7.1</w:t>
             </w:r>
           </w:p>
@@ -16492,7 +16840,6 @@
                 <w:sz w:val="28"/>
                 <w:szCs w:val="28"/>
               </w:rPr>
-              <w:lastRenderedPageBreak/>
               <w:t>31st</w:t>
             </w:r>
             <w:r>
@@ -16529,7 +16876,6 @@
                 <w:sz w:val="40"/>
                 <w:szCs w:val="36"/>
               </w:rPr>
-              <w:lastRenderedPageBreak/>
               <w:t>A</w:t>
             </w:r>
             <w:r>
@@ -18057,6 +18403,7 @@
                 <w:sz w:val="28"/>
                 <w:szCs w:val="28"/>
               </w:rPr>
+              <w:lastRenderedPageBreak/>
               <w:t>TB 3.8.12.2</w:t>
             </w:r>
           </w:p>
@@ -18824,7 +19171,6 @@
                 <w:sz w:val="28"/>
                 <w:szCs w:val="28"/>
               </w:rPr>
-              <w:lastRenderedPageBreak/>
               <w:t>TB 3.8.17.4</w:t>
             </w:r>
           </w:p>
@@ -20404,6 +20750,7 @@
                 <w:sz w:val="28"/>
                 <w:szCs w:val="28"/>
               </w:rPr>
+              <w:lastRenderedPageBreak/>
               <w:t>TB 3.9.1.4</w:t>
             </w:r>
           </w:p>
@@ -21081,7 +21428,6 @@
                 <w:sz w:val="28"/>
                 <w:szCs w:val="28"/>
               </w:rPr>
-              <w:lastRenderedPageBreak/>
               <w:t>TB 3.9.3.1</w:t>
             </w:r>
           </w:p>
@@ -22699,6 +23045,7 @@
                 <w:sz w:val="28"/>
                 <w:szCs w:val="28"/>
               </w:rPr>
+              <w:lastRenderedPageBreak/>
               <w:t>TB 3.9.8.1</w:t>
             </w:r>
           </w:p>
@@ -23218,7 +23565,6 @@
                 <w:sz w:val="28"/>
                 <w:szCs w:val="28"/>
               </w:rPr>
-              <w:lastRenderedPageBreak/>
               <w:t>TB 3.9.9.1</w:t>
             </w:r>
           </w:p>
@@ -25144,6 +25490,7 @@
                 <w:sz w:val="28"/>
                 <w:szCs w:val="28"/>
               </w:rPr>
+              <w:lastRenderedPageBreak/>
               <w:t>TB 3.9.17.1</w:t>
             </w:r>
           </w:p>
@@ -25579,16 +25926,7 @@
                 <w:sz w:val="40"/>
                 <w:szCs w:val="36"/>
               </w:rPr>
-              <w:t xml:space="preserve">È </w:t>
-            </w:r>
-            <w:r>
-              <w:rPr>
-                <w:rFonts w:ascii="BRH Devanagari Extra" w:hAnsi="BRH Devanagari Extra" w:cs="BRH Devanagari Extra"/>
-                <w:sz w:val="40"/>
-                <w:szCs w:val="36"/>
-              </w:rPr>
-              <w:lastRenderedPageBreak/>
-              <w:t>Ì¢ü</w:t>
+              <w:t>È Ì¢ü</w:t>
             </w:r>
             <w:r>
               <w:rPr>
@@ -25637,7 +25975,6 @@
                 <w:sz w:val="40"/>
                 <w:szCs w:val="36"/>
               </w:rPr>
-              <w:lastRenderedPageBreak/>
               <w:t>AjÉÉå</w:t>
             </w:r>
             <w:r>
@@ -25731,16 +26068,7 @@
                 <w:sz w:val="40"/>
                 <w:szCs w:val="36"/>
               </w:rPr>
-              <w:t xml:space="preserve"> </w:t>
-            </w:r>
-            <w:r>
-              <w:rPr>
-                <w:rFonts w:ascii="BRH Devanagari Extra" w:hAnsi="BRH Devanagari Extra" w:cs="BRH Devanagari Extra"/>
-                <w:sz w:val="40"/>
-                <w:szCs w:val="36"/>
-              </w:rPr>
-              <w:lastRenderedPageBreak/>
-              <w:t>Ì¢ü</w:t>
+              <w:t xml:space="preserve"> Ì¢ü</w:t>
             </w:r>
             <w:r>
               <w:rPr>
@@ -25799,7 +26127,6 @@
                 <w:sz w:val="28"/>
                 <w:szCs w:val="28"/>
               </w:rPr>
-              <w:lastRenderedPageBreak/>
               <w:t>TB 3.9.18.1</w:t>
             </w:r>
           </w:p>
@@ -27308,6 +27635,7 @@
                 <w:sz w:val="28"/>
                 <w:szCs w:val="28"/>
               </w:rPr>
+              <w:lastRenderedPageBreak/>
               <w:t>TB 3.10.3.1</w:t>
             </w:r>
           </w:p>
@@ -27744,7 +28072,6 @@
                 <w:bCs/>
                 <w:sz w:val="32"/>
               </w:rPr>
-              <w:lastRenderedPageBreak/>
               <w:t>(extra “r” deleted)</w:t>
             </w:r>
           </w:p>
@@ -27774,7 +28101,6 @@
                 <w:sz w:val="28"/>
                 <w:szCs w:val="28"/>
               </w:rPr>
-              <w:lastRenderedPageBreak/>
               <w:t>TB 3.10.8.2</w:t>
             </w:r>
           </w:p>
@@ -29128,6 +29454,7 @@
                 <w:sz w:val="28"/>
                 <w:szCs w:val="28"/>
               </w:rPr>
+              <w:lastRenderedPageBreak/>
               <w:t>TB 3.10.11.3</w:t>
             </w:r>
           </w:p>
@@ -29733,7 +30060,6 @@
                 <w:bCs/>
                 <w:sz w:val="32"/>
               </w:rPr>
-              <w:lastRenderedPageBreak/>
               <w:t>nasal deleted and (gm)</w:t>
             </w:r>
             <w:r>
@@ -29778,7 +30104,6 @@
                 <w:sz w:val="28"/>
                 <w:szCs w:val="28"/>
               </w:rPr>
-              <w:lastRenderedPageBreak/>
               <w:t>TB 3.11.1.4</w:t>
             </w:r>
           </w:p>
@@ -31248,6 +31573,7 @@
                 <w:sz w:val="28"/>
                 <w:szCs w:val="28"/>
               </w:rPr>
+              <w:lastRenderedPageBreak/>
               <w:t>TB 3.11.2.2</w:t>
             </w:r>
           </w:p>
@@ -31797,7 +32123,6 @@
                 <w:sz w:val="28"/>
                 <w:szCs w:val="28"/>
               </w:rPr>
-              <w:lastRenderedPageBreak/>
               <w:t>44</w:t>
             </w:r>
             <w:r>
@@ -31842,7 +32167,6 @@
                 <w:szCs w:val="44"/>
                 <w:lang w:bidi="ml-IN"/>
               </w:rPr>
-              <w:lastRenderedPageBreak/>
               <w:t xml:space="preserve">ÌMÇü </w:t>
             </w:r>
             <w:r>
@@ -33360,6 +33684,7 @@
                 <w:sz w:val="28"/>
                 <w:szCs w:val="28"/>
               </w:rPr>
+              <w:lastRenderedPageBreak/>
               <w:t>TB 3.12.8.3</w:t>
             </w:r>
           </w:p>
@@ -34179,7 +34504,6 @@
           <w:b/>
           <w:bCs/>
         </w:rPr>
-        <w:lastRenderedPageBreak/>
         <w:t xml:space="preserve">(ignore those which are already incorporated in your book’s version and date). </w:t>
       </w:r>
       <w:r>
@@ -34861,6 +35185,7 @@
                 <w:sz w:val="36"/>
                 <w:szCs w:val="36"/>
               </w:rPr>
+              <w:lastRenderedPageBreak/>
               <w:t>1</w:t>
             </w:r>
             <w:r>
@@ -34899,6 +35224,7 @@
                 <w:sz w:val="44"/>
                 <w:szCs w:val="40"/>
               </w:rPr>
+              <w:lastRenderedPageBreak/>
               <w:t xml:space="preserve">mÉýhÉïÇ </w:t>
             </w:r>
             <w:r>
@@ -35247,7 +35573,6 @@
           <w:b/>
           <w:bCs/>
         </w:rPr>
-        <w:lastRenderedPageBreak/>
         <w:t>(ignore those which are already incorporated in your book’s version and date)</w:t>
       </w:r>
       <w:r>
@@ -36112,6 +36437,7 @@
                 <w:sz w:val="28"/>
                 <w:szCs w:val="28"/>
               </w:rPr>
+              <w:lastRenderedPageBreak/>
               <w:t>(paata bhedam – Swaram marking)</w:t>
             </w:r>
           </w:p>
@@ -36135,6 +36461,7 @@
                 <w:sz w:val="40"/>
                 <w:szCs w:val="40"/>
               </w:rPr>
+              <w:lastRenderedPageBreak/>
               <w:t>r</w:t>
             </w:r>
             <w:r>
@@ -36170,6 +36497,7 @@
                 <w:sz w:val="28"/>
                 <w:szCs w:val="28"/>
               </w:rPr>
+              <w:lastRenderedPageBreak/>
               <w:t>(in pada Paatam, ‘ya’ of yat does not get anudAttam. So anudAttam under ‘dda’ seems more appropriate</w:t>
             </w:r>
             <w:r>
@@ -36212,6 +36540,7 @@
                 <w:sz w:val="28"/>
                 <w:szCs w:val="28"/>
               </w:rPr>
+              <w:lastRenderedPageBreak/>
               <w:t xml:space="preserve">3-7-3-7 - </w:t>
             </w:r>
             <w:r>
@@ -36531,7 +36860,6 @@
                 <w:sz w:val="28"/>
                 <w:szCs w:val="28"/>
               </w:rPr>
-              <w:lastRenderedPageBreak/>
               <w:t xml:space="preserve">3-7-6-5 </w:t>
             </w:r>
             <w:r>
@@ -37473,6 +37801,7 @@
                 <w:sz w:val="28"/>
                 <w:szCs w:val="28"/>
               </w:rPr>
+              <w:lastRenderedPageBreak/>
               <w:t>3.7.9.4 Dasini 99</w:t>
             </w:r>
           </w:p>
@@ -38057,7 +38386,6 @@
                 <w:sz w:val="28"/>
                 <w:szCs w:val="28"/>
               </w:rPr>
-              <w:lastRenderedPageBreak/>
               <w:t xml:space="preserve">3-7-14-1 - </w:t>
             </w:r>
             <w:r>
@@ -38886,6 +39214,7 @@
                 <w:sz w:val="28"/>
                 <w:szCs w:val="28"/>
               </w:rPr>
+              <w:lastRenderedPageBreak/>
               <w:t xml:space="preserve">3-8-4-1 </w:t>
             </w:r>
             <w:r>
@@ -39261,7 +39590,6 @@
                 <w:szCs w:val="28"/>
                 <w:lang w:bidi="ta-IN"/>
               </w:rPr>
-              <w:lastRenderedPageBreak/>
               <w:t>3.8.14.3 Dasini 52</w:t>
             </w:r>
           </w:p>
@@ -39901,6 +40229,7 @@
                 <w:sz w:val="28"/>
                 <w:szCs w:val="28"/>
               </w:rPr>
+              <w:lastRenderedPageBreak/>
               <w:t>Improved Sound representation</w:t>
             </w:r>
           </w:p>
@@ -40508,18 +40837,7 @@
                 <w:szCs w:val="28"/>
                 <w:lang w:bidi="ta-IN"/>
               </w:rPr>
-              <w:t xml:space="preserve">may not be marked in </w:t>
-            </w:r>
-            <w:r>
-              <w:rPr>
-                <w:rFonts w:cs="Arial"/>
-                <w:b/>
-                <w:sz w:val="28"/>
-                <w:szCs w:val="28"/>
-                <w:lang w:bidi="ta-IN"/>
-              </w:rPr>
-              <w:lastRenderedPageBreak/>
-              <w:t>anudAttam</w:t>
+              <w:t>may not be marked in anudAttam</w:t>
             </w:r>
             <w:r>
               <w:rPr>

--- a/brAhmaNa/TB 3.7-3.12 Sanskrit Corrections.docx
+++ b/brAhmaNa/TB 3.7-3.12 Sanskrit Corrections.docx
@@ -93,10 +93,9 @@
           <w:bCs/>
           <w:sz w:val="32"/>
           <w:szCs w:val="32"/>
-          <w:highlight w:val="red"/>
           <w:u w:val="single"/>
         </w:rPr>
-        <w:t>???</w:t>
+        <w:t>31st July 2026</w:t>
       </w:r>
     </w:p>
     <w:p>
@@ -337,16 +336,26 @@
                 <w:sz w:val="28"/>
                 <w:szCs w:val="28"/>
               </w:rPr>
-              <w:t xml:space="preserve">Dasini No.-  </w:t>
-            </w:r>
+              <w:t>Dasini No.</w:t>
+            </w:r>
+            <w:proofErr w:type="gramStart"/>
             <w:r>
               <w:rPr>
                 <w:b/>
                 <w:sz w:val="28"/>
                 <w:szCs w:val="28"/>
               </w:rPr>
+              <w:t xml:space="preserve">-  </w:t>
+            </w:r>
+            <w:r>
+              <w:rPr>
+                <w:b/>
+                <w:sz w:val="28"/>
+                <w:szCs w:val="28"/>
+              </w:rPr>
               <w:t>72</w:t>
             </w:r>
+            <w:proofErr w:type="gramEnd"/>
           </w:p>
         </w:tc>
         <w:tc>
@@ -571,16 +580,26 @@
                 <w:sz w:val="28"/>
                 <w:szCs w:val="28"/>
               </w:rPr>
-              <w:t xml:space="preserve">Dasini No.-  </w:t>
-            </w:r>
+              <w:t>Dasini No.</w:t>
+            </w:r>
+            <w:proofErr w:type="gramStart"/>
             <w:r>
               <w:rPr>
                 <w:b/>
                 <w:sz w:val="28"/>
                 <w:szCs w:val="28"/>
               </w:rPr>
+              <w:t xml:space="preserve">-  </w:t>
+            </w:r>
+            <w:r>
+              <w:rPr>
+                <w:b/>
+                <w:sz w:val="28"/>
+                <w:szCs w:val="28"/>
+              </w:rPr>
               <w:t>92</w:t>
             </w:r>
+            <w:proofErr w:type="gramEnd"/>
           </w:p>
         </w:tc>
         <w:tc>
@@ -644,6 +663,7 @@
               </w:rPr>
               <w:t xml:space="preserve">¢üÉÍhÉþ uÉiÉïrÉ </w:t>
             </w:r>
+            <w:proofErr w:type="gramStart"/>
             <w:r>
               <w:rPr>
                 <w:rFonts w:ascii="BRH Devanagari Extra" w:hAnsi="BRH Devanagari Extra" w:cs="BRH Devanagari Extra"/>
@@ -654,6 +674,7 @@
               </w:rPr>
               <w:t>( )</w:t>
             </w:r>
+            <w:proofErr w:type="gramEnd"/>
             <w:r>
               <w:rPr>
                 <w:rFonts w:ascii="BRH Devanagari Extra" w:hAnsi="BRH Devanagari Extra" w:cs="BRH Devanagari Extra"/>
@@ -725,6 +746,7 @@
               </w:rPr>
               <w:t xml:space="preserve">¢üÉÍhÉþ uÉiÉïrÉ </w:t>
             </w:r>
+            <w:proofErr w:type="gramStart"/>
             <w:r>
               <w:rPr>
                 <w:rFonts w:ascii="BRH Devanagari Extra" w:hAnsi="BRH Devanagari Extra" w:cs="BRH Devanagari Extra"/>
@@ -735,6 +757,7 @@
               </w:rPr>
               <w:t>( )</w:t>
             </w:r>
+            <w:proofErr w:type="gramEnd"/>
             <w:r>
               <w:rPr>
                 <w:rFonts w:ascii="BRH Devanagari Extra" w:hAnsi="BRH Devanagari Extra" w:cs="BRH Devanagari Extra"/>
@@ -836,16 +859,26 @@
                 <w:sz w:val="28"/>
                 <w:szCs w:val="28"/>
               </w:rPr>
-              <w:t xml:space="preserve">Dasini No.-  </w:t>
-            </w:r>
+              <w:t>Dasini No.</w:t>
+            </w:r>
+            <w:proofErr w:type="gramStart"/>
             <w:r>
               <w:rPr>
                 <w:b/>
                 <w:sz w:val="28"/>
                 <w:szCs w:val="28"/>
               </w:rPr>
+              <w:t xml:space="preserve">-  </w:t>
+            </w:r>
+            <w:r>
+              <w:rPr>
+                <w:b/>
+                <w:sz w:val="28"/>
+                <w:szCs w:val="28"/>
+              </w:rPr>
               <w:t>25</w:t>
             </w:r>
+            <w:proofErr w:type="gramEnd"/>
           </w:p>
         </w:tc>
         <w:tc>
@@ -1119,16 +1152,26 @@
                 <w:sz w:val="28"/>
                 <w:szCs w:val="28"/>
               </w:rPr>
-              <w:t xml:space="preserve">Dasini No.-  </w:t>
-            </w:r>
+              <w:t>Dasini No.</w:t>
+            </w:r>
+            <w:proofErr w:type="gramStart"/>
             <w:r>
               <w:rPr>
                 <w:b/>
                 <w:sz w:val="28"/>
                 <w:szCs w:val="28"/>
               </w:rPr>
+              <w:t xml:space="preserve">-  </w:t>
+            </w:r>
+            <w:r>
+              <w:rPr>
+                <w:b/>
+                <w:sz w:val="28"/>
+                <w:szCs w:val="28"/>
+              </w:rPr>
               <w:t>35</w:t>
             </w:r>
+            <w:proofErr w:type="gramEnd"/>
           </w:p>
         </w:tc>
         <w:tc>
@@ -1407,16 +1450,26 @@
                 <w:sz w:val="28"/>
                 <w:szCs w:val="28"/>
               </w:rPr>
-              <w:t xml:space="preserve">Dasini No.-  </w:t>
-            </w:r>
+              <w:t>Dasini No.</w:t>
+            </w:r>
+            <w:proofErr w:type="gramStart"/>
             <w:r>
               <w:rPr>
                 <w:b/>
                 <w:sz w:val="28"/>
                 <w:szCs w:val="28"/>
               </w:rPr>
+              <w:t xml:space="preserve">-  </w:t>
+            </w:r>
+            <w:r>
+              <w:rPr>
+                <w:b/>
+                <w:sz w:val="28"/>
+                <w:szCs w:val="28"/>
+              </w:rPr>
               <w:t>42</w:t>
             </w:r>
+            <w:proofErr w:type="gramEnd"/>
           </w:p>
         </w:tc>
         <w:tc>
@@ -1627,16 +1680,26 @@
                 <w:sz w:val="28"/>
                 <w:szCs w:val="28"/>
               </w:rPr>
-              <w:t xml:space="preserve">Dasini No.-  </w:t>
-            </w:r>
+              <w:t>Dasini No.</w:t>
+            </w:r>
+            <w:proofErr w:type="gramStart"/>
             <w:r>
               <w:rPr>
                 <w:b/>
                 <w:sz w:val="28"/>
                 <w:szCs w:val="28"/>
               </w:rPr>
+              <w:t xml:space="preserve">-  </w:t>
+            </w:r>
+            <w:r>
+              <w:rPr>
+                <w:b/>
+                <w:sz w:val="28"/>
+                <w:szCs w:val="28"/>
+              </w:rPr>
               <w:t>3</w:t>
             </w:r>
+            <w:proofErr w:type="gramEnd"/>
           </w:p>
         </w:tc>
         <w:tc>
@@ -1812,77 +1875,30 @@
           </w:p>
         </w:tc>
       </w:tr>
-      <w:tr>
-        <w:trPr>
-          <w:trHeight w:val="810"/>
-        </w:trPr>
-        <w:tc>
-          <w:tcPr>
-            <w:tcW w:w="3686" w:type="dxa"/>
-            <w:tcBorders>
-              <w:top w:val="single" w:sz="4" w:space="0" w:color="000000"/>
-              <w:left w:val="single" w:sz="4" w:space="0" w:color="000000"/>
-              <w:bottom w:val="single" w:sz="4" w:space="0" w:color="000000"/>
-              <w:right w:val="single" w:sz="4" w:space="0" w:color="000000"/>
-            </w:tcBorders>
-          </w:tcPr>
-          <w:p>
-            <w:pPr>
-              <w:spacing w:before="0" w:line="240" w:lineRule="auto"/>
-              <w:rPr>
-                <w:b/>
-                <w:sz w:val="28"/>
-                <w:szCs w:val="28"/>
-              </w:rPr>
-            </w:pPr>
-          </w:p>
-        </w:tc>
-        <w:tc>
-          <w:tcPr>
-            <w:tcW w:w="5103" w:type="dxa"/>
-            <w:tcBorders>
-              <w:top w:val="single" w:sz="4" w:space="0" w:color="000000"/>
-              <w:left w:val="single" w:sz="4" w:space="0" w:color="000000"/>
-              <w:bottom w:val="single" w:sz="4" w:space="0" w:color="000000"/>
-              <w:right w:val="single" w:sz="4" w:space="0" w:color="000000"/>
-            </w:tcBorders>
-          </w:tcPr>
-          <w:p>
-            <w:pPr>
-              <w:spacing w:before="0" w:line="240" w:lineRule="auto"/>
-              <w:rPr>
-                <w:rFonts w:ascii="BRH Devanagari Extra" w:hAnsi="BRH Devanagari Extra" w:cs="BRH Devanagari Extra"/>
-                <w:sz w:val="40"/>
-                <w:szCs w:val="36"/>
-                <w:highlight w:val="yellow"/>
-              </w:rPr>
-            </w:pPr>
-          </w:p>
-        </w:tc>
-        <w:tc>
-          <w:tcPr>
-            <w:tcW w:w="4820" w:type="dxa"/>
-            <w:tcBorders>
-              <w:top w:val="single" w:sz="4" w:space="0" w:color="000000"/>
-              <w:left w:val="single" w:sz="4" w:space="0" w:color="000000"/>
-              <w:bottom w:val="single" w:sz="4" w:space="0" w:color="000000"/>
-              <w:right w:val="single" w:sz="4" w:space="0" w:color="000000"/>
-            </w:tcBorders>
-          </w:tcPr>
-          <w:p>
-            <w:pPr>
-              <w:spacing w:before="0" w:line="240" w:lineRule="auto"/>
-              <w:rPr>
-                <w:rFonts w:ascii="BRH Devanagari Extra" w:hAnsi="BRH Devanagari Extra" w:cs="BRH Devanagari Extra"/>
-                <w:sz w:val="40"/>
-                <w:szCs w:val="36"/>
-                <w:highlight w:val="green"/>
-              </w:rPr>
-            </w:pPr>
-          </w:p>
-        </w:tc>
-      </w:tr>
     </w:tbl>
+    <w:p>
+      <w:pPr>
+        <w:spacing w:before="0" w:line="240" w:lineRule="auto"/>
+        <w:jc w:val="center"/>
+        <w:rPr>
+          <w:b/>
+          <w:bCs/>
+          <w:sz w:val="32"/>
+          <w:szCs w:val="32"/>
+          <w:u w:val="single"/>
+        </w:rPr>
+      </w:pPr>
+      <w:r>
+        <w:rPr>
+          <w:b/>
+          <w:bCs/>
+          <w:sz w:val="32"/>
+          <w:szCs w:val="32"/>
+          <w:u w:val="single"/>
+        </w:rPr>
+        <w:t>=================</w:t>
+      </w:r>
+    </w:p>
     <w:p>
       <w:pPr>
         <w:spacing w:before="0" w:line="240" w:lineRule="auto"/>
@@ -1942,6 +1958,7 @@
           <w:szCs w:val="32"/>
           <w:u w:val="single"/>
         </w:rPr>
+        <w:lastRenderedPageBreak/>
         <w:t xml:space="preserve">TaittirIya BrAhmaNam - TB 3.7 to 3.12   </w:t>
       </w:r>
     </w:p>
@@ -2242,16 +2259,26 @@
                 <w:sz w:val="28"/>
                 <w:szCs w:val="28"/>
               </w:rPr>
-              <w:t xml:space="preserve">Dasini No.-  </w:t>
-            </w:r>
+              <w:t>Dasini No.</w:t>
+            </w:r>
+            <w:proofErr w:type="gramStart"/>
             <w:r>
               <w:rPr>
                 <w:b/>
                 <w:sz w:val="28"/>
                 <w:szCs w:val="28"/>
               </w:rPr>
+              <w:t xml:space="preserve">-  </w:t>
+            </w:r>
+            <w:r>
+              <w:rPr>
+                <w:b/>
+                <w:sz w:val="28"/>
+                <w:szCs w:val="28"/>
+              </w:rPr>
               <w:t>7</w:t>
             </w:r>
+            <w:proofErr w:type="gramEnd"/>
           </w:p>
         </w:tc>
         <w:tc>
@@ -2502,16 +2529,26 @@
                 <w:sz w:val="28"/>
                 <w:szCs w:val="28"/>
               </w:rPr>
-              <w:t xml:space="preserve">Dasini No.-  </w:t>
-            </w:r>
+              <w:t>Dasini No.</w:t>
+            </w:r>
+            <w:proofErr w:type="gramStart"/>
             <w:r>
               <w:rPr>
                 <w:b/>
                 <w:sz w:val="28"/>
                 <w:szCs w:val="28"/>
               </w:rPr>
+              <w:t xml:space="preserve">-  </w:t>
+            </w:r>
+            <w:r>
+              <w:rPr>
+                <w:b/>
+                <w:sz w:val="28"/>
+                <w:szCs w:val="28"/>
+              </w:rPr>
               <w:t>73</w:t>
             </w:r>
+            <w:proofErr w:type="gramEnd"/>
           </w:p>
         </w:tc>
         <w:tc>
@@ -2737,16 +2774,26 @@
                 <w:sz w:val="28"/>
                 <w:szCs w:val="28"/>
               </w:rPr>
-              <w:t xml:space="preserve">Dasini No.-  </w:t>
-            </w:r>
+              <w:t>Dasini No.</w:t>
+            </w:r>
+            <w:proofErr w:type="gramStart"/>
             <w:r>
               <w:rPr>
                 <w:b/>
                 <w:sz w:val="28"/>
                 <w:szCs w:val="28"/>
               </w:rPr>
+              <w:t xml:space="preserve">-  </w:t>
+            </w:r>
+            <w:r>
+              <w:rPr>
+                <w:b/>
+                <w:sz w:val="28"/>
+                <w:szCs w:val="28"/>
+              </w:rPr>
               <w:t>27</w:t>
             </w:r>
+            <w:proofErr w:type="gramEnd"/>
           </w:p>
         </w:tc>
         <w:tc>
@@ -3012,16 +3059,26 @@
                 <w:sz w:val="28"/>
                 <w:szCs w:val="28"/>
               </w:rPr>
-              <w:t xml:space="preserve">Dasini No.-  </w:t>
-            </w:r>
+              <w:t>Dasini No.</w:t>
+            </w:r>
+            <w:proofErr w:type="gramStart"/>
             <w:r>
               <w:rPr>
                 <w:b/>
                 <w:sz w:val="28"/>
                 <w:szCs w:val="28"/>
               </w:rPr>
+              <w:t xml:space="preserve">-  </w:t>
+            </w:r>
+            <w:r>
+              <w:rPr>
+                <w:b/>
+                <w:sz w:val="28"/>
+                <w:szCs w:val="28"/>
+              </w:rPr>
               <w:t>6</w:t>
             </w:r>
+            <w:proofErr w:type="gramEnd"/>
           </w:p>
         </w:tc>
         <w:tc>
@@ -3255,16 +3312,26 @@
                 <w:sz w:val="28"/>
                 <w:szCs w:val="28"/>
               </w:rPr>
-              <w:t xml:space="preserve">Dasini No.-  </w:t>
-            </w:r>
+              <w:t>Dasini No.</w:t>
+            </w:r>
+            <w:proofErr w:type="gramStart"/>
             <w:r>
               <w:rPr>
                 <w:b/>
                 <w:sz w:val="28"/>
                 <w:szCs w:val="28"/>
               </w:rPr>
+              <w:t xml:space="preserve">-  </w:t>
+            </w:r>
+            <w:r>
+              <w:rPr>
+                <w:b/>
+                <w:sz w:val="28"/>
+                <w:szCs w:val="28"/>
+              </w:rPr>
               <w:t>27</w:t>
             </w:r>
+            <w:proofErr w:type="gramEnd"/>
           </w:p>
         </w:tc>
         <w:tc>
@@ -3666,7 +3733,6 @@
                 <w:sz w:val="28"/>
                 <w:szCs w:val="28"/>
               </w:rPr>
-              <w:lastRenderedPageBreak/>
               <w:t>TB -3.11.9.6</w:t>
             </w:r>
           </w:p>
@@ -4237,8 +4303,18 @@
                 <w:sz w:val="28"/>
                 <w:szCs w:val="28"/>
               </w:rPr>
-              <w:t>Dasini No.-  25</w:t>
-            </w:r>
+              <w:t>Dasini No.</w:t>
+            </w:r>
+            <w:proofErr w:type="gramStart"/>
+            <w:r>
+              <w:rPr>
+                <w:b/>
+                <w:sz w:val="28"/>
+                <w:szCs w:val="28"/>
+              </w:rPr>
+              <w:t>-  25</w:t>
+            </w:r>
+            <w:proofErr w:type="gramEnd"/>
           </w:p>
         </w:tc>
         <w:tc>
@@ -4448,16 +4524,26 @@
                 <w:sz w:val="28"/>
                 <w:szCs w:val="28"/>
               </w:rPr>
-              <w:t xml:space="preserve">Dasini No.-  </w:t>
-            </w:r>
+              <w:t>Dasini No.</w:t>
+            </w:r>
+            <w:proofErr w:type="gramStart"/>
             <w:r>
               <w:rPr>
                 <w:b/>
                 <w:sz w:val="28"/>
                 <w:szCs w:val="28"/>
               </w:rPr>
+              <w:t xml:space="preserve">-  </w:t>
+            </w:r>
+            <w:r>
+              <w:rPr>
+                <w:b/>
+                <w:sz w:val="28"/>
+                <w:szCs w:val="28"/>
+              </w:rPr>
               <w:t>97</w:t>
             </w:r>
+            <w:proofErr w:type="gramEnd"/>
           </w:p>
         </w:tc>
         <w:tc>
@@ -4669,8 +4755,18 @@
                 <w:sz w:val="28"/>
                 <w:szCs w:val="28"/>
               </w:rPr>
-              <w:t>Dasini No.-  110</w:t>
-            </w:r>
+              <w:t>Dasini No.</w:t>
+            </w:r>
+            <w:proofErr w:type="gramStart"/>
+            <w:r>
+              <w:rPr>
+                <w:b/>
+                <w:sz w:val="28"/>
+                <w:szCs w:val="28"/>
+              </w:rPr>
+              <w:t>-  110</w:t>
+            </w:r>
+            <w:proofErr w:type="gramEnd"/>
           </w:p>
         </w:tc>
         <w:tc>
@@ -4856,8 +4952,18 @@
                 <w:sz w:val="28"/>
                 <w:szCs w:val="28"/>
               </w:rPr>
-              <w:t>Dasini No.-  115</w:t>
-            </w:r>
+              <w:t>Dasini No.</w:t>
+            </w:r>
+            <w:proofErr w:type="gramStart"/>
+            <w:r>
+              <w:rPr>
+                <w:b/>
+                <w:sz w:val="28"/>
+                <w:szCs w:val="28"/>
+              </w:rPr>
+              <w:t>-  115</w:t>
+            </w:r>
+            <w:proofErr w:type="gramEnd"/>
           </w:p>
         </w:tc>
         <w:tc>
@@ -5179,16 +5285,26 @@
                 <w:sz w:val="28"/>
                 <w:szCs w:val="28"/>
               </w:rPr>
-              <w:t xml:space="preserve">Dasini No.-  </w:t>
-            </w:r>
+              <w:t>Dasini No.</w:t>
+            </w:r>
+            <w:proofErr w:type="gramStart"/>
             <w:r>
               <w:rPr>
                 <w:b/>
                 <w:sz w:val="28"/>
                 <w:szCs w:val="28"/>
               </w:rPr>
+              <w:t xml:space="preserve">-  </w:t>
+            </w:r>
+            <w:r>
+              <w:rPr>
+                <w:b/>
+                <w:sz w:val="28"/>
+                <w:szCs w:val="28"/>
+              </w:rPr>
               <w:t>35</w:t>
             </w:r>
+            <w:proofErr w:type="gramEnd"/>
           </w:p>
         </w:tc>
         <w:tc>
@@ -5275,7 +5391,25 @@
                 <w:sz w:val="40"/>
                 <w:szCs w:val="36"/>
               </w:rPr>
-              <w:t xml:space="preserve">Ç lÉ aÉcNûþÎliÉ ( ) | </w:t>
+              <w:t xml:space="preserve">Ç lÉ aÉcNûþÎliÉ </w:t>
+            </w:r>
+            <w:proofErr w:type="gramStart"/>
+            <w:r>
+              <w:rPr>
+                <w:rFonts w:ascii="BRH Devanagari Extra" w:hAnsi="BRH Devanagari Extra" w:cs="BRH Devanagari Extra"/>
+                <w:sz w:val="40"/>
+                <w:szCs w:val="36"/>
+              </w:rPr>
+              <w:t>( )</w:t>
+            </w:r>
+            <w:proofErr w:type="gramEnd"/>
+            <w:r>
+              <w:rPr>
+                <w:rFonts w:ascii="BRH Devanagari Extra" w:hAnsi="BRH Devanagari Extra" w:cs="BRH Devanagari Extra"/>
+                <w:sz w:val="40"/>
+                <w:szCs w:val="36"/>
+              </w:rPr>
+              <w:t xml:space="preserve"> | </w:t>
             </w:r>
           </w:p>
         </w:tc>
@@ -5354,7 +5488,25 @@
                 <w:sz w:val="40"/>
                 <w:szCs w:val="36"/>
               </w:rPr>
-              <w:t xml:space="preserve">Ç lÉ aÉcNûþÎliÉ ( ) | </w:t>
+              <w:t xml:space="preserve">Ç lÉ aÉcNûþÎliÉ </w:t>
+            </w:r>
+            <w:proofErr w:type="gramStart"/>
+            <w:r>
+              <w:rPr>
+                <w:rFonts w:ascii="BRH Devanagari Extra" w:hAnsi="BRH Devanagari Extra" w:cs="BRH Devanagari Extra"/>
+                <w:sz w:val="40"/>
+                <w:szCs w:val="36"/>
+              </w:rPr>
+              <w:t>( )</w:t>
+            </w:r>
+            <w:proofErr w:type="gramEnd"/>
+            <w:r>
+              <w:rPr>
+                <w:rFonts w:ascii="BRH Devanagari Extra" w:hAnsi="BRH Devanagari Extra" w:cs="BRH Devanagari Extra"/>
+                <w:sz w:val="40"/>
+                <w:szCs w:val="36"/>
+              </w:rPr>
+              <w:t xml:space="preserve"> | </w:t>
             </w:r>
           </w:p>
         </w:tc>
@@ -5437,7 +5589,6 @@
                 <w:sz w:val="28"/>
                 <w:szCs w:val="28"/>
               </w:rPr>
-              <w:lastRenderedPageBreak/>
               <w:t xml:space="preserve">Dasini No.- </w:t>
             </w:r>
             <w:r>
@@ -5478,7 +5629,6 @@
                 <w:sz w:val="40"/>
                 <w:szCs w:val="36"/>
               </w:rPr>
-              <w:lastRenderedPageBreak/>
               <w:t xml:space="preserve">AÉ </w:t>
             </w:r>
             <w:r>
@@ -5936,6 +6086,7 @@
                 <w:sz w:val="28"/>
                 <w:szCs w:val="28"/>
               </w:rPr>
+              <w:lastRenderedPageBreak/>
               <w:t>T.B.3.8.18.5</w:t>
             </w:r>
           </w:p>
@@ -6293,16 +6444,26 @@
                 <w:sz w:val="28"/>
                 <w:szCs w:val="28"/>
               </w:rPr>
-              <w:t xml:space="preserve">Dasini No.-  </w:t>
-            </w:r>
+              <w:t>Dasini No.</w:t>
+            </w:r>
+            <w:proofErr w:type="gramStart"/>
             <w:r>
               <w:rPr>
                 <w:b/>
                 <w:sz w:val="28"/>
                 <w:szCs w:val="28"/>
               </w:rPr>
+              <w:t xml:space="preserve">-  </w:t>
+            </w:r>
+            <w:r>
+              <w:rPr>
+                <w:b/>
+                <w:sz w:val="28"/>
+                <w:szCs w:val="28"/>
+              </w:rPr>
               <w:t>13</w:t>
             </w:r>
+            <w:proofErr w:type="gramEnd"/>
           </w:p>
         </w:tc>
         <w:tc>
@@ -6556,8 +6717,18 @@
                 <w:sz w:val="28"/>
                 <w:szCs w:val="28"/>
               </w:rPr>
-              <w:t>Dasini No.-  42</w:t>
-            </w:r>
+              <w:t>Dasini No.</w:t>
+            </w:r>
+            <w:proofErr w:type="gramStart"/>
+            <w:r>
+              <w:rPr>
+                <w:b/>
+                <w:sz w:val="28"/>
+                <w:szCs w:val="28"/>
+              </w:rPr>
+              <w:t>-  42</w:t>
+            </w:r>
+            <w:proofErr w:type="gramEnd"/>
           </w:p>
         </w:tc>
         <w:tc>
@@ -6813,8 +6984,18 @@
                 <w:sz w:val="28"/>
                 <w:szCs w:val="28"/>
               </w:rPr>
-              <w:t>Dasini No.-  57</w:t>
-            </w:r>
+              <w:t>Dasini No.</w:t>
+            </w:r>
+            <w:proofErr w:type="gramStart"/>
+            <w:r>
+              <w:rPr>
+                <w:b/>
+                <w:sz w:val="28"/>
+                <w:szCs w:val="28"/>
+              </w:rPr>
+              <w:t>-  57</w:t>
+            </w:r>
+            <w:proofErr w:type="gramEnd"/>
           </w:p>
         </w:tc>
         <w:tc>
@@ -7095,16 +7276,26 @@
                 <w:sz w:val="28"/>
                 <w:szCs w:val="28"/>
               </w:rPr>
-              <w:t xml:space="preserve">Dasini No.-  </w:t>
-            </w:r>
+              <w:t>Dasini No.</w:t>
+            </w:r>
+            <w:proofErr w:type="gramStart"/>
             <w:r>
               <w:rPr>
                 <w:b/>
                 <w:sz w:val="28"/>
                 <w:szCs w:val="28"/>
               </w:rPr>
+              <w:t xml:space="preserve">-  </w:t>
+            </w:r>
+            <w:r>
+              <w:rPr>
+                <w:b/>
+                <w:sz w:val="28"/>
+                <w:szCs w:val="28"/>
+              </w:rPr>
               <w:t>78</w:t>
             </w:r>
+            <w:proofErr w:type="gramEnd"/>
           </w:p>
         </w:tc>
         <w:tc>
@@ -7452,8 +7643,18 @@
                 <w:sz w:val="28"/>
                 <w:szCs w:val="28"/>
               </w:rPr>
-              <w:t>Dasini No.-  43</w:t>
-            </w:r>
+              <w:t>Dasini No.</w:t>
+            </w:r>
+            <w:proofErr w:type="gramStart"/>
+            <w:r>
+              <w:rPr>
+                <w:b/>
+                <w:sz w:val="28"/>
+                <w:szCs w:val="28"/>
+              </w:rPr>
+              <w:t>-  43</w:t>
+            </w:r>
+            <w:proofErr w:type="gramEnd"/>
           </w:p>
         </w:tc>
         <w:tc>
@@ -7748,16 +7949,26 @@
                 <w:sz w:val="28"/>
                 <w:szCs w:val="28"/>
               </w:rPr>
-              <w:t xml:space="preserve">Dasini No.-  </w:t>
-            </w:r>
+              <w:t>Dasini No.</w:t>
+            </w:r>
+            <w:proofErr w:type="gramStart"/>
             <w:r>
               <w:rPr>
                 <w:b/>
                 <w:sz w:val="28"/>
                 <w:szCs w:val="28"/>
               </w:rPr>
+              <w:t xml:space="preserve">-  </w:t>
+            </w:r>
+            <w:r>
+              <w:rPr>
+                <w:b/>
+                <w:sz w:val="28"/>
+                <w:szCs w:val="28"/>
+              </w:rPr>
               <w:t>44</w:t>
             </w:r>
+            <w:proofErr w:type="gramEnd"/>
           </w:p>
         </w:tc>
         <w:tc>
@@ -7906,7 +8117,6 @@
                 <w:sz w:val="28"/>
                 <w:szCs w:val="28"/>
               </w:rPr>
-              <w:lastRenderedPageBreak/>
               <w:t>T.B.3.11.1.3</w:t>
             </w:r>
           </w:p>
@@ -7943,8 +8153,18 @@
                 <w:sz w:val="28"/>
                 <w:szCs w:val="28"/>
               </w:rPr>
-              <w:t>Dasini No.-  3</w:t>
-            </w:r>
+              <w:t>Dasini No.</w:t>
+            </w:r>
+            <w:proofErr w:type="gramStart"/>
+            <w:r>
+              <w:rPr>
+                <w:b/>
+                <w:sz w:val="28"/>
+                <w:szCs w:val="28"/>
+              </w:rPr>
+              <w:t>-  3</w:t>
+            </w:r>
+            <w:proofErr w:type="gramEnd"/>
           </w:p>
         </w:tc>
         <w:tc>
@@ -8161,6 +8381,7 @@
                 <w:sz w:val="28"/>
                 <w:szCs w:val="28"/>
               </w:rPr>
+              <w:lastRenderedPageBreak/>
               <w:t>T.B.3.</w:t>
             </w:r>
             <w:r>
@@ -8245,16 +8466,26 @@
                 <w:sz w:val="28"/>
                 <w:szCs w:val="28"/>
               </w:rPr>
-              <w:t xml:space="preserve">Dasini No.-  </w:t>
-            </w:r>
+              <w:t>Dasini No.</w:t>
+            </w:r>
+            <w:proofErr w:type="gramStart"/>
             <w:r>
               <w:rPr>
                 <w:b/>
                 <w:sz w:val="28"/>
                 <w:szCs w:val="28"/>
               </w:rPr>
+              <w:t xml:space="preserve">-  </w:t>
+            </w:r>
+            <w:r>
+              <w:rPr>
+                <w:b/>
+                <w:sz w:val="28"/>
+                <w:szCs w:val="28"/>
+              </w:rPr>
               <w:t>23</w:t>
             </w:r>
+            <w:proofErr w:type="gramEnd"/>
           </w:p>
         </w:tc>
         <w:tc>
@@ -8494,6 +8725,16 @@
           <w:u w:val="single"/>
         </w:rPr>
       </w:pPr>
+      <w:r>
+        <w:rPr>
+          <w:b/>
+          <w:bCs/>
+          <w:sz w:val="32"/>
+          <w:szCs w:val="32"/>
+          <w:u w:val="single"/>
+        </w:rPr>
+        <w:t>================</w:t>
+      </w:r>
     </w:p>
     <w:p>
       <w:pPr>
@@ -9599,7 +9840,6 @@
                 <w:szCs w:val="28"/>
                 <w:lang w:val="it-IT"/>
               </w:rPr>
-              <w:lastRenderedPageBreak/>
               <w:t>Dasini No. 121</w:t>
             </w:r>
           </w:p>
@@ -9629,7 +9869,6 @@
                 <w:sz w:val="40"/>
                 <w:szCs w:val="40"/>
               </w:rPr>
-              <w:lastRenderedPageBreak/>
               <w:t>aÉÉ</w:t>
             </w:r>
             <w:r>
@@ -9997,6 +10236,7 @@
                 <w:szCs w:val="28"/>
                 <w:lang w:val="it-IT"/>
               </w:rPr>
+              <w:lastRenderedPageBreak/>
               <w:t>T.B.3.10.1.3</w:t>
             </w:r>
           </w:p>
@@ -11917,7 +12157,6 @@
                 <w:szCs w:val="28"/>
                 <w:lang w:val="it-IT"/>
               </w:rPr>
-              <w:lastRenderedPageBreak/>
               <w:t>T.B.3.12.5.4</w:t>
             </w:r>
           </w:p>
@@ -12494,6 +12733,7 @@
                 <w:szCs w:val="28"/>
                 <w:lang w:val="it-IT"/>
               </w:rPr>
+              <w:lastRenderedPageBreak/>
               <w:t>T.B.3.12.8.1</w:t>
             </w:r>
           </w:p>
@@ -13035,6 +13275,7 @@
         </w:rPr>
         <w:t xml:space="preserve"> to </w:t>
       </w:r>
+      <w:proofErr w:type="gramStart"/>
       <w:r>
         <w:rPr>
           <w:b/>
@@ -13045,6 +13286,7 @@
         </w:rPr>
         <w:t>3.12  Book</w:t>
       </w:r>
+      <w:proofErr w:type="gramEnd"/>
       <w:r>
         <w:rPr>
           <w:b/>
@@ -13828,7 +14070,6 @@
                 <w:sz w:val="28"/>
                 <w:szCs w:val="28"/>
               </w:rPr>
-              <w:lastRenderedPageBreak/>
               <w:t>TB 3.7.3.1</w:t>
             </w:r>
           </w:p>
@@ -14364,6 +14605,7 @@
                 <w:sz w:val="28"/>
                 <w:szCs w:val="28"/>
               </w:rPr>
+              <w:lastRenderedPageBreak/>
               <w:t>TB 3.7.6.9</w:t>
             </w:r>
           </w:p>
@@ -16051,7 +16293,25 @@
                 <w:sz w:val="36"/>
                 <w:szCs w:val="36"/>
               </w:rPr>
-              <w:t>MüÉ-ccrÉþuÉiÉå ( ) |</w:t>
+              <w:t xml:space="preserve">MüÉ-ccrÉþuÉiÉå </w:t>
+            </w:r>
+            <w:proofErr w:type="gramStart"/>
+            <w:r>
+              <w:rPr>
+                <w:rFonts w:ascii="BRH Devanagari Extra" w:hAnsi="BRH Devanagari Extra" w:cs="BRH Devanagari Extra"/>
+                <w:sz w:val="36"/>
+                <w:szCs w:val="36"/>
+              </w:rPr>
+              <w:t>( )</w:t>
+            </w:r>
+            <w:proofErr w:type="gramEnd"/>
+            <w:r>
+              <w:rPr>
+                <w:rFonts w:ascii="BRH Devanagari Extra" w:hAnsi="BRH Devanagari Extra" w:cs="BRH Devanagari Extra"/>
+                <w:sz w:val="36"/>
+                <w:szCs w:val="36"/>
+              </w:rPr>
+              <w:t xml:space="preserve"> |</w:t>
             </w:r>
           </w:p>
         </w:tc>
@@ -16213,7 +16473,6 @@
                 <w:sz w:val="28"/>
                 <w:szCs w:val="28"/>
               </w:rPr>
-              <w:lastRenderedPageBreak/>
               <w:t>TB 3.8.7.1</w:t>
             </w:r>
           </w:p>
@@ -16744,6 +17003,7 @@
                 <w:sz w:val="28"/>
                 <w:szCs w:val="28"/>
               </w:rPr>
+              <w:lastRenderedPageBreak/>
               <w:t>(</w:t>
             </w:r>
             <w:r>
@@ -16801,6 +17061,7 @@
                 <w:sz w:val="28"/>
                 <w:szCs w:val="28"/>
               </w:rPr>
+              <w:lastRenderedPageBreak/>
               <w:t>TB 3.8.8.4</w:t>
             </w:r>
           </w:p>
@@ -18403,7 +18664,6 @@
                 <w:sz w:val="28"/>
                 <w:szCs w:val="28"/>
               </w:rPr>
-              <w:lastRenderedPageBreak/>
               <w:t>TB 3.8.12.2</w:t>
             </w:r>
           </w:p>
@@ -18886,6 +19146,7 @@
                 <w:sz w:val="28"/>
                 <w:szCs w:val="28"/>
               </w:rPr>
+              <w:lastRenderedPageBreak/>
               <w:t>TB 3.8.16.2</w:t>
             </w:r>
           </w:p>
@@ -20750,7 +21011,6 @@
                 <w:sz w:val="28"/>
                 <w:szCs w:val="28"/>
               </w:rPr>
-              <w:lastRenderedPageBreak/>
               <w:t>TB 3.9.1.4</w:t>
             </w:r>
           </w:p>
@@ -21164,6 +21424,7 @@
                 <w:sz w:val="28"/>
                 <w:szCs w:val="28"/>
               </w:rPr>
+              <w:lastRenderedPageBreak/>
               <w:t>TB 3.9.2.2</w:t>
             </w:r>
           </w:p>
@@ -23045,7 +23306,6 @@
                 <w:sz w:val="28"/>
                 <w:szCs w:val="28"/>
               </w:rPr>
-              <w:lastRenderedPageBreak/>
               <w:t>TB 3.9.8.1</w:t>
             </w:r>
           </w:p>
@@ -23318,6 +23578,7 @@
                 <w:sz w:val="28"/>
                 <w:szCs w:val="28"/>
               </w:rPr>
+              <w:lastRenderedPageBreak/>
               <w:t>TB 3.9.8.3</w:t>
             </w:r>
           </w:p>
@@ -25490,7 +25751,6 @@
                 <w:sz w:val="28"/>
                 <w:szCs w:val="28"/>
               </w:rPr>
-              <w:lastRenderedPageBreak/>
               <w:t>TB 3.9.17.1</w:t>
             </w:r>
           </w:p>
@@ -25789,6 +26049,7 @@
                 <w:sz w:val="28"/>
                 <w:szCs w:val="28"/>
               </w:rPr>
+              <w:lastRenderedPageBreak/>
               <w:t>TB 3.9.17.5</w:t>
             </w:r>
           </w:p>
@@ -26043,14 +26304,26 @@
                 <w:highlight w:val="green"/>
                 <w:lang w:val="en-IN"/>
               </w:rPr>
-              <w:t>¨É</w:t>
-            </w:r>
-            <w:r>
-              <w:rPr>
-                <w:rFonts w:ascii="BRH Devanagari Extra" w:hAnsi="BRH Devanagari Extra" w:cs="BRH Devanagari Extra"/>
-                <w:sz w:val="40"/>
-                <w:szCs w:val="36"/>
+              <w:t>¨</w:t>
+            </w:r>
+            <w:proofErr w:type="gramStart"/>
+            <w:r>
+              <w:rPr>
+                <w:rFonts w:ascii="BRH Devanagari" w:hAnsi="BRH Devanagari" w:cs="BRH Devanagari"/>
+                <w:color w:val="000000"/>
+                <w:sz w:val="40"/>
+                <w:szCs w:val="40"/>
                 <w:highlight w:val="green"/>
+                <w:lang w:val="en-IN"/>
+              </w:rPr>
+              <w:t>É</w:t>
+            </w:r>
+            <w:r>
+              <w:rPr>
+                <w:rFonts w:ascii="BRH Devanagari Extra" w:hAnsi="BRH Devanagari Extra" w:cs="BRH Devanagari Extra"/>
+                <w:sz w:val="40"/>
+                <w:szCs w:val="36"/>
+                <w:highlight w:val="green"/>
               </w:rPr>
               <w:t>È</w:t>
             </w:r>
@@ -26068,7 +26341,16 @@
                 <w:sz w:val="40"/>
                 <w:szCs w:val="36"/>
               </w:rPr>
-              <w:t xml:space="preserve"> Ì¢ü</w:t>
+              <w:t xml:space="preserve"> Ì</w:t>
+            </w:r>
+            <w:proofErr w:type="gramEnd"/>
+            <w:r>
+              <w:rPr>
+                <w:rFonts w:ascii="BRH Devanagari Extra" w:hAnsi="BRH Devanagari Extra" w:cs="BRH Devanagari Extra"/>
+                <w:sz w:val="40"/>
+                <w:szCs w:val="36"/>
+              </w:rPr>
+              <w:t>¢ü</w:t>
             </w:r>
             <w:r>
               <w:rPr>
@@ -27635,7 +27917,6 @@
                 <w:sz w:val="28"/>
                 <w:szCs w:val="28"/>
               </w:rPr>
-              <w:lastRenderedPageBreak/>
               <w:t>TB 3.10.3.1</w:t>
             </w:r>
           </w:p>
@@ -27863,6 +28144,7 @@
                 <w:sz w:val="28"/>
                 <w:szCs w:val="28"/>
               </w:rPr>
+              <w:lastRenderedPageBreak/>
               <w:t>TB 3.10.8.1</w:t>
             </w:r>
           </w:p>
@@ -29454,7 +29736,6 @@
                 <w:sz w:val="28"/>
                 <w:szCs w:val="28"/>
               </w:rPr>
-              <w:lastRenderedPageBreak/>
               <w:t>TB 3.10.11.3</w:t>
             </w:r>
           </w:p>
@@ -29807,6 +30088,7 @@
                 <w:sz w:val="28"/>
                 <w:szCs w:val="28"/>
               </w:rPr>
+              <w:lastRenderedPageBreak/>
               <w:t>TB 3.10.11.7</w:t>
             </w:r>
           </w:p>
@@ -31573,7 +31855,6 @@
                 <w:sz w:val="28"/>
                 <w:szCs w:val="28"/>
               </w:rPr>
-              <w:lastRenderedPageBreak/>
               <w:t>TB 3.11.2.2</w:t>
             </w:r>
           </w:p>
@@ -32077,6 +32358,7 @@
                 <w:sz w:val="28"/>
                 <w:szCs w:val="28"/>
               </w:rPr>
+              <w:lastRenderedPageBreak/>
               <w:t>TB 3.11</w:t>
             </w:r>
             <w:r>
@@ -33684,7 +33966,6 @@
                 <w:sz w:val="28"/>
                 <w:szCs w:val="28"/>
               </w:rPr>
-              <w:lastRenderedPageBreak/>
               <w:t>TB 3.12.8.3</w:t>
             </w:r>
           </w:p>
@@ -33813,6 +34094,7 @@
               </w:rPr>
               <w:t xml:space="preserve">iuÉÉ </w:t>
             </w:r>
+            <w:proofErr w:type="gramStart"/>
             <w:r>
               <w:rPr>
                 <w:rFonts w:ascii="BRH Devanagari Extra" w:hAnsi="BRH Devanagari Extra" w:cs="BRH Devanagari Extra"/>
@@ -33823,6 +34105,7 @@
               </w:rPr>
               <w:t>( )</w:t>
             </w:r>
+            <w:proofErr w:type="gramEnd"/>
             <w:r>
               <w:rPr>
                 <w:rFonts w:ascii="BRH Devanagari Extra" w:hAnsi="BRH Devanagari Extra" w:cs="BRH Devanagari Extra"/>
@@ -33925,6 +34208,7 @@
               </w:rPr>
               <w:t xml:space="preserve">iuÉÉ </w:t>
             </w:r>
+            <w:proofErr w:type="gramStart"/>
             <w:r>
               <w:rPr>
                 <w:rFonts w:ascii="BRH Devanagari Extra" w:hAnsi="BRH Devanagari Extra" w:cs="BRH Devanagari Extra"/>
@@ -33935,6 +34219,7 @@
               </w:rPr>
               <w:t>( )</w:t>
             </w:r>
+            <w:proofErr w:type="gramEnd"/>
             <w:r>
               <w:rPr>
                 <w:rFonts w:ascii="BRH Devanagari Extra" w:hAnsi="BRH Devanagari Extra" w:cs="BRH Devanagari Extra"/>
@@ -34097,6 +34382,7 @@
               </w:rPr>
               <w:t>Uç</w:t>
             </w:r>
+            <w:proofErr w:type="gramStart"/>
             <w:r>
               <w:rPr>
                 <w:rFonts w:ascii="BRH Malayalam Extra" w:hAnsi="BRH Malayalam Extra" w:cs="BRH Devanagari Extra"/>
@@ -34126,6 +34412,7 @@
               </w:rPr>
               <w:t>zÉ</w:t>
             </w:r>
+            <w:proofErr w:type="gramEnd"/>
             <w:r>
               <w:rPr>
                 <w:rFonts w:ascii="BRH Malayalam Extra" w:hAnsi="BRH Malayalam Extra" w:cs="BRH Devanagari Extra"/>
@@ -34249,6 +34536,7 @@
               </w:rPr>
               <w:t>Uç</w:t>
             </w:r>
+            <w:proofErr w:type="gramStart"/>
             <w:r>
               <w:rPr>
                 <w:rFonts w:ascii="BRH Malayalam Extra" w:hAnsi="BRH Malayalam Extra" w:cs="BRH Devanagari Extra"/>
@@ -34278,6 +34566,7 @@
               </w:rPr>
               <w:t>zÉ</w:t>
             </w:r>
+            <w:proofErr w:type="gramEnd"/>
             <w:r>
               <w:rPr>
                 <w:rFonts w:ascii="BRH Devanagari Extra" w:hAnsi="BRH Devanagari Extra" w:cs="BRH Devanagari Extra"/>
@@ -34346,6 +34635,7 @@
           <w:szCs w:val="32"/>
           <w:u w:val="single"/>
         </w:rPr>
+        <w:lastRenderedPageBreak/>
         <w:t>TaittirIya BrAhmaNam</w:t>
       </w:r>
       <w:r>
@@ -34366,8 +34656,20 @@
           <w:szCs w:val="32"/>
           <w:u w:val="single"/>
         </w:rPr>
-        <w:t xml:space="preserve"> TB 3.7-3.12  Book</w:t>
+        <w:t xml:space="preserve"> TB 3.7-3.</w:t>
       </w:r>
+      <w:proofErr w:type="gramStart"/>
+      <w:r>
+        <w:rPr>
+          <w:b/>
+          <w:bCs/>
+          <w:sz w:val="32"/>
+          <w:szCs w:val="32"/>
+          <w:u w:val="single"/>
+        </w:rPr>
+        <w:t>12  Book</w:t>
+      </w:r>
+      <w:proofErr w:type="gramEnd"/>
       <w:r>
         <w:rPr>
           <w:b/>
@@ -35185,7 +35487,6 @@
                 <w:sz w:val="36"/>
                 <w:szCs w:val="36"/>
               </w:rPr>
-              <w:lastRenderedPageBreak/>
               <w:t>1</w:t>
             </w:r>
             <w:r>
@@ -35224,7 +35525,6 @@
                 <w:sz w:val="44"/>
                 <w:szCs w:val="40"/>
               </w:rPr>
-              <w:lastRenderedPageBreak/>
               <w:t xml:space="preserve">mÉýhÉïÇ </w:t>
             </w:r>
             <w:r>
@@ -35385,6 +35685,7 @@
           <w:szCs w:val="32"/>
           <w:u w:val="single"/>
         </w:rPr>
+        <w:lastRenderedPageBreak/>
         <w:t>TaittirIya Br</w:t>
       </w:r>
       <w:r>
@@ -35405,7 +35706,18 @@
           <w:szCs w:val="32"/>
           <w:u w:val="single"/>
         </w:rPr>
-        <w:t xml:space="preserve">hmaNam TB 3.7-3.12 </w:t>
+        <w:t>hmaNam TB 3.7-3.</w:t>
+      </w:r>
+      <w:proofErr w:type="gramStart"/>
+      <w:r>
+        <w:rPr>
+          <w:b/>
+          <w:bCs/>
+          <w:sz w:val="32"/>
+          <w:szCs w:val="32"/>
+          <w:u w:val="single"/>
+        </w:rPr>
+        <w:t xml:space="preserve">12 </w:t>
       </w:r>
       <w:r>
         <w:rPr>
@@ -35417,6 +35729,7 @@
         </w:rPr>
         <w:t xml:space="preserve"> Book</w:t>
       </w:r>
+      <w:proofErr w:type="gramEnd"/>
       <w:r>
         <w:rPr>
           <w:b/>
@@ -35832,13 +36145,22 @@
                 <w:sz w:val="44"/>
                 <w:szCs w:val="40"/>
               </w:rPr>
-              <w:t xml:space="preserve"> uÉÉ  LýwÉ</w:t>
-            </w:r>
+              <w:t xml:space="preserve"> </w:t>
+            </w:r>
+            <w:proofErr w:type="gramStart"/>
             <w:r>
               <w:rPr>
                 <w:rFonts w:ascii="BRH Devanagari Extra" w:hAnsi="BRH Devanagari Extra" w:cs="BRH Devanagari Extra"/>
                 <w:sz w:val="44"/>
                 <w:szCs w:val="40"/>
+              </w:rPr>
+              <w:t>uÉÉ  LýwÉ</w:t>
+            </w:r>
+            <w:r>
+              <w:rPr>
+                <w:rFonts w:ascii="BRH Devanagari Extra" w:hAnsi="BRH Devanagari Extra" w:cs="BRH Devanagari Extra"/>
+                <w:sz w:val="44"/>
+                <w:szCs w:val="40"/>
                 <w:highlight w:val="yellow"/>
               </w:rPr>
               <w:t>É</w:t>
@@ -35861,6 +36183,7 @@
               </w:rPr>
               <w:t>ÿalÉÉæ</w:t>
             </w:r>
+            <w:proofErr w:type="gramEnd"/>
           </w:p>
         </w:tc>
         <w:tc>
@@ -35898,13 +36221,22 @@
                 <w:sz w:val="44"/>
                 <w:szCs w:val="40"/>
               </w:rPr>
-              <w:t xml:space="preserve"> uÉÉ  LýwÉÉ</w:t>
-            </w:r>
+              <w:t xml:space="preserve"> </w:t>
+            </w:r>
+            <w:proofErr w:type="gramStart"/>
             <w:r>
               <w:rPr>
                 <w:rFonts w:ascii="BRH Devanagari Extra" w:hAnsi="BRH Devanagari Extra" w:cs="BRH Devanagari Extra"/>
                 <w:sz w:val="44"/>
                 <w:szCs w:val="40"/>
+              </w:rPr>
+              <w:t>uÉÉ  LýwÉÉ</w:t>
+            </w:r>
+            <w:r>
+              <w:rPr>
+                <w:rFonts w:ascii="BRH Devanagari Extra" w:hAnsi="BRH Devanagari Extra" w:cs="BRH Devanagari Extra"/>
+                <w:sz w:val="44"/>
+                <w:szCs w:val="40"/>
                 <w:highlight w:val="yellow"/>
               </w:rPr>
               <w:t>å</w:t>
@@ -35935,6 +36267,7 @@
               </w:rPr>
               <w:t>lÉÉæ</w:t>
             </w:r>
+            <w:proofErr w:type="gramEnd"/>
           </w:p>
         </w:tc>
       </w:tr>
@@ -36437,7 +36770,6 @@
                 <w:sz w:val="28"/>
                 <w:szCs w:val="28"/>
               </w:rPr>
-              <w:lastRenderedPageBreak/>
               <w:t>(paata bhedam – Swaram marking)</w:t>
             </w:r>
           </w:p>
@@ -36461,7 +36793,6 @@
                 <w:sz w:val="40"/>
                 <w:szCs w:val="40"/>
               </w:rPr>
-              <w:lastRenderedPageBreak/>
               <w:t>r</w:t>
             </w:r>
             <w:r>
@@ -36497,8 +36828,25 @@
                 <w:sz w:val="28"/>
                 <w:szCs w:val="28"/>
               </w:rPr>
-              <w:lastRenderedPageBreak/>
-              <w:t>(in pada Paatam, ‘ya’ of yat does not get anudAttam. So anudAttam under ‘dda’ seems more appropriate</w:t>
+              <w:t>(</w:t>
+            </w:r>
+            <w:proofErr w:type="gramStart"/>
+            <w:r>
+              <w:rPr>
+                <w:rFonts w:cs="Arial"/>
+                <w:sz w:val="28"/>
+                <w:szCs w:val="28"/>
+              </w:rPr>
+              <w:t>in</w:t>
+            </w:r>
+            <w:proofErr w:type="gramEnd"/>
+            <w:r>
+              <w:rPr>
+                <w:rFonts w:cs="Arial"/>
+                <w:sz w:val="28"/>
+                <w:szCs w:val="28"/>
+              </w:rPr>
+              <w:t xml:space="preserve"> pada Paatam, ‘ya’ of yat does not get anudAttam. So anudAttam under ‘dda’ seems more appropriate</w:t>
             </w:r>
             <w:r>
               <w:rPr>
@@ -36540,7 +36888,6 @@
                 <w:sz w:val="28"/>
                 <w:szCs w:val="28"/>
               </w:rPr>
-              <w:lastRenderedPageBreak/>
               <w:t xml:space="preserve">3-7-3-7 - </w:t>
             </w:r>
             <w:r>
@@ -36699,6 +37046,7 @@
                 <w:sz w:val="28"/>
                 <w:szCs w:val="28"/>
               </w:rPr>
+              <w:lastRenderedPageBreak/>
               <w:t xml:space="preserve">3-7-5-11 - </w:t>
             </w:r>
             <w:r>
@@ -36826,7 +37174,25 @@
                 <w:sz w:val="28"/>
                 <w:szCs w:val="28"/>
               </w:rPr>
-              <w:t>(swaram principle application in one source is different)</w:t>
+              <w:t xml:space="preserve">(swaram </w:t>
+            </w:r>
+            <w:proofErr w:type="gramStart"/>
+            <w:r>
+              <w:rPr>
+                <w:rFonts w:cs="Arial"/>
+                <w:sz w:val="28"/>
+                <w:szCs w:val="28"/>
+              </w:rPr>
+              <w:t>principle</w:t>
+            </w:r>
+            <w:proofErr w:type="gramEnd"/>
+            <w:r>
+              <w:rPr>
+                <w:rFonts w:cs="Arial"/>
+                <w:sz w:val="28"/>
+                <w:szCs w:val="28"/>
+              </w:rPr>
+              <w:t xml:space="preserve"> application in one source is different)</w:t>
             </w:r>
             <w:r>
               <w:rPr>
@@ -37556,13 +37922,23 @@
                 <w:szCs w:val="28"/>
               </w:rPr>
             </w:pPr>
+            <w:proofErr w:type="gramStart"/>
             <w:r>
               <w:rPr>
                 <w:rFonts w:cs="Arial"/>
                 <w:sz w:val="28"/>
                 <w:szCs w:val="28"/>
               </w:rPr>
-              <w:t>”vE’ getting anudAttam to support nmri</w:t>
+              <w:t>”vE</w:t>
+            </w:r>
+            <w:proofErr w:type="gramEnd"/>
+            <w:r>
+              <w:rPr>
+                <w:rFonts w:cs="Arial"/>
+                <w:sz w:val="28"/>
+                <w:szCs w:val="28"/>
+              </w:rPr>
+              <w:t>’ getting anudAttam to support nmri</w:t>
             </w:r>
           </w:p>
           <w:p>
@@ -37601,12 +37977,21 @@
                 <w:szCs w:val="28"/>
               </w:rPr>
             </w:pPr>
-            <w:r>
-              <w:rPr>
-                <w:sz w:val="28"/>
-                <w:szCs w:val="28"/>
-              </w:rPr>
-              <w:t>3.7.9.2  Dasini 97</w:t>
+            <w:proofErr w:type="gramStart"/>
+            <w:r>
+              <w:rPr>
+                <w:sz w:val="28"/>
+                <w:szCs w:val="28"/>
+              </w:rPr>
+              <w:t>3.7.9.2  Dasini</w:t>
+            </w:r>
+            <w:proofErr w:type="gramEnd"/>
+            <w:r>
+              <w:rPr>
+                <w:sz w:val="28"/>
+                <w:szCs w:val="28"/>
+              </w:rPr>
+              <w:t xml:space="preserve"> 97</w:t>
             </w:r>
           </w:p>
         </w:tc>
@@ -37801,7 +38186,6 @@
                 <w:sz w:val="28"/>
                 <w:szCs w:val="28"/>
               </w:rPr>
-              <w:lastRenderedPageBreak/>
               <w:t>3.7.9.4 Dasini 99</w:t>
             </w:r>
           </w:p>
@@ -38131,6 +38515,7 @@
                 <w:sz w:val="28"/>
                 <w:szCs w:val="28"/>
               </w:rPr>
+              <w:lastRenderedPageBreak/>
               <w:t xml:space="preserve">3-7-11-2 </w:t>
             </w:r>
             <w:r>
@@ -38246,7 +38631,25 @@
                 <w:szCs w:val="28"/>
               </w:rPr>
               <w:br/>
-              <w:t>(ya is the prime swaram of tAyatE in Padam)</w:t>
+              <w:t xml:space="preserve">(ya </w:t>
+            </w:r>
+            <w:proofErr w:type="gramStart"/>
+            <w:r>
+              <w:rPr>
+                <w:rFonts w:cs="Arial"/>
+                <w:sz w:val="28"/>
+                <w:szCs w:val="28"/>
+              </w:rPr>
+              <w:t>is</w:t>
+            </w:r>
+            <w:proofErr w:type="gramEnd"/>
+            <w:r>
+              <w:rPr>
+                <w:rFonts w:cs="Arial"/>
+                <w:sz w:val="28"/>
+                <w:szCs w:val="28"/>
+              </w:rPr>
+              <w:t xml:space="preserve"> the prime swaram of tAyatE in Padam)</w:t>
             </w:r>
           </w:p>
         </w:tc>
@@ -38592,14 +38995,23 @@
                 <w:sz w:val="44"/>
                 <w:szCs w:val="40"/>
               </w:rPr>
-              <w:t xml:space="preserve"> iÉ</w:t>
-            </w:r>
+              <w:t xml:space="preserve"> </w:t>
+            </w:r>
+            <w:proofErr w:type="gramStart"/>
             <w:r>
               <w:rPr>
                 <w:rFonts w:ascii="BRH Devanagari Extra" w:hAnsi="BRH Devanagari Extra" w:cs="BRH Devanagari Extra"/>
                 <w:sz w:val="44"/>
                 <w:szCs w:val="40"/>
               </w:rPr>
+              <w:t>iÉ</w:t>
+            </w:r>
+            <w:r>
+              <w:rPr>
+                <w:rFonts w:ascii="BRH Devanagari Extra" w:hAnsi="BRH Devanagari Extra" w:cs="BRH Devanagari Extra"/>
+                <w:sz w:val="44"/>
+                <w:szCs w:val="40"/>
+              </w:rPr>
               <w:t>å</w:t>
             </w:r>
             <w:r>
@@ -38616,7 +39028,16 @@
                 <w:sz w:val="28"/>
                 <w:szCs w:val="28"/>
               </w:rPr>
-              <w:t>(paata bhedam)</w:t>
+              <w:t>(</w:t>
+            </w:r>
+            <w:proofErr w:type="gramEnd"/>
+            <w:r>
+              <w:rPr>
+                <w:rFonts w:cs="Arial"/>
+                <w:sz w:val="28"/>
+                <w:szCs w:val="28"/>
+              </w:rPr>
+              <w:t>paata bhedam)</w:t>
             </w:r>
           </w:p>
           <w:p>
@@ -38865,7 +39286,15 @@
                 <w:sz w:val="28"/>
                 <w:szCs w:val="28"/>
               </w:rPr>
-              <w:t xml:space="preserve">3-8-2-1  </w:t>
+              <w:t>3-8-2-</w:t>
+            </w:r>
+            <w:proofErr w:type="gramStart"/>
+            <w:r>
+              <w:rPr>
+                <w:sz w:val="28"/>
+                <w:szCs w:val="28"/>
+              </w:rPr>
+              <w:t xml:space="preserve">1  </w:t>
             </w:r>
             <w:r>
               <w:rPr>
@@ -38874,6 +39303,7 @@
               </w:rPr>
               <w:t>Dasini</w:t>
             </w:r>
+            <w:proofErr w:type="gramEnd"/>
             <w:r>
               <w:rPr>
                 <w:sz w:val="28"/>
@@ -39214,7 +39644,6 @@
                 <w:sz w:val="28"/>
                 <w:szCs w:val="28"/>
               </w:rPr>
-              <w:lastRenderedPageBreak/>
               <w:t xml:space="preserve">3-8-4-1 </w:t>
             </w:r>
             <w:r>
@@ -39305,7 +39734,25 @@
                 <w:sz w:val="28"/>
                 <w:szCs w:val="28"/>
               </w:rPr>
-              <w:t>(paata bhedam.</w:t>
+              <w:t>(</w:t>
+            </w:r>
+            <w:proofErr w:type="gramStart"/>
+            <w:r>
+              <w:rPr>
+                <w:rFonts w:cs="Arial"/>
+                <w:sz w:val="28"/>
+                <w:szCs w:val="28"/>
+              </w:rPr>
+              <w:t>paata</w:t>
+            </w:r>
+            <w:proofErr w:type="gramEnd"/>
+            <w:r>
+              <w:rPr>
+                <w:rFonts w:cs="Arial"/>
+                <w:sz w:val="28"/>
+                <w:szCs w:val="28"/>
+              </w:rPr>
+              <w:t xml:space="preserve"> bhedam.</w:t>
             </w:r>
           </w:p>
         </w:tc>
@@ -39395,6 +39842,7 @@
                 <w:sz w:val="28"/>
                 <w:szCs w:val="28"/>
               </w:rPr>
+              <w:lastRenderedPageBreak/>
               <w:t xml:space="preserve">3-8-4-3 </w:t>
             </w:r>
             <w:r>
@@ -40229,7 +40677,6 @@
                 <w:sz w:val="28"/>
                 <w:szCs w:val="28"/>
               </w:rPr>
-              <w:lastRenderedPageBreak/>
               <w:t>Improved Sound representation</w:t>
             </w:r>
           </w:p>
@@ -40258,7 +40705,23 @@
                 <w:rFonts w:cs="Arial"/>
                 <w:szCs w:val="24"/>
               </w:rPr>
-              <w:t xml:space="preserve"> r. is followed by Sha,Sa, ha or Ru </w:t>
+              <w:t xml:space="preserve"> r. is followed by </w:t>
+            </w:r>
+            <w:proofErr w:type="gramStart"/>
+            <w:r>
+              <w:rPr>
+                <w:rFonts w:cs="Arial"/>
+                <w:szCs w:val="24"/>
+              </w:rPr>
+              <w:t>Sha,Sa</w:t>
+            </w:r>
+            <w:proofErr w:type="gramEnd"/>
+            <w:r>
+              <w:rPr>
+                <w:rFonts w:cs="Arial"/>
+                <w:szCs w:val="24"/>
+              </w:rPr>
+              <w:t xml:space="preserve">, ha or Ru </w:t>
             </w:r>
           </w:p>
           <w:p>
@@ -40309,6 +40772,7 @@
               </w:rPr>
               <w:t xml:space="preserve"> </w:t>
             </w:r>
+            <w:proofErr w:type="gramStart"/>
             <w:r>
               <w:rPr>
                 <w:rFonts w:ascii="BRH Devanagari Extra" w:hAnsi="BRH Devanagari Extra" w:cs="BRH Devanagari Extra"/>
@@ -40326,6 +40790,7 @@
               </w:rPr>
               <w:t>wÉ</w:t>
             </w:r>
+            <w:proofErr w:type="gramEnd"/>
           </w:p>
         </w:tc>
         <w:tc>
@@ -40348,7 +40813,25 @@
                 <w:sz w:val="28"/>
                 <w:szCs w:val="28"/>
               </w:rPr>
-              <w:t>Not to be followed when the the letter following r is a conjunct consonant of ha,sha,Sa etc.</w:t>
+              <w:t xml:space="preserve">Not to be followed when the the letter following r is a conjunct consonant of </w:t>
+            </w:r>
+            <w:proofErr w:type="gramStart"/>
+            <w:r>
+              <w:rPr>
+                <w:rFonts w:cs="Arial"/>
+                <w:sz w:val="28"/>
+                <w:szCs w:val="28"/>
+              </w:rPr>
+              <w:t>ha,sha</w:t>
+            </w:r>
+            <w:proofErr w:type="gramEnd"/>
+            <w:r>
+              <w:rPr>
+                <w:rFonts w:cs="Arial"/>
+                <w:sz w:val="28"/>
+                <w:szCs w:val="28"/>
+              </w:rPr>
+              <w:t>,Sa etc.</w:t>
             </w:r>
           </w:p>
         </w:tc>
@@ -40518,6 +41001,7 @@
               </w:rPr>
               <w:t xml:space="preserve"> </w:t>
             </w:r>
+            <w:proofErr w:type="gramStart"/>
             <w:r>
               <w:rPr>
                 <w:rFonts w:ascii="BRH Devanagari Extra" w:hAnsi="BRH Devanagari Extra" w:cs="BRH Devanagari Extra"/>
@@ -40547,6 +41031,7 @@
               </w:rPr>
               <w:t>rÉ</w:t>
             </w:r>
+            <w:proofErr w:type="gramEnd"/>
             <w:r>
               <w:rPr>
                 <w:rFonts w:ascii="Latha" w:hAnsi="Latha" w:cs="Latha" w:hint="cs"/>
@@ -40616,6 +41101,7 @@
                 <w:szCs w:val="44"/>
                 <w:lang w:bidi="ml-IN"/>
               </w:rPr>
+              <w:lastRenderedPageBreak/>
               <w:t>ÌmÉiÉ×ýqÉÉ</w:t>
             </w:r>
             <w:r>
@@ -40731,6 +41217,7 @@
                 <w:szCs w:val="28"/>
                 <w:lang w:bidi="ta-IN"/>
               </w:rPr>
+              <w:lastRenderedPageBreak/>
               <w:t xml:space="preserve">If the letter before </w:t>
             </w:r>
             <w:r>
@@ -40795,7 +41282,18 @@
                 <w:szCs w:val="28"/>
                 <w:lang w:bidi="ta-IN"/>
               </w:rPr>
-              <w:t xml:space="preserve">  in lower note or pause as per your Guru’s teachings. “</w:t>
+              <w:t xml:space="preserve">  in lower </w:t>
+            </w:r>
+            <w:r>
+              <w:rPr>
+                <w:rFonts w:cs="Arial"/>
+                <w:bCs/>
+                <w:sz w:val="28"/>
+                <w:szCs w:val="28"/>
+                <w:lang w:bidi="ta-IN"/>
+              </w:rPr>
+              <w:lastRenderedPageBreak/>
+              <w:t>note or pause as per your Guru’s teachings. “</w:t>
             </w:r>
             <w:r>
               <w:rPr>
@@ -40857,7 +41355,29 @@
                 <w:szCs w:val="28"/>
                 <w:lang w:bidi="ta-IN"/>
               </w:rPr>
-              <w:t xml:space="preserve"> if the previous word is anudAttam</w:t>
+              <w:t xml:space="preserve"> if the previous </w:t>
+            </w:r>
+            <w:proofErr w:type="gramStart"/>
+            <w:r>
+              <w:rPr>
+                <w:rFonts w:cs="Arial"/>
+                <w:b/>
+                <w:sz w:val="28"/>
+                <w:szCs w:val="28"/>
+                <w:lang w:bidi="ta-IN"/>
+              </w:rPr>
+              <w:t>word</w:t>
+            </w:r>
+            <w:proofErr w:type="gramEnd"/>
+            <w:r>
+              <w:rPr>
+                <w:rFonts w:cs="Arial"/>
+                <w:b/>
+                <w:sz w:val="28"/>
+                <w:szCs w:val="28"/>
+                <w:lang w:bidi="ta-IN"/>
+              </w:rPr>
+              <w:t xml:space="preserve"> is anudAttam</w:t>
             </w:r>
             <w:r>
               <w:rPr>

--- a/brAhmaNa/TB 3.7-3.12 Sanskrit Corrections.docx
+++ b/brAhmaNa/TB 3.7-3.12 Sanskrit Corrections.docx
@@ -95,7 +95,27 @@
           <w:szCs w:val="32"/>
           <w:u w:val="single"/>
         </w:rPr>
-        <w:t>31st July 2026</w:t>
+        <w:t xml:space="preserve">31st </w:t>
+      </w:r>
+      <w:r>
+        <w:rPr>
+          <w:b/>
+          <w:bCs/>
+          <w:sz w:val="32"/>
+          <w:szCs w:val="32"/>
+          <w:u w:val="single"/>
+        </w:rPr>
+        <w:t>August</w:t>
+      </w:r>
+      <w:r>
+        <w:rPr>
+          <w:b/>
+          <w:bCs/>
+          <w:sz w:val="32"/>
+          <w:szCs w:val="32"/>
+          <w:u w:val="single"/>
+        </w:rPr>
+        <w:t xml:space="preserve"> 2026</w:t>
       </w:r>
     </w:p>
     <w:p>
@@ -336,26 +356,16 @@
                 <w:sz w:val="28"/>
                 <w:szCs w:val="28"/>
               </w:rPr>
-              <w:t>Dasini No.</w:t>
-            </w:r>
-            <w:proofErr w:type="gramStart"/>
+              <w:t xml:space="preserve">Dasini No.-  </w:t>
+            </w:r>
             <w:r>
               <w:rPr>
                 <w:b/>
                 <w:sz w:val="28"/>
                 <w:szCs w:val="28"/>
               </w:rPr>
-              <w:t xml:space="preserve">-  </w:t>
-            </w:r>
-            <w:r>
-              <w:rPr>
-                <w:b/>
-                <w:sz w:val="28"/>
-                <w:szCs w:val="28"/>
-              </w:rPr>
               <w:t>72</w:t>
             </w:r>
-            <w:proofErr w:type="gramEnd"/>
           </w:p>
         </w:tc>
         <w:tc>
@@ -580,26 +590,16 @@
                 <w:sz w:val="28"/>
                 <w:szCs w:val="28"/>
               </w:rPr>
-              <w:t>Dasini No.</w:t>
-            </w:r>
-            <w:proofErr w:type="gramStart"/>
+              <w:t xml:space="preserve">Dasini No.-  </w:t>
+            </w:r>
             <w:r>
               <w:rPr>
                 <w:b/>
                 <w:sz w:val="28"/>
                 <w:szCs w:val="28"/>
               </w:rPr>
-              <w:t xml:space="preserve">-  </w:t>
-            </w:r>
-            <w:r>
-              <w:rPr>
-                <w:b/>
-                <w:sz w:val="28"/>
-                <w:szCs w:val="28"/>
-              </w:rPr>
               <w:t>92</w:t>
             </w:r>
-            <w:proofErr w:type="gramEnd"/>
           </w:p>
         </w:tc>
         <w:tc>
@@ -663,7 +663,6 @@
               </w:rPr>
               <w:t xml:space="preserve">¢üÉÍhÉþ uÉiÉïrÉ </w:t>
             </w:r>
-            <w:proofErr w:type="gramStart"/>
             <w:r>
               <w:rPr>
                 <w:rFonts w:ascii="BRH Devanagari Extra" w:hAnsi="BRH Devanagari Extra" w:cs="BRH Devanagari Extra"/>
@@ -674,7 +673,6 @@
               </w:rPr>
               <w:t>( )</w:t>
             </w:r>
-            <w:proofErr w:type="gramEnd"/>
             <w:r>
               <w:rPr>
                 <w:rFonts w:ascii="BRH Devanagari Extra" w:hAnsi="BRH Devanagari Extra" w:cs="BRH Devanagari Extra"/>
@@ -746,7 +744,6 @@
               </w:rPr>
               <w:t xml:space="preserve">¢üÉÍhÉþ uÉiÉïrÉ </w:t>
             </w:r>
-            <w:proofErr w:type="gramStart"/>
             <w:r>
               <w:rPr>
                 <w:rFonts w:ascii="BRH Devanagari Extra" w:hAnsi="BRH Devanagari Extra" w:cs="BRH Devanagari Extra"/>
@@ -757,7 +754,6 @@
               </w:rPr>
               <w:t>( )</w:t>
             </w:r>
-            <w:proofErr w:type="gramEnd"/>
             <w:r>
               <w:rPr>
                 <w:rFonts w:ascii="BRH Devanagari Extra" w:hAnsi="BRH Devanagari Extra" w:cs="BRH Devanagari Extra"/>
@@ -859,26 +855,16 @@
                 <w:sz w:val="28"/>
                 <w:szCs w:val="28"/>
               </w:rPr>
-              <w:t>Dasini No.</w:t>
-            </w:r>
-            <w:proofErr w:type="gramStart"/>
+              <w:t xml:space="preserve">Dasini No.-  </w:t>
+            </w:r>
             <w:r>
               <w:rPr>
                 <w:b/>
                 <w:sz w:val="28"/>
                 <w:szCs w:val="28"/>
               </w:rPr>
-              <w:t xml:space="preserve">-  </w:t>
-            </w:r>
-            <w:r>
-              <w:rPr>
-                <w:b/>
-                <w:sz w:val="28"/>
-                <w:szCs w:val="28"/>
-              </w:rPr>
               <w:t>25</w:t>
             </w:r>
-            <w:proofErr w:type="gramEnd"/>
           </w:p>
         </w:tc>
         <w:tc>
@@ -1152,26 +1138,16 @@
                 <w:sz w:val="28"/>
                 <w:szCs w:val="28"/>
               </w:rPr>
-              <w:t>Dasini No.</w:t>
-            </w:r>
-            <w:proofErr w:type="gramStart"/>
+              <w:t xml:space="preserve">Dasini No.-  </w:t>
+            </w:r>
             <w:r>
               <w:rPr>
                 <w:b/>
                 <w:sz w:val="28"/>
                 <w:szCs w:val="28"/>
               </w:rPr>
-              <w:t xml:space="preserve">-  </w:t>
-            </w:r>
-            <w:r>
-              <w:rPr>
-                <w:b/>
-                <w:sz w:val="28"/>
-                <w:szCs w:val="28"/>
-              </w:rPr>
               <w:t>35</w:t>
             </w:r>
-            <w:proofErr w:type="gramEnd"/>
           </w:p>
         </w:tc>
         <w:tc>
@@ -1450,26 +1426,16 @@
                 <w:sz w:val="28"/>
                 <w:szCs w:val="28"/>
               </w:rPr>
-              <w:t>Dasini No.</w:t>
-            </w:r>
-            <w:proofErr w:type="gramStart"/>
+              <w:t xml:space="preserve">Dasini No.-  </w:t>
+            </w:r>
             <w:r>
               <w:rPr>
                 <w:b/>
                 <w:sz w:val="28"/>
                 <w:szCs w:val="28"/>
               </w:rPr>
-              <w:t xml:space="preserve">-  </w:t>
-            </w:r>
-            <w:r>
-              <w:rPr>
-                <w:b/>
-                <w:sz w:val="28"/>
-                <w:szCs w:val="28"/>
-              </w:rPr>
               <w:t>42</w:t>
             </w:r>
-            <w:proofErr w:type="gramEnd"/>
           </w:p>
         </w:tc>
         <w:tc>
@@ -1680,26 +1646,16 @@
                 <w:sz w:val="28"/>
                 <w:szCs w:val="28"/>
               </w:rPr>
-              <w:t>Dasini No.</w:t>
-            </w:r>
-            <w:proofErr w:type="gramStart"/>
+              <w:t xml:space="preserve">Dasini No.-  </w:t>
+            </w:r>
             <w:r>
               <w:rPr>
                 <w:b/>
                 <w:sz w:val="28"/>
                 <w:szCs w:val="28"/>
               </w:rPr>
-              <w:t xml:space="preserve">-  </w:t>
-            </w:r>
-            <w:r>
-              <w:rPr>
-                <w:b/>
-                <w:sz w:val="28"/>
-                <w:szCs w:val="28"/>
-              </w:rPr>
               <w:t>3</w:t>
             </w:r>
-            <w:proofErr w:type="gramEnd"/>
           </w:p>
         </w:tc>
         <w:tc>
@@ -2259,26 +2215,16 @@
                 <w:sz w:val="28"/>
                 <w:szCs w:val="28"/>
               </w:rPr>
-              <w:t>Dasini No.</w:t>
-            </w:r>
-            <w:proofErr w:type="gramStart"/>
+              <w:t xml:space="preserve">Dasini No.-  </w:t>
+            </w:r>
             <w:r>
               <w:rPr>
                 <w:b/>
                 <w:sz w:val="28"/>
                 <w:szCs w:val="28"/>
               </w:rPr>
-              <w:t xml:space="preserve">-  </w:t>
-            </w:r>
-            <w:r>
-              <w:rPr>
-                <w:b/>
-                <w:sz w:val="28"/>
-                <w:szCs w:val="28"/>
-              </w:rPr>
               <w:t>7</w:t>
             </w:r>
-            <w:proofErr w:type="gramEnd"/>
           </w:p>
         </w:tc>
         <w:tc>
@@ -2529,26 +2475,16 @@
                 <w:sz w:val="28"/>
                 <w:szCs w:val="28"/>
               </w:rPr>
-              <w:t>Dasini No.</w:t>
-            </w:r>
-            <w:proofErr w:type="gramStart"/>
+              <w:t xml:space="preserve">Dasini No.-  </w:t>
+            </w:r>
             <w:r>
               <w:rPr>
                 <w:b/>
                 <w:sz w:val="28"/>
                 <w:szCs w:val="28"/>
               </w:rPr>
-              <w:t xml:space="preserve">-  </w:t>
-            </w:r>
-            <w:r>
-              <w:rPr>
-                <w:b/>
-                <w:sz w:val="28"/>
-                <w:szCs w:val="28"/>
-              </w:rPr>
               <w:t>73</w:t>
             </w:r>
-            <w:proofErr w:type="gramEnd"/>
           </w:p>
         </w:tc>
         <w:tc>
@@ -2774,26 +2710,16 @@
                 <w:sz w:val="28"/>
                 <w:szCs w:val="28"/>
               </w:rPr>
-              <w:t>Dasini No.</w:t>
-            </w:r>
-            <w:proofErr w:type="gramStart"/>
+              <w:t xml:space="preserve">Dasini No.-  </w:t>
+            </w:r>
             <w:r>
               <w:rPr>
                 <w:b/>
                 <w:sz w:val="28"/>
                 <w:szCs w:val="28"/>
               </w:rPr>
-              <w:t xml:space="preserve">-  </w:t>
-            </w:r>
-            <w:r>
-              <w:rPr>
-                <w:b/>
-                <w:sz w:val="28"/>
-                <w:szCs w:val="28"/>
-              </w:rPr>
               <w:t>27</w:t>
             </w:r>
-            <w:proofErr w:type="gramEnd"/>
           </w:p>
         </w:tc>
         <w:tc>
@@ -3059,26 +2985,16 @@
                 <w:sz w:val="28"/>
                 <w:szCs w:val="28"/>
               </w:rPr>
-              <w:t>Dasini No.</w:t>
-            </w:r>
-            <w:proofErr w:type="gramStart"/>
+              <w:t xml:space="preserve">Dasini No.-  </w:t>
+            </w:r>
             <w:r>
               <w:rPr>
                 <w:b/>
                 <w:sz w:val="28"/>
                 <w:szCs w:val="28"/>
               </w:rPr>
-              <w:t xml:space="preserve">-  </w:t>
-            </w:r>
-            <w:r>
-              <w:rPr>
-                <w:b/>
-                <w:sz w:val="28"/>
-                <w:szCs w:val="28"/>
-              </w:rPr>
               <w:t>6</w:t>
             </w:r>
-            <w:proofErr w:type="gramEnd"/>
           </w:p>
         </w:tc>
         <w:tc>
@@ -3312,26 +3228,16 @@
                 <w:sz w:val="28"/>
                 <w:szCs w:val="28"/>
               </w:rPr>
-              <w:t>Dasini No.</w:t>
-            </w:r>
-            <w:proofErr w:type="gramStart"/>
+              <w:t xml:space="preserve">Dasini No.-  </w:t>
+            </w:r>
             <w:r>
               <w:rPr>
                 <w:b/>
                 <w:sz w:val="28"/>
                 <w:szCs w:val="28"/>
               </w:rPr>
-              <w:t xml:space="preserve">-  </w:t>
-            </w:r>
-            <w:r>
-              <w:rPr>
-                <w:b/>
-                <w:sz w:val="28"/>
-                <w:szCs w:val="28"/>
-              </w:rPr>
               <w:t>27</w:t>
             </w:r>
-            <w:proofErr w:type="gramEnd"/>
           </w:p>
         </w:tc>
         <w:tc>
@@ -4303,18 +4209,8 @@
                 <w:sz w:val="28"/>
                 <w:szCs w:val="28"/>
               </w:rPr>
-              <w:t>Dasini No.</w:t>
-            </w:r>
-            <w:proofErr w:type="gramStart"/>
-            <w:r>
-              <w:rPr>
-                <w:b/>
-                <w:sz w:val="28"/>
-                <w:szCs w:val="28"/>
-              </w:rPr>
-              <w:t>-  25</w:t>
-            </w:r>
-            <w:proofErr w:type="gramEnd"/>
+              <w:t>Dasini No.-  25</w:t>
+            </w:r>
           </w:p>
         </w:tc>
         <w:tc>
@@ -4524,26 +4420,16 @@
                 <w:sz w:val="28"/>
                 <w:szCs w:val="28"/>
               </w:rPr>
-              <w:t>Dasini No.</w:t>
-            </w:r>
-            <w:proofErr w:type="gramStart"/>
+              <w:t xml:space="preserve">Dasini No.-  </w:t>
+            </w:r>
             <w:r>
               <w:rPr>
                 <w:b/>
                 <w:sz w:val="28"/>
                 <w:szCs w:val="28"/>
               </w:rPr>
-              <w:t xml:space="preserve">-  </w:t>
-            </w:r>
-            <w:r>
-              <w:rPr>
-                <w:b/>
-                <w:sz w:val="28"/>
-                <w:szCs w:val="28"/>
-              </w:rPr>
               <w:t>97</w:t>
             </w:r>
-            <w:proofErr w:type="gramEnd"/>
           </w:p>
         </w:tc>
         <w:tc>
@@ -4755,18 +4641,8 @@
                 <w:sz w:val="28"/>
                 <w:szCs w:val="28"/>
               </w:rPr>
-              <w:t>Dasini No.</w:t>
-            </w:r>
-            <w:proofErr w:type="gramStart"/>
-            <w:r>
-              <w:rPr>
-                <w:b/>
-                <w:sz w:val="28"/>
-                <w:szCs w:val="28"/>
-              </w:rPr>
-              <w:t>-  110</w:t>
-            </w:r>
-            <w:proofErr w:type="gramEnd"/>
+              <w:t>Dasini No.-  110</w:t>
+            </w:r>
           </w:p>
         </w:tc>
         <w:tc>
@@ -4952,18 +4828,8 @@
                 <w:sz w:val="28"/>
                 <w:szCs w:val="28"/>
               </w:rPr>
-              <w:t>Dasini No.</w:t>
-            </w:r>
-            <w:proofErr w:type="gramStart"/>
-            <w:r>
-              <w:rPr>
-                <w:b/>
-                <w:sz w:val="28"/>
-                <w:szCs w:val="28"/>
-              </w:rPr>
-              <w:t>-  115</w:t>
-            </w:r>
-            <w:proofErr w:type="gramEnd"/>
+              <w:t>Dasini No.-  115</w:t>
+            </w:r>
           </w:p>
         </w:tc>
         <w:tc>
@@ -5285,26 +5151,16 @@
                 <w:sz w:val="28"/>
                 <w:szCs w:val="28"/>
               </w:rPr>
-              <w:t>Dasini No.</w:t>
-            </w:r>
-            <w:proofErr w:type="gramStart"/>
+              <w:t xml:space="preserve">Dasini No.-  </w:t>
+            </w:r>
             <w:r>
               <w:rPr>
                 <w:b/>
                 <w:sz w:val="28"/>
                 <w:szCs w:val="28"/>
               </w:rPr>
-              <w:t xml:space="preserve">-  </w:t>
-            </w:r>
-            <w:r>
-              <w:rPr>
-                <w:b/>
-                <w:sz w:val="28"/>
-                <w:szCs w:val="28"/>
-              </w:rPr>
               <w:t>35</w:t>
             </w:r>
-            <w:proofErr w:type="gramEnd"/>
           </w:p>
         </w:tc>
         <w:tc>
@@ -5391,25 +5247,7 @@
                 <w:sz w:val="40"/>
                 <w:szCs w:val="36"/>
               </w:rPr>
-              <w:t xml:space="preserve">Ç lÉ aÉcNûþÎliÉ </w:t>
-            </w:r>
-            <w:proofErr w:type="gramStart"/>
-            <w:r>
-              <w:rPr>
-                <w:rFonts w:ascii="BRH Devanagari Extra" w:hAnsi="BRH Devanagari Extra" w:cs="BRH Devanagari Extra"/>
-                <w:sz w:val="40"/>
-                <w:szCs w:val="36"/>
-              </w:rPr>
-              <w:t>( )</w:t>
-            </w:r>
-            <w:proofErr w:type="gramEnd"/>
-            <w:r>
-              <w:rPr>
-                <w:rFonts w:ascii="BRH Devanagari Extra" w:hAnsi="BRH Devanagari Extra" w:cs="BRH Devanagari Extra"/>
-                <w:sz w:val="40"/>
-                <w:szCs w:val="36"/>
-              </w:rPr>
-              <w:t xml:space="preserve"> | </w:t>
+              <w:t xml:space="preserve">Ç lÉ aÉcNûþÎliÉ ( ) | </w:t>
             </w:r>
           </w:p>
         </w:tc>
@@ -5488,25 +5326,7 @@
                 <w:sz w:val="40"/>
                 <w:szCs w:val="36"/>
               </w:rPr>
-              <w:t xml:space="preserve">Ç lÉ aÉcNûþÎliÉ </w:t>
-            </w:r>
-            <w:proofErr w:type="gramStart"/>
-            <w:r>
-              <w:rPr>
-                <w:rFonts w:ascii="BRH Devanagari Extra" w:hAnsi="BRH Devanagari Extra" w:cs="BRH Devanagari Extra"/>
-                <w:sz w:val="40"/>
-                <w:szCs w:val="36"/>
-              </w:rPr>
-              <w:t>( )</w:t>
-            </w:r>
-            <w:proofErr w:type="gramEnd"/>
-            <w:r>
-              <w:rPr>
-                <w:rFonts w:ascii="BRH Devanagari Extra" w:hAnsi="BRH Devanagari Extra" w:cs="BRH Devanagari Extra"/>
-                <w:sz w:val="40"/>
-                <w:szCs w:val="36"/>
-              </w:rPr>
-              <w:t xml:space="preserve"> | </w:t>
+              <w:t xml:space="preserve">Ç lÉ aÉcNûþÎliÉ ( ) | </w:t>
             </w:r>
           </w:p>
         </w:tc>
@@ -6444,26 +6264,16 @@
                 <w:sz w:val="28"/>
                 <w:szCs w:val="28"/>
               </w:rPr>
-              <w:t>Dasini No.</w:t>
-            </w:r>
-            <w:proofErr w:type="gramStart"/>
+              <w:t xml:space="preserve">Dasini No.-  </w:t>
+            </w:r>
             <w:r>
               <w:rPr>
                 <w:b/>
                 <w:sz w:val="28"/>
                 <w:szCs w:val="28"/>
               </w:rPr>
-              <w:t xml:space="preserve">-  </w:t>
-            </w:r>
-            <w:r>
-              <w:rPr>
-                <w:b/>
-                <w:sz w:val="28"/>
-                <w:szCs w:val="28"/>
-              </w:rPr>
               <w:t>13</w:t>
             </w:r>
-            <w:proofErr w:type="gramEnd"/>
           </w:p>
         </w:tc>
         <w:tc>
@@ -6717,18 +6527,8 @@
                 <w:sz w:val="28"/>
                 <w:szCs w:val="28"/>
               </w:rPr>
-              <w:t>Dasini No.</w:t>
-            </w:r>
-            <w:proofErr w:type="gramStart"/>
-            <w:r>
-              <w:rPr>
-                <w:b/>
-                <w:sz w:val="28"/>
-                <w:szCs w:val="28"/>
-              </w:rPr>
-              <w:t>-  42</w:t>
-            </w:r>
-            <w:proofErr w:type="gramEnd"/>
+              <w:t>Dasini No.-  42</w:t>
+            </w:r>
           </w:p>
         </w:tc>
         <w:tc>
@@ -6984,18 +6784,8 @@
                 <w:sz w:val="28"/>
                 <w:szCs w:val="28"/>
               </w:rPr>
-              <w:t>Dasini No.</w:t>
-            </w:r>
-            <w:proofErr w:type="gramStart"/>
-            <w:r>
-              <w:rPr>
-                <w:b/>
-                <w:sz w:val="28"/>
-                <w:szCs w:val="28"/>
-              </w:rPr>
-              <w:t>-  57</w:t>
-            </w:r>
-            <w:proofErr w:type="gramEnd"/>
+              <w:t>Dasini No.-  57</w:t>
+            </w:r>
           </w:p>
         </w:tc>
         <w:tc>
@@ -7276,26 +7066,16 @@
                 <w:sz w:val="28"/>
                 <w:szCs w:val="28"/>
               </w:rPr>
-              <w:t>Dasini No.</w:t>
-            </w:r>
-            <w:proofErr w:type="gramStart"/>
+              <w:t xml:space="preserve">Dasini No.-  </w:t>
+            </w:r>
             <w:r>
               <w:rPr>
                 <w:b/>
                 <w:sz w:val="28"/>
                 <w:szCs w:val="28"/>
               </w:rPr>
-              <w:t xml:space="preserve">-  </w:t>
-            </w:r>
-            <w:r>
-              <w:rPr>
-                <w:b/>
-                <w:sz w:val="28"/>
-                <w:szCs w:val="28"/>
-              </w:rPr>
               <w:t>78</w:t>
             </w:r>
-            <w:proofErr w:type="gramEnd"/>
           </w:p>
         </w:tc>
         <w:tc>
@@ -7643,18 +7423,8 @@
                 <w:sz w:val="28"/>
                 <w:szCs w:val="28"/>
               </w:rPr>
-              <w:t>Dasini No.</w:t>
-            </w:r>
-            <w:proofErr w:type="gramStart"/>
-            <w:r>
-              <w:rPr>
-                <w:b/>
-                <w:sz w:val="28"/>
-                <w:szCs w:val="28"/>
-              </w:rPr>
-              <w:t>-  43</w:t>
-            </w:r>
-            <w:proofErr w:type="gramEnd"/>
+              <w:t>Dasini No.-  43</w:t>
+            </w:r>
           </w:p>
         </w:tc>
         <w:tc>
@@ -7949,26 +7719,16 @@
                 <w:sz w:val="28"/>
                 <w:szCs w:val="28"/>
               </w:rPr>
-              <w:t>Dasini No.</w:t>
-            </w:r>
-            <w:proofErr w:type="gramStart"/>
+              <w:t xml:space="preserve">Dasini No.-  </w:t>
+            </w:r>
             <w:r>
               <w:rPr>
                 <w:b/>
                 <w:sz w:val="28"/>
                 <w:szCs w:val="28"/>
               </w:rPr>
-              <w:t xml:space="preserve">-  </w:t>
-            </w:r>
-            <w:r>
-              <w:rPr>
-                <w:b/>
-                <w:sz w:val="28"/>
-                <w:szCs w:val="28"/>
-              </w:rPr>
               <w:t>44</w:t>
             </w:r>
-            <w:proofErr w:type="gramEnd"/>
           </w:p>
         </w:tc>
         <w:tc>
@@ -8153,18 +7913,8 @@
                 <w:sz w:val="28"/>
                 <w:szCs w:val="28"/>
               </w:rPr>
-              <w:t>Dasini No.</w:t>
-            </w:r>
-            <w:proofErr w:type="gramStart"/>
-            <w:r>
-              <w:rPr>
-                <w:b/>
-                <w:sz w:val="28"/>
-                <w:szCs w:val="28"/>
-              </w:rPr>
-              <w:t>-  3</w:t>
-            </w:r>
-            <w:proofErr w:type="gramEnd"/>
+              <w:t>Dasini No.-  3</w:t>
+            </w:r>
           </w:p>
         </w:tc>
         <w:tc>
@@ -8466,26 +8216,16 @@
                 <w:sz w:val="28"/>
                 <w:szCs w:val="28"/>
               </w:rPr>
-              <w:t>Dasini No.</w:t>
-            </w:r>
-            <w:proofErr w:type="gramStart"/>
+              <w:t xml:space="preserve">Dasini No.-  </w:t>
+            </w:r>
             <w:r>
               <w:rPr>
                 <w:b/>
                 <w:sz w:val="28"/>
                 <w:szCs w:val="28"/>
               </w:rPr>
-              <w:t xml:space="preserve">-  </w:t>
-            </w:r>
-            <w:r>
-              <w:rPr>
-                <w:b/>
-                <w:sz w:val="28"/>
-                <w:szCs w:val="28"/>
-              </w:rPr>
               <w:t>23</w:t>
             </w:r>
-            <w:proofErr w:type="gramEnd"/>
           </w:p>
         </w:tc>
         <w:tc>
@@ -13275,7 +13015,6 @@
         </w:rPr>
         <w:t xml:space="preserve"> to </w:t>
       </w:r>
-      <w:proofErr w:type="gramStart"/>
       <w:r>
         <w:rPr>
           <w:b/>
@@ -13286,7 +13025,6 @@
         </w:rPr>
         <w:t>3.12  Book</w:t>
       </w:r>
-      <w:proofErr w:type="gramEnd"/>
       <w:r>
         <w:rPr>
           <w:b/>
@@ -16293,25 +16031,7 @@
                 <w:sz w:val="36"/>
                 <w:szCs w:val="36"/>
               </w:rPr>
-              <w:t xml:space="preserve">MüÉ-ccrÉþuÉiÉå </w:t>
-            </w:r>
-            <w:proofErr w:type="gramStart"/>
-            <w:r>
-              <w:rPr>
-                <w:rFonts w:ascii="BRH Devanagari Extra" w:hAnsi="BRH Devanagari Extra" w:cs="BRH Devanagari Extra"/>
-                <w:sz w:val="36"/>
-                <w:szCs w:val="36"/>
-              </w:rPr>
-              <w:t>( )</w:t>
-            </w:r>
-            <w:proofErr w:type="gramEnd"/>
-            <w:r>
-              <w:rPr>
-                <w:rFonts w:ascii="BRH Devanagari Extra" w:hAnsi="BRH Devanagari Extra" w:cs="BRH Devanagari Extra"/>
-                <w:sz w:val="36"/>
-                <w:szCs w:val="36"/>
-              </w:rPr>
-              <w:t xml:space="preserve"> |</w:t>
+              <w:t>MüÉ-ccrÉþuÉiÉå ( ) |</w:t>
             </w:r>
           </w:p>
         </w:tc>
@@ -26304,26 +26024,14 @@
                 <w:highlight w:val="green"/>
                 <w:lang w:val="en-IN"/>
               </w:rPr>
-              <w:t>¨</w:t>
-            </w:r>
-            <w:proofErr w:type="gramStart"/>
-            <w:r>
-              <w:rPr>
-                <w:rFonts w:ascii="BRH Devanagari" w:hAnsi="BRH Devanagari" w:cs="BRH Devanagari"/>
-                <w:color w:val="000000"/>
-                <w:sz w:val="40"/>
-                <w:szCs w:val="40"/>
+              <w:t>¨É</w:t>
+            </w:r>
+            <w:r>
+              <w:rPr>
+                <w:rFonts w:ascii="BRH Devanagari Extra" w:hAnsi="BRH Devanagari Extra" w:cs="BRH Devanagari Extra"/>
+                <w:sz w:val="40"/>
+                <w:szCs w:val="36"/>
                 <w:highlight w:val="green"/>
-                <w:lang w:val="en-IN"/>
-              </w:rPr>
-              <w:t>É</w:t>
-            </w:r>
-            <w:r>
-              <w:rPr>
-                <w:rFonts w:ascii="BRH Devanagari Extra" w:hAnsi="BRH Devanagari Extra" w:cs="BRH Devanagari Extra"/>
-                <w:sz w:val="40"/>
-                <w:szCs w:val="36"/>
-                <w:highlight w:val="green"/>
               </w:rPr>
               <w:t>È</w:t>
             </w:r>
@@ -26341,16 +26049,7 @@
                 <w:sz w:val="40"/>
                 <w:szCs w:val="36"/>
               </w:rPr>
-              <w:t xml:space="preserve"> Ì</w:t>
-            </w:r>
-            <w:proofErr w:type="gramEnd"/>
-            <w:r>
-              <w:rPr>
-                <w:rFonts w:ascii="BRH Devanagari Extra" w:hAnsi="BRH Devanagari Extra" w:cs="BRH Devanagari Extra"/>
-                <w:sz w:val="40"/>
-                <w:szCs w:val="36"/>
-              </w:rPr>
-              <w:t>¢ü</w:t>
+              <w:t xml:space="preserve"> Ì¢ü</w:t>
             </w:r>
             <w:r>
               <w:rPr>
@@ -34094,7 +33793,6 @@
               </w:rPr>
               <w:t xml:space="preserve">iuÉÉ </w:t>
             </w:r>
-            <w:proofErr w:type="gramStart"/>
             <w:r>
               <w:rPr>
                 <w:rFonts w:ascii="BRH Devanagari Extra" w:hAnsi="BRH Devanagari Extra" w:cs="BRH Devanagari Extra"/>
@@ -34105,7 +33803,6 @@
               </w:rPr>
               <w:t>( )</w:t>
             </w:r>
-            <w:proofErr w:type="gramEnd"/>
             <w:r>
               <w:rPr>
                 <w:rFonts w:ascii="BRH Devanagari Extra" w:hAnsi="BRH Devanagari Extra" w:cs="BRH Devanagari Extra"/>
@@ -34208,7 +33905,6 @@
               </w:rPr>
               <w:t xml:space="preserve">iuÉÉ </w:t>
             </w:r>
-            <w:proofErr w:type="gramStart"/>
             <w:r>
               <w:rPr>
                 <w:rFonts w:ascii="BRH Devanagari Extra" w:hAnsi="BRH Devanagari Extra" w:cs="BRH Devanagari Extra"/>
@@ -34219,7 +33915,6 @@
               </w:rPr>
               <w:t>( )</w:t>
             </w:r>
-            <w:proofErr w:type="gramEnd"/>
             <w:r>
               <w:rPr>
                 <w:rFonts w:ascii="BRH Devanagari Extra" w:hAnsi="BRH Devanagari Extra" w:cs="BRH Devanagari Extra"/>
@@ -34382,7 +34077,6 @@
               </w:rPr>
               <w:t>Uç</w:t>
             </w:r>
-            <w:proofErr w:type="gramStart"/>
             <w:r>
               <w:rPr>
                 <w:rFonts w:ascii="BRH Malayalam Extra" w:hAnsi="BRH Malayalam Extra" w:cs="BRH Devanagari Extra"/>
@@ -34412,7 +34106,6 @@
               </w:rPr>
               <w:t>zÉ</w:t>
             </w:r>
-            <w:proofErr w:type="gramEnd"/>
             <w:r>
               <w:rPr>
                 <w:rFonts w:ascii="BRH Malayalam Extra" w:hAnsi="BRH Malayalam Extra" w:cs="BRH Devanagari Extra"/>
@@ -34536,7 +34229,6 @@
               </w:rPr>
               <w:t>Uç</w:t>
             </w:r>
-            <w:proofErr w:type="gramStart"/>
             <w:r>
               <w:rPr>
                 <w:rFonts w:ascii="BRH Malayalam Extra" w:hAnsi="BRH Malayalam Extra" w:cs="BRH Devanagari Extra"/>
@@ -34566,7 +34258,6 @@
               </w:rPr>
               <w:t>zÉ</w:t>
             </w:r>
-            <w:proofErr w:type="gramEnd"/>
             <w:r>
               <w:rPr>
                 <w:rFonts w:ascii="BRH Devanagari Extra" w:hAnsi="BRH Devanagari Extra" w:cs="BRH Devanagari Extra"/>
@@ -34656,20 +34347,8 @@
           <w:szCs w:val="32"/>
           <w:u w:val="single"/>
         </w:rPr>
-        <w:t xml:space="preserve"> TB 3.7-3.</w:t>
+        <w:t xml:space="preserve"> TB 3.7-3.12  Book</w:t>
       </w:r>
-      <w:proofErr w:type="gramStart"/>
-      <w:r>
-        <w:rPr>
-          <w:b/>
-          <w:bCs/>
-          <w:sz w:val="32"/>
-          <w:szCs w:val="32"/>
-          <w:u w:val="single"/>
-        </w:rPr>
-        <w:t>12  Book</w:t>
-      </w:r>
-      <w:proofErr w:type="gramEnd"/>
       <w:r>
         <w:rPr>
           <w:b/>
@@ -35706,18 +35385,7 @@
           <w:szCs w:val="32"/>
           <w:u w:val="single"/>
         </w:rPr>
-        <w:t>hmaNam TB 3.7-3.</w:t>
-      </w:r>
-      <w:proofErr w:type="gramStart"/>
-      <w:r>
-        <w:rPr>
-          <w:b/>
-          <w:bCs/>
-          <w:sz w:val="32"/>
-          <w:szCs w:val="32"/>
-          <w:u w:val="single"/>
-        </w:rPr>
-        <w:t xml:space="preserve">12 </w:t>
+        <w:t xml:space="preserve">hmaNam TB 3.7-3.12 </w:t>
       </w:r>
       <w:r>
         <w:rPr>
@@ -35729,7 +35397,6 @@
         </w:rPr>
         <w:t xml:space="preserve"> Book</w:t>
       </w:r>
-      <w:proofErr w:type="gramEnd"/>
       <w:r>
         <w:rPr>
           <w:b/>
@@ -36145,16 +35812,16 @@
                 <w:sz w:val="44"/>
                 <w:szCs w:val="40"/>
               </w:rPr>
-              <w:t xml:space="preserve"> </w:t>
-            </w:r>
-            <w:proofErr w:type="gramStart"/>
+              <w:t xml:space="preserve"> uÉÉ  LýwÉ</w:t>
+            </w:r>
             <w:r>
               <w:rPr>
                 <w:rFonts w:ascii="BRH Devanagari Extra" w:hAnsi="BRH Devanagari Extra" w:cs="BRH Devanagari Extra"/>
                 <w:sz w:val="44"/>
                 <w:szCs w:val="40"/>
-              </w:rPr>
-              <w:t>uÉÉ  LýwÉ</w:t>
+                <w:highlight w:val="yellow"/>
+              </w:rPr>
+              <w:t>É</w:t>
             </w:r>
             <w:r>
               <w:rPr>
@@ -36163,7 +35830,7 @@
                 <w:szCs w:val="40"/>
                 <w:highlight w:val="yellow"/>
               </w:rPr>
-              <w:t>É</w:t>
+              <w:t>å</w:t>
             </w:r>
             <w:r>
               <w:rPr>
@@ -36172,6 +35839,54 @@
                 <w:szCs w:val="40"/>
                 <w:highlight w:val="yellow"/>
               </w:rPr>
+              <w:t>ÿalÉÉæ</w:t>
+            </w:r>
+          </w:p>
+        </w:tc>
+        <w:tc>
+          <w:tcPr>
+            <w:tcW w:w="5220" w:type="dxa"/>
+          </w:tcPr>
+          <w:p>
+            <w:pPr>
+              <w:spacing w:before="0" w:line="240" w:lineRule="auto"/>
+              <w:rPr>
+                <w:rFonts w:ascii="BRH Devanagari Extra" w:hAnsi="BRH Devanagari Extra" w:cs="BRH Devanagari Extra"/>
+                <w:sz w:val="40"/>
+                <w:szCs w:val="40"/>
+              </w:rPr>
+            </w:pPr>
+            <w:r>
+              <w:rPr>
+                <w:rFonts w:ascii="BRH Devanagari Extra" w:hAnsi="BRH Devanagari Extra" w:cs="BRH Devanagari Extra"/>
+                <w:sz w:val="44"/>
+                <w:szCs w:val="40"/>
+              </w:rPr>
+              <w:t>xÉuÉ</w:t>
+            </w:r>
+            <w:r>
+              <w:rPr>
+                <w:rFonts w:ascii="BRH Devanagari Extra" w:hAnsi="BRH Devanagari Extra" w:cs="BRH Devanagari Extra"/>
+                <w:sz w:val="44"/>
+                <w:szCs w:val="40"/>
+              </w:rPr>
+              <w:t>ÉïýlÉçý.</w:t>
+            </w:r>
+            <w:r>
+              <w:rPr>
+                <w:rFonts w:ascii="BRH Devanagari Extra" w:hAnsi="BRH Devanagari Extra" w:cs="BRH Devanagari Extra"/>
+                <w:sz w:val="44"/>
+                <w:szCs w:val="40"/>
+              </w:rPr>
+              <w:t xml:space="preserve"> uÉÉ  LýwÉÉ</w:t>
+            </w:r>
+            <w:r>
+              <w:rPr>
+                <w:rFonts w:ascii="BRH Devanagari Extra" w:hAnsi="BRH Devanagari Extra" w:cs="BRH Devanagari Extra"/>
+                <w:sz w:val="44"/>
+                <w:szCs w:val="40"/>
+                <w:highlight w:val="yellow"/>
+              </w:rPr>
               <w:t>å</w:t>
             </w:r>
             <w:r>
@@ -36181,31 +35896,16 @@
                 <w:szCs w:val="40"/>
                 <w:highlight w:val="yellow"/>
               </w:rPr>
-              <w:t>ÿalÉÉæ</w:t>
-            </w:r>
-            <w:proofErr w:type="gramEnd"/>
-          </w:p>
-        </w:tc>
-        <w:tc>
-          <w:tcPr>
-            <w:tcW w:w="5220" w:type="dxa"/>
-          </w:tcPr>
-          <w:p>
-            <w:pPr>
-              <w:spacing w:before="0" w:line="240" w:lineRule="auto"/>
-              <w:rPr>
-                <w:rFonts w:ascii="BRH Devanagari Extra" w:hAnsi="BRH Devanagari Extra" w:cs="BRH Devanagari Extra"/>
-                <w:sz w:val="40"/>
-                <w:szCs w:val="40"/>
-              </w:rPr>
-            </w:pPr>
+              <w:t>ÿ</w:t>
+            </w:r>
             <w:r>
               <w:rPr>
                 <w:rFonts w:ascii="BRH Devanagari Extra" w:hAnsi="BRH Devanagari Extra" w:cs="BRH Devanagari Extra"/>
                 <w:sz w:val="44"/>
                 <w:szCs w:val="40"/>
-              </w:rPr>
-              <w:t>xÉuÉ</w:t>
+                <w:highlight w:val="green"/>
+              </w:rPr>
+              <w:t>Åa</w:t>
             </w:r>
             <w:r>
               <w:rPr>
@@ -36213,61 +35913,8 @@
                 <w:sz w:val="44"/>
                 <w:szCs w:val="40"/>
               </w:rPr>
-              <w:t>ÉïýlÉçý.</w:t>
-            </w:r>
-            <w:r>
-              <w:rPr>
-                <w:rFonts w:ascii="BRH Devanagari Extra" w:hAnsi="BRH Devanagari Extra" w:cs="BRH Devanagari Extra"/>
-                <w:sz w:val="44"/>
-                <w:szCs w:val="40"/>
-              </w:rPr>
-              <w:t xml:space="preserve"> </w:t>
-            </w:r>
-            <w:proofErr w:type="gramStart"/>
-            <w:r>
-              <w:rPr>
-                <w:rFonts w:ascii="BRH Devanagari Extra" w:hAnsi="BRH Devanagari Extra" w:cs="BRH Devanagari Extra"/>
-                <w:sz w:val="44"/>
-                <w:szCs w:val="40"/>
-              </w:rPr>
-              <w:t>uÉÉ  LýwÉÉ</w:t>
-            </w:r>
-            <w:r>
-              <w:rPr>
-                <w:rFonts w:ascii="BRH Devanagari Extra" w:hAnsi="BRH Devanagari Extra" w:cs="BRH Devanagari Extra"/>
-                <w:sz w:val="44"/>
-                <w:szCs w:val="40"/>
-                <w:highlight w:val="yellow"/>
-              </w:rPr>
-              <w:t>å</w:t>
-            </w:r>
-            <w:r>
-              <w:rPr>
-                <w:rFonts w:ascii="BRH Devanagari Extra" w:hAnsi="BRH Devanagari Extra" w:cs="BRH Devanagari Extra"/>
-                <w:sz w:val="44"/>
-                <w:szCs w:val="40"/>
-                <w:highlight w:val="yellow"/>
-              </w:rPr>
-              <w:t>ÿ</w:t>
-            </w:r>
-            <w:r>
-              <w:rPr>
-                <w:rFonts w:ascii="BRH Devanagari Extra" w:hAnsi="BRH Devanagari Extra" w:cs="BRH Devanagari Extra"/>
-                <w:sz w:val="44"/>
-                <w:szCs w:val="40"/>
-                <w:highlight w:val="green"/>
-              </w:rPr>
-              <w:t>Åa</w:t>
-            </w:r>
-            <w:r>
-              <w:rPr>
-                <w:rFonts w:ascii="BRH Devanagari Extra" w:hAnsi="BRH Devanagari Extra" w:cs="BRH Devanagari Extra"/>
-                <w:sz w:val="44"/>
-                <w:szCs w:val="40"/>
-              </w:rPr>
               <w:t>lÉÉæ</w:t>
             </w:r>
-            <w:proofErr w:type="gramEnd"/>
           </w:p>
         </w:tc>
       </w:tr>
@@ -36828,25 +36475,7 @@
                 <w:sz w:val="28"/>
                 <w:szCs w:val="28"/>
               </w:rPr>
-              <w:t>(</w:t>
-            </w:r>
-            <w:proofErr w:type="gramStart"/>
-            <w:r>
-              <w:rPr>
-                <w:rFonts w:cs="Arial"/>
-                <w:sz w:val="28"/>
-                <w:szCs w:val="28"/>
-              </w:rPr>
-              <w:t>in</w:t>
-            </w:r>
-            <w:proofErr w:type="gramEnd"/>
-            <w:r>
-              <w:rPr>
-                <w:rFonts w:cs="Arial"/>
-                <w:sz w:val="28"/>
-                <w:szCs w:val="28"/>
-              </w:rPr>
-              <w:t xml:space="preserve"> pada Paatam, ‘ya’ of yat does not get anudAttam. So anudAttam under ‘dda’ seems more appropriate</w:t>
+              <w:t>(in pada Paatam, ‘ya’ of yat does not get anudAttam. So anudAttam under ‘dda’ seems more appropriate</w:t>
             </w:r>
             <w:r>
               <w:rPr>
@@ -37174,25 +36803,7 @@
                 <w:sz w:val="28"/>
                 <w:szCs w:val="28"/>
               </w:rPr>
-              <w:t xml:space="preserve">(swaram </w:t>
-            </w:r>
-            <w:proofErr w:type="gramStart"/>
-            <w:r>
-              <w:rPr>
-                <w:rFonts w:cs="Arial"/>
-                <w:sz w:val="28"/>
-                <w:szCs w:val="28"/>
-              </w:rPr>
-              <w:t>principle</w:t>
-            </w:r>
-            <w:proofErr w:type="gramEnd"/>
-            <w:r>
-              <w:rPr>
-                <w:rFonts w:cs="Arial"/>
-                <w:sz w:val="28"/>
-                <w:szCs w:val="28"/>
-              </w:rPr>
-              <w:t xml:space="preserve"> application in one source is different)</w:t>
+              <w:t>(swaram principle application in one source is different)</w:t>
             </w:r>
             <w:r>
               <w:rPr>
@@ -37922,23 +37533,13 @@
                 <w:szCs w:val="28"/>
               </w:rPr>
             </w:pPr>
-            <w:proofErr w:type="gramStart"/>
             <w:r>
               <w:rPr>
                 <w:rFonts w:cs="Arial"/>
                 <w:sz w:val="28"/>
                 <w:szCs w:val="28"/>
               </w:rPr>
-              <w:t>”vE</w:t>
-            </w:r>
-            <w:proofErr w:type="gramEnd"/>
-            <w:r>
-              <w:rPr>
-                <w:rFonts w:cs="Arial"/>
-                <w:sz w:val="28"/>
-                <w:szCs w:val="28"/>
-              </w:rPr>
-              <w:t>’ getting anudAttam to support nmri</w:t>
+              <w:t>”vE’ getting anudAttam to support nmri</w:t>
             </w:r>
           </w:p>
           <w:p>
@@ -37977,21 +37578,12 @@
                 <w:szCs w:val="28"/>
               </w:rPr>
             </w:pPr>
-            <w:proofErr w:type="gramStart"/>
-            <w:r>
-              <w:rPr>
-                <w:sz w:val="28"/>
-                <w:szCs w:val="28"/>
-              </w:rPr>
-              <w:t>3.7.9.2  Dasini</w:t>
-            </w:r>
-            <w:proofErr w:type="gramEnd"/>
-            <w:r>
-              <w:rPr>
-                <w:sz w:val="28"/>
-                <w:szCs w:val="28"/>
-              </w:rPr>
-              <w:t xml:space="preserve"> 97</w:t>
+            <w:r>
+              <w:rPr>
+                <w:sz w:val="28"/>
+                <w:szCs w:val="28"/>
+              </w:rPr>
+              <w:t>3.7.9.2  Dasini 97</w:t>
             </w:r>
           </w:p>
         </w:tc>
@@ -38631,25 +38223,7 @@
                 <w:szCs w:val="28"/>
               </w:rPr>
               <w:br/>
-              <w:t xml:space="preserve">(ya </w:t>
-            </w:r>
-            <w:proofErr w:type="gramStart"/>
-            <w:r>
-              <w:rPr>
-                <w:rFonts w:cs="Arial"/>
-                <w:sz w:val="28"/>
-                <w:szCs w:val="28"/>
-              </w:rPr>
-              <w:t>is</w:t>
-            </w:r>
-            <w:proofErr w:type="gramEnd"/>
-            <w:r>
-              <w:rPr>
-                <w:rFonts w:cs="Arial"/>
-                <w:sz w:val="28"/>
-                <w:szCs w:val="28"/>
-              </w:rPr>
-              <w:t xml:space="preserve"> the prime swaram of tAyatE in Padam)</w:t>
+              <w:t>(ya is the prime swaram of tAyatE in Padam)</w:t>
             </w:r>
           </w:p>
         </w:tc>
@@ -38995,16 +38569,15 @@
                 <w:sz w:val="44"/>
                 <w:szCs w:val="40"/>
               </w:rPr>
-              <w:t xml:space="preserve"> </w:t>
-            </w:r>
-            <w:proofErr w:type="gramStart"/>
+              <w:t xml:space="preserve"> iÉ</w:t>
+            </w:r>
             <w:r>
               <w:rPr>
                 <w:rFonts w:ascii="BRH Devanagari Extra" w:hAnsi="BRH Devanagari Extra" w:cs="BRH Devanagari Extra"/>
                 <w:sz w:val="44"/>
                 <w:szCs w:val="40"/>
               </w:rPr>
-              <w:t>iÉ</w:t>
+              <w:t>å</w:t>
             </w:r>
             <w:r>
               <w:rPr>
@@ -39012,14 +38585,6 @@
                 <w:sz w:val="44"/>
                 <w:szCs w:val="40"/>
               </w:rPr>
-              <w:t>å</w:t>
-            </w:r>
-            <w:r>
-              <w:rPr>
-                <w:rFonts w:ascii="BRH Devanagari Extra" w:hAnsi="BRH Devanagari Extra" w:cs="BRH Devanagari Extra"/>
-                <w:sz w:val="44"/>
-                <w:szCs w:val="40"/>
-              </w:rPr>
               <w:t>eÉþ</w:t>
             </w:r>
             <w:r>
@@ -39028,16 +38593,7 @@
                 <w:sz w:val="28"/>
                 <w:szCs w:val="28"/>
               </w:rPr>
-              <w:t>(</w:t>
-            </w:r>
-            <w:proofErr w:type="gramEnd"/>
-            <w:r>
-              <w:rPr>
-                <w:rFonts w:cs="Arial"/>
-                <w:sz w:val="28"/>
-                <w:szCs w:val="28"/>
-              </w:rPr>
-              <w:t>paata bhedam)</w:t>
+              <w:t>(paata bhedam)</w:t>
             </w:r>
           </w:p>
           <w:p>
@@ -39286,15 +38842,7 @@
                 <w:sz w:val="28"/>
                 <w:szCs w:val="28"/>
               </w:rPr>
-              <w:t>3-8-2-</w:t>
-            </w:r>
-            <w:proofErr w:type="gramStart"/>
-            <w:r>
-              <w:rPr>
-                <w:sz w:val="28"/>
-                <w:szCs w:val="28"/>
-              </w:rPr>
-              <w:t xml:space="preserve">1  </w:t>
+              <w:t xml:space="preserve">3-8-2-1  </w:t>
             </w:r>
             <w:r>
               <w:rPr>
@@ -39303,7 +38851,6 @@
               </w:rPr>
               <w:t>Dasini</w:t>
             </w:r>
-            <w:proofErr w:type="gramEnd"/>
             <w:r>
               <w:rPr>
                 <w:sz w:val="28"/>
@@ -39734,25 +39281,7 @@
                 <w:sz w:val="28"/>
                 <w:szCs w:val="28"/>
               </w:rPr>
-              <w:t>(</w:t>
-            </w:r>
-            <w:proofErr w:type="gramStart"/>
-            <w:r>
-              <w:rPr>
-                <w:rFonts w:cs="Arial"/>
-                <w:sz w:val="28"/>
-                <w:szCs w:val="28"/>
-              </w:rPr>
-              <w:t>paata</w:t>
-            </w:r>
-            <w:proofErr w:type="gramEnd"/>
-            <w:r>
-              <w:rPr>
-                <w:rFonts w:cs="Arial"/>
-                <w:sz w:val="28"/>
-                <w:szCs w:val="28"/>
-              </w:rPr>
-              <w:t xml:space="preserve"> bhedam.</w:t>
+              <w:t>(paata bhedam.</w:t>
             </w:r>
           </w:p>
         </w:tc>
@@ -40705,23 +40234,7 @@
                 <w:rFonts w:cs="Arial"/>
                 <w:szCs w:val="24"/>
               </w:rPr>
-              <w:t xml:space="preserve"> r. is followed by </w:t>
-            </w:r>
-            <w:proofErr w:type="gramStart"/>
-            <w:r>
-              <w:rPr>
-                <w:rFonts w:cs="Arial"/>
-                <w:szCs w:val="24"/>
-              </w:rPr>
-              <w:t>Sha,Sa</w:t>
-            </w:r>
-            <w:proofErr w:type="gramEnd"/>
-            <w:r>
-              <w:rPr>
-                <w:rFonts w:cs="Arial"/>
-                <w:szCs w:val="24"/>
-              </w:rPr>
-              <w:t xml:space="preserve">, ha or Ru </w:t>
+              <w:t xml:space="preserve"> r. is followed by Sha,Sa, ha or Ru </w:t>
             </w:r>
           </w:p>
           <w:p>
@@ -40772,7 +40285,6 @@
               </w:rPr>
               <w:t xml:space="preserve"> </w:t>
             </w:r>
-            <w:proofErr w:type="gramStart"/>
             <w:r>
               <w:rPr>
                 <w:rFonts w:ascii="BRH Devanagari Extra" w:hAnsi="BRH Devanagari Extra" w:cs="BRH Devanagari Extra"/>
@@ -40790,7 +40302,6 @@
               </w:rPr>
               <w:t>wÉ</w:t>
             </w:r>
-            <w:proofErr w:type="gramEnd"/>
           </w:p>
         </w:tc>
         <w:tc>
@@ -40813,25 +40324,7 @@
                 <w:sz w:val="28"/>
                 <w:szCs w:val="28"/>
               </w:rPr>
-              <w:t xml:space="preserve">Not to be followed when the the letter following r is a conjunct consonant of </w:t>
-            </w:r>
-            <w:proofErr w:type="gramStart"/>
-            <w:r>
-              <w:rPr>
-                <w:rFonts w:cs="Arial"/>
-                <w:sz w:val="28"/>
-                <w:szCs w:val="28"/>
-              </w:rPr>
-              <w:t>ha,sha</w:t>
-            </w:r>
-            <w:proofErr w:type="gramEnd"/>
-            <w:r>
-              <w:rPr>
-                <w:rFonts w:cs="Arial"/>
-                <w:sz w:val="28"/>
-                <w:szCs w:val="28"/>
-              </w:rPr>
-              <w:t>,Sa etc.</w:t>
+              <w:t>Not to be followed when the the letter following r is a conjunct consonant of ha,sha,Sa etc.</w:t>
             </w:r>
           </w:p>
         </w:tc>
@@ -41001,7 +40494,6 @@
               </w:rPr>
               <w:t xml:space="preserve"> </w:t>
             </w:r>
-            <w:proofErr w:type="gramStart"/>
             <w:r>
               <w:rPr>
                 <w:rFonts w:ascii="BRH Devanagari Extra" w:hAnsi="BRH Devanagari Extra" w:cs="BRH Devanagari Extra"/>
@@ -41031,7 +40523,6 @@
               </w:rPr>
               <w:t>rÉ</w:t>
             </w:r>
-            <w:proofErr w:type="gramEnd"/>
             <w:r>
               <w:rPr>
                 <w:rFonts w:ascii="Latha" w:hAnsi="Latha" w:cs="Latha" w:hint="cs"/>
@@ -41355,29 +40846,7 @@
                 <w:szCs w:val="28"/>
                 <w:lang w:bidi="ta-IN"/>
               </w:rPr>
-              <w:t xml:space="preserve"> if the previous </w:t>
-            </w:r>
-            <w:proofErr w:type="gramStart"/>
-            <w:r>
-              <w:rPr>
-                <w:rFonts w:cs="Arial"/>
-                <w:b/>
-                <w:sz w:val="28"/>
-                <w:szCs w:val="28"/>
-                <w:lang w:bidi="ta-IN"/>
-              </w:rPr>
-              <w:t>word</w:t>
-            </w:r>
-            <w:proofErr w:type="gramEnd"/>
-            <w:r>
-              <w:rPr>
-                <w:rFonts w:cs="Arial"/>
-                <w:b/>
-                <w:sz w:val="28"/>
-                <w:szCs w:val="28"/>
-                <w:lang w:bidi="ta-IN"/>
-              </w:rPr>
-              <w:t xml:space="preserve"> is anudAttam</w:t>
+              <w:t xml:space="preserve"> if the previous word is anudAttam</w:t>
             </w:r>
             <w:r>
               <w:rPr>
